--- a/docs/SWCC Summer-Fall 2025 Schedule.docx
+++ b/docs/SWCC Summer-Fall 2025 Schedule.docx
@@ -331,7 +331,9 @@
           <w:p>
             <w:pPr>
               <w:rPr>
-                <w:color w:val="0000FF"/>
+                <w:b/>
+                <w:bCs/>
+                <w:color w:val="FF0000"/>
                 <w:sz w:val="20"/>
                 <w:szCs w:val="20"/>
               </w:rPr>
@@ -340,12 +342,11 @@
               <w:rPr>
                 <w:b/>
                 <w:bCs/>
-                <w:spacing w:val="-4"/>
-                <w:w w:val="110"/>
-                <w:sz w:val="20"/>
-                <w:szCs w:val="20"/>
-              </w:rPr>
-              <w:t>Aug. 7</w:t>
+                <w:color w:val="FF0000"/>
+                <w:sz w:val="20"/>
+                <w:szCs w:val="20"/>
+              </w:rPr>
+              <w:t>Aug. 14</w:t>
             </w:r>
           </w:p>
         </w:tc>
@@ -363,7 +364,7 @@
             <w:pPr>
               <w:rPr>
                 <w:b/>
-                <w:color w:val="0000FF"/>
+                <w:color w:val="FF0000"/>
                 <w:sz w:val="20"/>
                 <w:szCs w:val="20"/>
               </w:rPr>
@@ -371,18 +372,11 @@
             <w:r>
               <w:rPr>
                 <w:b/>
-                <w:sz w:val="20"/>
-                <w:szCs w:val="20"/>
-              </w:rPr>
-              <w:t xml:space="preserve">Joe Crothers Memorial SWCC Chp – Rd </w:t>
-            </w:r>
-            <w:r>
-              <w:rPr>
-                <w:b/>
-                <w:sz w:val="20"/>
-                <w:szCs w:val="20"/>
-              </w:rPr>
-              <w:t>3</w:t>
+                <w:color w:val="FF0000"/>
+                <w:sz w:val="20"/>
+                <w:szCs w:val="20"/>
+              </w:rPr>
+              <w:t>No Chess – Village Hall Closed</w:t>
             </w:r>
           </w:p>
         </w:tc>
@@ -401,7 +395,7 @@
               <w:rPr>
                 <w:b/>
                 <w:bCs/>
-                <w:color w:val="385623" w:themeColor="accent6" w:themeShade="80"/>
+                <w:color w:val="C00000"/>
                 <w:sz w:val="20"/>
                 <w:szCs w:val="20"/>
               </w:rPr>
@@ -410,13 +404,25 @@
               <w:rPr>
                 <w:b/>
                 <w:bCs/>
-                <w:color w:val="385623" w:themeColor="accent6" w:themeShade="80"/>
+                <w:color w:val="C00000"/>
                 <w:spacing w:val="-4"/>
                 <w:w w:val="110"/>
                 <w:sz w:val="20"/>
                 <w:szCs w:val="20"/>
               </w:rPr>
-              <w:t>Oct. 2</w:t>
+              <w:t xml:space="preserve">Oct. </w:t>
+            </w:r>
+            <w:r>
+              <w:rPr>
+                <w:b/>
+                <w:bCs/>
+                <w:color w:val="C00000"/>
+                <w:spacing w:val="-4"/>
+                <w:w w:val="110"/>
+                <w:sz w:val="20"/>
+                <w:szCs w:val="20"/>
+              </w:rPr>
+              <w:t>4</w:t>
             </w:r>
           </w:p>
         </w:tc>
@@ -435,7 +441,7 @@
               <w:rPr>
                 <w:b/>
                 <w:bCs/>
-                <w:color w:val="385623" w:themeColor="accent6" w:themeShade="80"/>
+                <w:color w:val="C00000"/>
                 <w:sz w:val="20"/>
                 <w:szCs w:val="20"/>
               </w:rPr>
@@ -443,12 +449,11 @@
             <w:r>
               <w:rPr>
                 <w:b/>
-                <w:bCs/>
-                <w:color w:val="385623" w:themeColor="accent6" w:themeShade="80"/>
-                <w:sz w:val="20"/>
-                <w:szCs w:val="20"/>
-              </w:rPr>
-              <w:t>Speedy Gonzalez Action Swiss (3 rounds, one night)</w:t>
+                <w:color w:val="C00000"/>
+                <w:sz w:val="20"/>
+                <w:szCs w:val="20"/>
+              </w:rPr>
+              <w:t>Hales Corners Challenge XXXVII (Saturday)</w:t>
             </w:r>
           </w:p>
         </w:tc>
@@ -470,7 +475,7 @@
           <w:p>
             <w:pPr>
               <w:rPr>
-                <w:color w:val="0000FF"/>
+                <w:color w:val="FF0000"/>
                 <w:sz w:val="20"/>
                 <w:szCs w:val="20"/>
               </w:rPr>
@@ -479,12 +484,31 @@
               <w:rPr>
                 <w:b/>
                 <w:bCs/>
-                <w:spacing w:val="-4"/>
-                <w:w w:val="110"/>
-                <w:sz w:val="20"/>
-                <w:szCs w:val="20"/>
-              </w:rPr>
-              <w:t>Aug. 14</w:t>
+                <w:color w:val="FF0000"/>
+                <w:sz w:val="20"/>
+                <w:szCs w:val="20"/>
+              </w:rPr>
+              <w:t xml:space="preserve">Aug. </w:t>
+            </w:r>
+            <w:r>
+              <w:rPr>
+                <w:b/>
+                <w:bCs/>
+                <w:color w:val="FF0000"/>
+                <w:sz w:val="20"/>
+                <w:szCs w:val="20"/>
+              </w:rPr>
+              <w:t>2</w:t>
+            </w:r>
+            <w:r>
+              <w:rPr>
+                <w:b/>
+                <w:bCs/>
+                <w:color w:val="FF0000"/>
+                <w:sz w:val="20"/>
+                <w:szCs w:val="20"/>
+              </w:rPr>
+              <w:t>1</w:t>
             </w:r>
           </w:p>
         </w:tc>
@@ -501,7 +525,7 @@
           <w:p>
             <w:pPr>
               <w:rPr>
-                <w:color w:val="0000FF"/>
+                <w:color w:val="FF0000"/>
                 <w:sz w:val="20"/>
                 <w:szCs w:val="20"/>
               </w:rPr>
@@ -509,18 +533,11 @@
             <w:r>
               <w:rPr>
                 <w:b/>
-                <w:sz w:val="20"/>
-                <w:szCs w:val="20"/>
-              </w:rPr>
-              <w:t xml:space="preserve">Joe Crothers Memorial SWCC Chp – Rd </w:t>
-            </w:r>
-            <w:r>
-              <w:rPr>
-                <w:b/>
-                <w:sz w:val="20"/>
-                <w:szCs w:val="20"/>
-              </w:rPr>
-              <w:t>4</w:t>
+                <w:color w:val="FF0000"/>
+                <w:sz w:val="20"/>
+                <w:szCs w:val="20"/>
+              </w:rPr>
+              <w:t>No Chess – Village Hall Closed</w:t>
             </w:r>
           </w:p>
         </w:tc>
@@ -539,7 +556,7 @@
               <w:rPr>
                 <w:b/>
                 <w:bCs/>
-                <w:color w:val="0000FF"/>
+                <w:color w:val="385623" w:themeColor="accent6" w:themeShade="80"/>
                 <w:sz w:val="20"/>
                 <w:szCs w:val="20"/>
                 <w:highlight w:val="yellow"/>
@@ -550,12 +567,30 @@
                 <w:b/>
                 <w:bCs/>
                 <w:color w:val="0000FF"/>
-                <w:spacing w:val="-4"/>
-                <w:w w:val="110"/>
-                <w:sz w:val="20"/>
-                <w:szCs w:val="20"/>
-              </w:rPr>
-              <w:t>Oct. 4</w:t>
+                <w:sz w:val="20"/>
+                <w:szCs w:val="20"/>
+              </w:rPr>
+              <w:t>Oct</w:t>
+            </w:r>
+            <w:r>
+              <w:rPr>
+                <w:b/>
+                <w:bCs/>
+                <w:color w:val="0000FF"/>
+                <w:sz w:val="20"/>
+                <w:szCs w:val="20"/>
+              </w:rPr>
+              <w:t xml:space="preserve">. </w:t>
+            </w:r>
+            <w:r>
+              <w:rPr>
+                <w:b/>
+                <w:bCs/>
+                <w:color w:val="0000FF"/>
+                <w:sz w:val="20"/>
+                <w:szCs w:val="20"/>
+              </w:rPr>
+              <w:t>9</w:t>
             </w:r>
           </w:p>
         </w:tc>
@@ -583,11 +618,34 @@
             <w:r>
               <w:rPr>
                 <w:b/>
+                <w:bCs/>
                 <w:color w:val="0000FF"/>
                 <w:sz w:val="20"/>
                 <w:szCs w:val="20"/>
               </w:rPr>
-              <w:t>Hales Corners Challenge XXXVII (Saturday)</w:t>
+              <w:t xml:space="preserve">Bugs Bunny Blunders a Bishop </w:t>
+            </w:r>
+            <w:proofErr w:type="gramStart"/>
+            <w:r>
+              <w:rPr>
+                <w:b/>
+                <w:bCs/>
+                <w:color w:val="0000FF"/>
+                <w:sz w:val="20"/>
+                <w:szCs w:val="20"/>
+              </w:rPr>
+              <w:t>Swiss  -</w:t>
+            </w:r>
+            <w:proofErr w:type="gramEnd"/>
+            <w:r>
+              <w:rPr>
+                <w:b/>
+                <w:bCs/>
+                <w:color w:val="0000FF"/>
+                <w:sz w:val="20"/>
+                <w:szCs w:val="20"/>
+              </w:rPr>
+              <w:t xml:space="preserve"> Rd 4</w:t>
             </w:r>
           </w:p>
         </w:tc>
@@ -623,7 +681,7 @@
                 <w:sz w:val="20"/>
                 <w:szCs w:val="20"/>
               </w:rPr>
-              <w:t>Aug. 21</w:t>
+              <w:t>Aug. 28</w:t>
             </w:r>
           </w:p>
         </w:tc>
@@ -651,15 +709,33 @@
                 <w:sz w:val="20"/>
                 <w:szCs w:val="20"/>
               </w:rPr>
-              <w:t xml:space="preserve">Joe Crothers Memorial SWCC Chp – Rd </w:t>
-            </w:r>
-            <w:r>
-              <w:rPr>
-                <w:b/>
-                <w:sz w:val="20"/>
-                <w:szCs w:val="20"/>
-              </w:rPr>
-              <w:t>5</w:t>
+              <w:t xml:space="preserve">Joe Crothers Memorial SWCC </w:t>
+            </w:r>
+            <w:proofErr w:type="spellStart"/>
+            <w:r>
+              <w:rPr>
+                <w:b/>
+                <w:sz w:val="20"/>
+                <w:szCs w:val="20"/>
+              </w:rPr>
+              <w:t>Chp</w:t>
+            </w:r>
+            <w:proofErr w:type="spellEnd"/>
+            <w:r>
+              <w:rPr>
+                <w:b/>
+                <w:sz w:val="20"/>
+                <w:szCs w:val="20"/>
+              </w:rPr>
+              <w:t xml:space="preserve"> – Rd </w:t>
+            </w:r>
+            <w:r>
+              <w:rPr>
+                <w:b/>
+                <w:sz w:val="20"/>
+                <w:szCs w:val="20"/>
+              </w:rPr>
+              <w:t>4</w:t>
             </w:r>
           </w:p>
         </w:tc>
@@ -685,13 +761,25 @@
               <w:rPr>
                 <w:b/>
                 <w:bCs/>
-                <w:color w:val="7030A0"/>
+                <w:color w:val="385623" w:themeColor="accent6" w:themeShade="80"/>
                 <w:spacing w:val="-4"/>
                 <w:w w:val="110"/>
                 <w:sz w:val="20"/>
                 <w:szCs w:val="20"/>
               </w:rPr>
-              <w:t>Oct. 9</w:t>
+              <w:t xml:space="preserve">Oct. </w:t>
+            </w:r>
+            <w:r>
+              <w:rPr>
+                <w:b/>
+                <w:bCs/>
+                <w:color w:val="385623" w:themeColor="accent6" w:themeShade="80"/>
+                <w:spacing w:val="-4"/>
+                <w:w w:val="110"/>
+                <w:sz w:val="20"/>
+                <w:szCs w:val="20"/>
+              </w:rPr>
+              <w:t>16</w:t>
             </w:r>
           </w:p>
         </w:tc>
@@ -716,29 +804,12 @@
             <w:r>
               <w:rPr>
                 <w:b/>
-                <w:color w:val="7030A0"/>
-                <w:sz w:val="20"/>
-                <w:szCs w:val="20"/>
-              </w:rPr>
-              <w:t>Garfield Gambits a Pawn Swiss</w:t>
-            </w:r>
-            <w:r>
-              <w:rPr>
-                <w:b/>
-                <w:color w:val="7030A0"/>
-                <w:sz w:val="20"/>
-                <w:szCs w:val="20"/>
-              </w:rPr>
-              <w:t xml:space="preserve"> – Rd </w:t>
-            </w:r>
-            <w:r>
-              <w:rPr>
-                <w:b/>
-                <w:color w:val="7030A0"/>
-                <w:sz w:val="20"/>
-                <w:szCs w:val="20"/>
-              </w:rPr>
-              <w:t>1</w:t>
+                <w:bCs/>
+                <w:color w:val="385623" w:themeColor="accent6" w:themeShade="80"/>
+                <w:sz w:val="20"/>
+                <w:szCs w:val="20"/>
+              </w:rPr>
+              <w:t>Speedy Gonzalez Action Swiss (3 rounds, one night)</w:t>
             </w:r>
           </w:p>
         </w:tc>
@@ -774,12 +845,11 @@
               <w:rPr>
                 <w:b/>
                 <w:bCs/>
-                <w:spacing w:val="-4"/>
-                <w:w w:val="110"/>
-                <w:sz w:val="20"/>
-                <w:szCs w:val="20"/>
-              </w:rPr>
-              <w:t>Aug. 28</w:t>
+                <w:color w:val="000000" w:themeColor="text1"/>
+                <w:sz w:val="20"/>
+                <w:szCs w:val="20"/>
+              </w:rPr>
+              <w:t>Sep. 4</w:t>
             </w:r>
           </w:p>
         </w:tc>
@@ -809,15 +879,33 @@
                 <w:sz w:val="20"/>
                 <w:szCs w:val="20"/>
               </w:rPr>
-              <w:t xml:space="preserve">Joe Crothers Memorial SWCC Chp – Rd </w:t>
-            </w:r>
-            <w:r>
-              <w:rPr>
-                <w:b/>
-                <w:sz w:val="20"/>
-                <w:szCs w:val="20"/>
-              </w:rPr>
-              <w:t>6</w:t>
+              <w:t xml:space="preserve">Joe Crothers Memorial SWCC </w:t>
+            </w:r>
+            <w:proofErr w:type="spellStart"/>
+            <w:r>
+              <w:rPr>
+                <w:b/>
+                <w:sz w:val="20"/>
+                <w:szCs w:val="20"/>
+              </w:rPr>
+              <w:t>Chp</w:t>
+            </w:r>
+            <w:proofErr w:type="spellEnd"/>
+            <w:r>
+              <w:rPr>
+                <w:b/>
+                <w:sz w:val="20"/>
+                <w:szCs w:val="20"/>
+              </w:rPr>
+              <w:t xml:space="preserve"> – Rd </w:t>
+            </w:r>
+            <w:r>
+              <w:rPr>
+                <w:b/>
+                <w:sz w:val="20"/>
+                <w:szCs w:val="20"/>
+              </w:rPr>
+              <w:t>5</w:t>
             </w:r>
           </w:p>
         </w:tc>
@@ -853,7 +941,19 @@
                 <w:sz w:val="20"/>
                 <w:szCs w:val="20"/>
               </w:rPr>
-              <w:t>Oct. 16</w:t>
+              <w:t xml:space="preserve">Oct. </w:t>
+            </w:r>
+            <w:r>
+              <w:rPr>
+                <w:b/>
+                <w:bCs/>
+                <w:color w:val="7030A0"/>
+                <w:spacing w:val="-4"/>
+                <w:w w:val="110"/>
+                <w:sz w:val="20"/>
+                <w:szCs w:val="20"/>
+              </w:rPr>
+              <w:t>23</w:t>
             </w:r>
           </w:p>
         </w:tc>
@@ -901,7 +1001,7 @@
                 <w:sz w:val="20"/>
                 <w:szCs w:val="20"/>
               </w:rPr>
-              <w:t>2</w:t>
+              <w:t>1</w:t>
             </w:r>
           </w:p>
         </w:tc>
@@ -934,11 +1034,21 @@
               <w:rPr>
                 <w:b/>
                 <w:bCs/>
-                <w:color w:val="0000FF"/>
-                <w:sz w:val="20"/>
-                <w:szCs w:val="20"/>
-              </w:rPr>
-              <w:t>Sep. 4</w:t>
+                <w:color w:val="000000" w:themeColor="text1"/>
+                <w:sz w:val="20"/>
+                <w:szCs w:val="20"/>
+              </w:rPr>
+              <w:t xml:space="preserve">Sep. </w:t>
+            </w:r>
+            <w:r>
+              <w:rPr>
+                <w:b/>
+                <w:bCs/>
+                <w:color w:val="000000" w:themeColor="text1"/>
+                <w:sz w:val="20"/>
+                <w:szCs w:val="20"/>
+              </w:rPr>
+              <w:t>11</w:t>
             </w:r>
           </w:p>
         </w:tc>
@@ -965,12 +1075,36 @@
             <w:r>
               <w:rPr>
                 <w:b/>
-                <w:bCs/>
-                <w:color w:val="0000FF"/>
-                <w:sz w:val="20"/>
-                <w:szCs w:val="20"/>
-              </w:rPr>
-              <w:t>Bugs Bunny Blunders a Bishop Swiss  - Rd 1</w:t>
+                <w:sz w:val="20"/>
+                <w:szCs w:val="20"/>
+              </w:rPr>
+              <w:t xml:space="preserve">Joe Crothers Memorial SWCC </w:t>
+            </w:r>
+            <w:proofErr w:type="spellStart"/>
+            <w:r>
+              <w:rPr>
+                <w:b/>
+                <w:sz w:val="20"/>
+                <w:szCs w:val="20"/>
+              </w:rPr>
+              <w:t>Chp</w:t>
+            </w:r>
+            <w:proofErr w:type="spellEnd"/>
+            <w:r>
+              <w:rPr>
+                <w:b/>
+                <w:sz w:val="20"/>
+                <w:szCs w:val="20"/>
+              </w:rPr>
+              <w:t xml:space="preserve"> – Rd </w:t>
+            </w:r>
+            <w:r>
+              <w:rPr>
+                <w:b/>
+                <w:sz w:val="20"/>
+                <w:szCs w:val="20"/>
+              </w:rPr>
+              <w:t>6</w:t>
             </w:r>
           </w:p>
         </w:tc>
@@ -1001,7 +1135,7 @@
                 <w:sz w:val="20"/>
                 <w:szCs w:val="20"/>
               </w:rPr>
-              <w:t xml:space="preserve">Oct. </w:t>
+              <w:t>Oct. 3</w:t>
             </w:r>
             <w:r>
               <w:rPr>
@@ -1013,7 +1147,7 @@
                 <w:sz w:val="20"/>
                 <w:szCs w:val="20"/>
               </w:rPr>
-              <w:t>23</w:t>
+              <w:t>0</w:t>
             </w:r>
           </w:p>
         </w:tc>
@@ -1060,7 +1194,7 @@
                 <w:sz w:val="20"/>
                 <w:szCs w:val="20"/>
               </w:rPr>
-              <w:t>3</w:t>
+              <w:t>2</w:t>
             </w:r>
           </w:p>
         </w:tc>
@@ -1099,7 +1233,17 @@
                 <w:sz w:val="20"/>
                 <w:szCs w:val="20"/>
               </w:rPr>
-              <w:t>Sep. 11</w:t>
+              <w:t>Sep. 1</w:t>
+            </w:r>
+            <w:r>
+              <w:rPr>
+                <w:b/>
+                <w:bCs/>
+                <w:color w:val="0000FF"/>
+                <w:sz w:val="20"/>
+                <w:szCs w:val="20"/>
+              </w:rPr>
+              <w:t>8</w:t>
             </w:r>
           </w:p>
         </w:tc>
@@ -1130,7 +1274,39 @@
                 <w:sz w:val="20"/>
                 <w:szCs w:val="20"/>
               </w:rPr>
-              <w:t>Bugs Bunny Blunders a Bishop Swiss  - Rd 2</w:t>
+              <w:t xml:space="preserve">Bugs Bunny Blunders a Bishop </w:t>
+            </w:r>
+            <w:proofErr w:type="gramStart"/>
+            <w:r>
+              <w:rPr>
+                <w:b/>
+                <w:bCs/>
+                <w:color w:val="0000FF"/>
+                <w:sz w:val="20"/>
+                <w:szCs w:val="20"/>
+              </w:rPr>
+              <w:t>Swiss  -</w:t>
+            </w:r>
+            <w:proofErr w:type="gramEnd"/>
+            <w:r>
+              <w:rPr>
+                <w:b/>
+                <w:bCs/>
+                <w:color w:val="0000FF"/>
+                <w:sz w:val="20"/>
+                <w:szCs w:val="20"/>
+              </w:rPr>
+              <w:t xml:space="preserve"> Rd </w:t>
+            </w:r>
+            <w:r>
+              <w:rPr>
+                <w:b/>
+                <w:bCs/>
+                <w:color w:val="0000FF"/>
+                <w:sz w:val="20"/>
+                <w:szCs w:val="20"/>
+              </w:rPr>
+              <w:t>1</w:t>
             </w:r>
           </w:p>
         </w:tc>
@@ -1166,7 +1342,31 @@
                 <w:sz w:val="20"/>
                 <w:szCs w:val="20"/>
               </w:rPr>
-              <w:t>Oct. 30</w:t>
+              <w:t>Nov</w:t>
+            </w:r>
+            <w:r>
+              <w:rPr>
+                <w:b/>
+                <w:bCs/>
+                <w:color w:val="7030A0"/>
+                <w:spacing w:val="-4"/>
+                <w:w w:val="110"/>
+                <w:sz w:val="20"/>
+                <w:szCs w:val="20"/>
+              </w:rPr>
+              <w:t xml:space="preserve">. </w:t>
+            </w:r>
+            <w:r>
+              <w:rPr>
+                <w:b/>
+                <w:bCs/>
+                <w:color w:val="7030A0"/>
+                <w:spacing w:val="-4"/>
+                <w:w w:val="110"/>
+                <w:sz w:val="20"/>
+                <w:szCs w:val="20"/>
+              </w:rPr>
+              <w:t>6</w:t>
             </w:r>
           </w:p>
         </w:tc>
@@ -1214,7 +1414,7 @@
                 <w:sz w:val="20"/>
                 <w:szCs w:val="20"/>
               </w:rPr>
-              <w:t>4</w:t>
+              <w:t>3</w:t>
             </w:r>
           </w:p>
         </w:tc>
@@ -1251,7 +1451,17 @@
                 <w:sz w:val="20"/>
                 <w:szCs w:val="20"/>
               </w:rPr>
-              <w:t>Sep. 18</w:t>
+              <w:t xml:space="preserve">Sep. </w:t>
+            </w:r>
+            <w:r>
+              <w:rPr>
+                <w:b/>
+                <w:bCs/>
+                <w:color w:val="0000FF"/>
+                <w:sz w:val="20"/>
+                <w:szCs w:val="20"/>
+              </w:rPr>
+              <w:t>25</w:t>
             </w:r>
           </w:p>
         </w:tc>
@@ -1281,7 +1491,39 @@
                 <w:sz w:val="20"/>
                 <w:szCs w:val="20"/>
               </w:rPr>
-              <w:t>Bugs Bunny Blunders a Bishop Swiss  - Rd 3</w:t>
+              <w:t xml:space="preserve">Bugs Bunny Blunders a Bishop </w:t>
+            </w:r>
+            <w:proofErr w:type="gramStart"/>
+            <w:r>
+              <w:rPr>
+                <w:b/>
+                <w:bCs/>
+                <w:color w:val="0000FF"/>
+                <w:sz w:val="20"/>
+                <w:szCs w:val="20"/>
+              </w:rPr>
+              <w:t>Swiss  -</w:t>
+            </w:r>
+            <w:proofErr w:type="gramEnd"/>
+            <w:r>
+              <w:rPr>
+                <w:b/>
+                <w:bCs/>
+                <w:color w:val="0000FF"/>
+                <w:sz w:val="20"/>
+                <w:szCs w:val="20"/>
+              </w:rPr>
+              <w:t xml:space="preserve"> Rd </w:t>
+            </w:r>
+            <w:r>
+              <w:rPr>
+                <w:b/>
+                <w:bCs/>
+                <w:color w:val="0000FF"/>
+                <w:sz w:val="20"/>
+                <w:szCs w:val="20"/>
+              </w:rPr>
+              <w:t>2</w:t>
             </w:r>
           </w:p>
         </w:tc>
@@ -1317,7 +1559,19 @@
                 <w:sz w:val="20"/>
                 <w:szCs w:val="20"/>
               </w:rPr>
-              <w:t>Nov. 6</w:t>
+              <w:t xml:space="preserve">Nov. </w:t>
+            </w:r>
+            <w:r>
+              <w:rPr>
+                <w:b/>
+                <w:bCs/>
+                <w:color w:val="7030A0"/>
+                <w:spacing w:val="-4"/>
+                <w:w w:val="110"/>
+                <w:sz w:val="20"/>
+                <w:szCs w:val="20"/>
+              </w:rPr>
+              <w:t>13</w:t>
             </w:r>
           </w:p>
         </w:tc>
@@ -1366,7 +1620,7 @@
                 <w:sz w:val="20"/>
                 <w:szCs w:val="20"/>
               </w:rPr>
-              <w:t>5</w:t>
+              <w:t>4</w:t>
             </w:r>
           </w:p>
         </w:tc>
@@ -1403,7 +1657,17 @@
                 <w:sz w:val="20"/>
                 <w:szCs w:val="20"/>
               </w:rPr>
-              <w:t>Sep. 25</w:t>
+              <w:t>Oct</w:t>
+            </w:r>
+            <w:r>
+              <w:rPr>
+                <w:b/>
+                <w:bCs/>
+                <w:color w:val="0000FF"/>
+                <w:sz w:val="20"/>
+                <w:szCs w:val="20"/>
+              </w:rPr>
+              <w:t>. 2</w:t>
             </w:r>
           </w:p>
         </w:tc>
@@ -1433,7 +1697,39 @@
                 <w:sz w:val="20"/>
                 <w:szCs w:val="20"/>
               </w:rPr>
-              <w:t>Bugs Bunny Blunders a Bishop Swiss  - Rd 4</w:t>
+              <w:t xml:space="preserve">Bugs Bunny Blunders a Bishop </w:t>
+            </w:r>
+            <w:proofErr w:type="gramStart"/>
+            <w:r>
+              <w:rPr>
+                <w:b/>
+                <w:bCs/>
+                <w:color w:val="0000FF"/>
+                <w:sz w:val="20"/>
+                <w:szCs w:val="20"/>
+              </w:rPr>
+              <w:t>Swiss  -</w:t>
+            </w:r>
+            <w:proofErr w:type="gramEnd"/>
+            <w:r>
+              <w:rPr>
+                <w:b/>
+                <w:bCs/>
+                <w:color w:val="0000FF"/>
+                <w:sz w:val="20"/>
+                <w:szCs w:val="20"/>
+              </w:rPr>
+              <w:t xml:space="preserve"> Rd </w:t>
+            </w:r>
+            <w:r>
+              <w:rPr>
+                <w:b/>
+                <w:bCs/>
+                <w:color w:val="0000FF"/>
+                <w:sz w:val="20"/>
+                <w:szCs w:val="20"/>
+              </w:rPr>
+              <w:t>3</w:t>
             </w:r>
           </w:p>
         </w:tc>
@@ -1469,7 +1765,19 @@
                 <w:sz w:val="18"/>
                 <w:szCs w:val="18"/>
               </w:rPr>
-              <w:t>Nov. 13</w:t>
+              <w:t xml:space="preserve">Nov. </w:t>
+            </w:r>
+            <w:r>
+              <w:rPr>
+                <w:b/>
+                <w:bCs/>
+                <w:color w:val="0000FF"/>
+                <w:spacing w:val="-4"/>
+                <w:w w:val="110"/>
+                <w:sz w:val="18"/>
+                <w:szCs w:val="18"/>
+              </w:rPr>
+              <w:t>20</w:t>
             </w:r>
           </w:p>
         </w:tc>
@@ -2324,6 +2632,7 @@
         </w:rPr>
         <w:t>noted as follows: A Game/</w:t>
       </w:r>
+      <w:proofErr w:type="gramStart"/>
       <w:r>
         <w:rPr>
           <w:b/>
@@ -2350,7 +2659,22 @@
           <w:sz w:val="22"/>
           <w:szCs w:val="22"/>
         </w:rPr>
-        <w:t xml:space="preserve">0 minute event with a 5-second delay is </w:t>
+        <w:t>0 minute</w:t>
+      </w:r>
+      <w:proofErr w:type="gramEnd"/>
+      <w:r>
+        <w:rPr>
+          <w:b/>
+          <w:bCs/>
+          <w:i/>
+          <w:iCs/>
+          <w:color w:val="6F2F9F"/>
+          <w:spacing w:val="-10"/>
+          <w:w w:val="115"/>
+          <w:sz w:val="22"/>
+          <w:szCs w:val="22"/>
+        </w:rPr>
+        <w:t xml:space="preserve"> event with a 5-second delay is </w:t>
       </w:r>
       <w:r>
         <w:rPr>
@@ -2366,6 +2690,7 @@
         </w:rPr>
         <w:t>abbreviated as G/</w:t>
       </w:r>
+      <w:proofErr w:type="gramStart"/>
       <w:r>
         <w:rPr>
           <w:b/>
@@ -2392,7 +2717,22 @@
           <w:sz w:val="22"/>
           <w:szCs w:val="22"/>
         </w:rPr>
-        <w:t>0;d5.</w:t>
+        <w:t>0;d</w:t>
+      </w:r>
+      <w:proofErr w:type="gramEnd"/>
+      <w:r>
+        <w:rPr>
+          <w:b/>
+          <w:bCs/>
+          <w:i/>
+          <w:iCs/>
+          <w:color w:val="6F2F9F"/>
+          <w:spacing w:val="-12"/>
+          <w:w w:val="115"/>
+          <w:sz w:val="22"/>
+          <w:szCs w:val="22"/>
+        </w:rPr>
+        <w:t>5.</w:t>
       </w:r>
     </w:p>
     <w:p>
@@ -2986,7 +3326,7 @@
           <w:szCs w:val="22"/>
           <w:u w:val="single"/>
         </w:rPr>
-        <w:t>&amp; August 7, 14</w:t>
+        <w:t>&amp; August 21</w:t>
       </w:r>
       <w:r>
         <w:rPr>
@@ -2995,7 +3335,7 @@
           <w:szCs w:val="22"/>
           <w:u w:val="single"/>
         </w:rPr>
-        <w:t>,</w:t>
+        <w:t>, 28</w:t>
       </w:r>
       <w:r>
         <w:rPr>
@@ -3004,130 +3344,194 @@
           <w:szCs w:val="22"/>
           <w:u w:val="single"/>
         </w:rPr>
-        <w:t xml:space="preserve"> 21</w:t>
-      </w:r>
-      <w:r>
-        <w:rPr>
-          <w:b/>
+        <w:t xml:space="preserve"> &amp; September 4, 11</w:t>
+      </w:r>
+    </w:p>
+    <w:p>
+      <w:pPr>
+        <w:rPr>
+          <w:b/>
+          <w:bCs/>
+          <w:sz w:val="22"/>
+          <w:szCs w:val="22"/>
+        </w:rPr>
+      </w:pPr>
+      <w:r>
+        <w:rPr>
+          <w:sz w:val="22"/>
+          <w:szCs w:val="22"/>
+        </w:rPr>
+        <w:t>6-Round Swiss in One Section. Game/</w:t>
+      </w:r>
+      <w:proofErr w:type="gramStart"/>
+      <w:r>
+        <w:rPr>
+          <w:sz w:val="22"/>
+          <w:szCs w:val="22"/>
+        </w:rPr>
+        <w:t>90;d</w:t>
+      </w:r>
+      <w:proofErr w:type="gramEnd"/>
+      <w:r>
+        <w:rPr>
+          <w:sz w:val="22"/>
+          <w:szCs w:val="22"/>
+        </w:rPr>
+        <w:t>5. USCF Rated. EF: $10.00 (must be a member to participate). SWCC membership $10 (can join prior to first round). (Two ½-point byes available in rounds 1 through 5, if requested at least 2-days in advance).  TD is Grochowski; ATD is Wainscott</w:t>
+      </w:r>
+      <w:proofErr w:type="gramStart"/>
+      <w:r>
+        <w:rPr>
+          <w:sz w:val="22"/>
+          <w:szCs w:val="22"/>
+        </w:rPr>
+        <w:t xml:space="preserve">  </w:t>
+      </w:r>
+      <w:r>
+        <w:rPr>
+          <w:color w:val="FF0000"/>
+          <w:sz w:val="22"/>
+          <w:szCs w:val="22"/>
+        </w:rPr>
+        <w:t xml:space="preserve"> </w:t>
+      </w:r>
+      <w:r>
+        <w:rPr>
+          <w:b/>
+          <w:bCs/>
+          <w:color w:val="FF0000"/>
+          <w:sz w:val="22"/>
+          <w:szCs w:val="22"/>
+        </w:rPr>
+        <w:t>(</w:t>
+      </w:r>
+      <w:proofErr w:type="gramEnd"/>
+      <w:r>
+        <w:rPr>
+          <w:b/>
+          <w:bCs/>
+          <w:color w:val="FF0000"/>
+          <w:sz w:val="22"/>
+          <w:szCs w:val="22"/>
+        </w:rPr>
+        <w:t>NOTE: No Chess on July 31</w:t>
+      </w:r>
+      <w:r>
+        <w:rPr>
+          <w:b/>
+          <w:bCs/>
+          <w:color w:val="FF0000"/>
+          <w:sz w:val="22"/>
+          <w:szCs w:val="22"/>
+          <w:vertAlign w:val="superscript"/>
+        </w:rPr>
+        <w:t>st</w:t>
+      </w:r>
+      <w:r>
+        <w:rPr>
+          <w:b/>
+          <w:bCs/>
+          <w:color w:val="FF0000"/>
+          <w:sz w:val="22"/>
+          <w:szCs w:val="22"/>
+        </w:rPr>
+        <w:t>)</w:t>
+      </w:r>
+    </w:p>
+    <w:p>
+      <w:pPr>
+        <w:rPr>
+          <w:sz w:val="22"/>
+          <w:szCs w:val="22"/>
+        </w:rPr>
+      </w:pPr>
+    </w:p>
+    <w:p>
+      <w:pPr>
+        <w:rPr>
+          <w:bCs/>
+          <w:color w:val="0000FF"/>
+          <w:sz w:val="22"/>
+          <w:szCs w:val="22"/>
+        </w:rPr>
+      </w:pPr>
+      <w:r>
+        <w:rPr>
+          <w:b/>
+          <w:bCs/>
+          <w:color w:val="0000FF"/>
           <w:sz w:val="22"/>
           <w:szCs w:val="22"/>
           <w:u w:val="single"/>
         </w:rPr>
-        <w:t>, &amp; 28</w:t>
-      </w:r>
-    </w:p>
-    <w:p>
-      <w:pPr>
-        <w:rPr>
-          <w:b/>
-          <w:bCs/>
-          <w:sz w:val="22"/>
-          <w:szCs w:val="22"/>
-        </w:rPr>
-      </w:pPr>
-      <w:r>
-        <w:rPr>
-          <w:sz w:val="22"/>
-          <w:szCs w:val="22"/>
-        </w:rPr>
-        <w:t xml:space="preserve">6-Round Swiss in One Section. Game/90;d5. USCF Rated. EF: $10.00 (must be a member to participate). SWCC membership $10 (can join prior to first round). (Two ½-point byes available in rounds 1 through 5, if requested at least 2-days in advance).  TD is Grochowski; ATD is Wainscott  </w:t>
-      </w:r>
-      <w:r>
-        <w:rPr>
-          <w:color w:val="FF0000"/>
-          <w:sz w:val="22"/>
-          <w:szCs w:val="22"/>
-        </w:rPr>
-        <w:t xml:space="preserve"> </w:t>
-      </w:r>
-      <w:r>
-        <w:rPr>
-          <w:b/>
-          <w:bCs/>
-          <w:color w:val="FF0000"/>
-          <w:sz w:val="22"/>
-          <w:szCs w:val="22"/>
-        </w:rPr>
-        <w:t>(NOTE: No Chess on July 31</w:t>
-      </w:r>
-      <w:r>
-        <w:rPr>
-          <w:b/>
-          <w:bCs/>
-          <w:color w:val="FF0000"/>
-          <w:sz w:val="22"/>
-          <w:szCs w:val="22"/>
-          <w:vertAlign w:val="superscript"/>
-        </w:rPr>
-        <w:t>st</w:t>
-      </w:r>
-      <w:r>
-        <w:rPr>
-          <w:b/>
-          <w:bCs/>
-          <w:color w:val="FF0000"/>
-          <w:sz w:val="22"/>
-          <w:szCs w:val="22"/>
-        </w:rPr>
-        <w:t>)</w:t>
-      </w:r>
-    </w:p>
-    <w:p>
-      <w:pPr>
-        <w:rPr>
-          <w:sz w:val="22"/>
-          <w:szCs w:val="22"/>
-        </w:rPr>
-      </w:pPr>
-    </w:p>
-    <w:p>
-      <w:pPr>
-        <w:rPr>
+        <w:t>Bugs Bunny Blunders a Bishop Swiss: September 18, 25</w:t>
+      </w:r>
+      <w:r>
+        <w:rPr>
+          <w:b/>
           <w:bCs/>
           <w:color w:val="0000FF"/>
           <w:sz w:val="22"/>
           <w:szCs w:val="22"/>
-        </w:rPr>
-      </w:pPr>
-      <w:r>
-        <w:rPr>
-          <w:b/>
-          <w:bCs/>
+          <w:u w:val="single"/>
+        </w:rPr>
+        <w:t xml:space="preserve"> &amp; October 4, 11</w:t>
+      </w:r>
+    </w:p>
+    <w:p>
+      <w:pPr>
+        <w:rPr>
           <w:color w:val="0000FF"/>
           <w:sz w:val="22"/>
           <w:szCs w:val="22"/>
+        </w:rPr>
+      </w:pPr>
+      <w:r>
+        <w:rPr>
+          <w:color w:val="0000FF"/>
+          <w:sz w:val="22"/>
+          <w:szCs w:val="22"/>
+        </w:rPr>
+        <w:t>4-Round Swiss in Two Sections (Open and U1600).  Game/</w:t>
+      </w:r>
+      <w:proofErr w:type="gramStart"/>
+      <w:r>
+        <w:rPr>
+          <w:color w:val="0000FF"/>
+          <w:sz w:val="22"/>
+          <w:szCs w:val="22"/>
+        </w:rPr>
+        <w:t>90;d</w:t>
+      </w:r>
+      <w:proofErr w:type="gramEnd"/>
+      <w:r>
+        <w:rPr>
+          <w:color w:val="0000FF"/>
+          <w:sz w:val="22"/>
+          <w:szCs w:val="22"/>
+        </w:rPr>
+        <w:t xml:space="preserve">5.  USCF Rated.  EF:  $10.00.  (One ½-point bye available for any round (except round four) if requested at least 2-days prior to round).  TD is Wainscott; ATD is Grochowski  </w:t>
+      </w:r>
+    </w:p>
+    <w:p>
+      <w:pPr>
+        <w:rPr>
+          <w:sz w:val="22"/>
+          <w:szCs w:val="22"/>
+        </w:rPr>
+      </w:pPr>
+    </w:p>
+    <w:p>
+      <w:pPr>
+        <w:rPr>
+          <w:b/>
+          <w:color w:val="385623" w:themeColor="accent6" w:themeShade="80"/>
+          <w:sz w:val="22"/>
+          <w:szCs w:val="22"/>
           <w:u w:val="single"/>
         </w:rPr>
-        <w:t>Bugs Bunny Blunders a Bishop Swiss: September 4, 11, 18, 25</w:t>
-      </w:r>
-    </w:p>
-    <w:p>
-      <w:pPr>
-        <w:rPr>
-          <w:color w:val="0000FF"/>
-          <w:sz w:val="22"/>
-          <w:szCs w:val="22"/>
-        </w:rPr>
-      </w:pPr>
-      <w:r>
-        <w:rPr>
-          <w:color w:val="0000FF"/>
-          <w:sz w:val="22"/>
-          <w:szCs w:val="22"/>
-        </w:rPr>
-        <w:t xml:space="preserve">4-Round Swiss in Two Sections (Open and U1600).  Game/90;d5.  USCF Rated.  EF:  $10.00.  (One ½-point bye available for any round (except round four) if requested at least 2-days prior to round).  TD is Wainscott; ATD is Grochowski  </w:t>
-      </w:r>
-    </w:p>
-    <w:p>
-      <w:pPr>
-        <w:rPr>
-          <w:sz w:val="22"/>
-          <w:szCs w:val="22"/>
-        </w:rPr>
-      </w:pPr>
-    </w:p>
-    <w:p>
-      <w:pPr>
+      </w:pPr>
+      <w:r>
         <w:rPr>
           <w:b/>
           <w:color w:val="385623" w:themeColor="accent6" w:themeShade="80"/>
@@ -3135,7 +3539,8 @@
           <w:szCs w:val="22"/>
           <w:u w:val="single"/>
         </w:rPr>
-      </w:pPr>
+        <w:t xml:space="preserve">Speedy Gonzalez Action Swiss: October </w:t>
+      </w:r>
       <w:r>
         <w:rPr>
           <w:b/>
@@ -3144,7 +3549,7 @@
           <w:szCs w:val="22"/>
           <w:u w:val="single"/>
         </w:rPr>
-        <w:t>Speedy Gonzalez Action Swiss: October 2</w:t>
+        <w:t>16</w:t>
       </w:r>
     </w:p>
     <w:p>
@@ -3161,7 +3566,97 @@
           <w:sz w:val="22"/>
           <w:szCs w:val="22"/>
         </w:rPr>
-        <w:t>3-round Swiss in two sections (G/25;d5 and G/24;d5). G25;d5 is dual-rated (regular and quick rated); G24;d5 is quick rated only.  EF: $5.00.  TD is Becker; ATC is Grochowski.</w:t>
+        <w:t>3-round Swiss in two sections (G/</w:t>
+      </w:r>
+      <w:proofErr w:type="gramStart"/>
+      <w:r>
+        <w:rPr>
+          <w:color w:val="385623" w:themeColor="accent6" w:themeShade="80"/>
+          <w:sz w:val="22"/>
+          <w:szCs w:val="22"/>
+        </w:rPr>
+        <w:t>25;d</w:t>
+      </w:r>
+      <w:proofErr w:type="gramEnd"/>
+      <w:r>
+        <w:rPr>
+          <w:color w:val="385623" w:themeColor="accent6" w:themeShade="80"/>
+          <w:sz w:val="22"/>
+          <w:szCs w:val="22"/>
+        </w:rPr>
+        <w:t>5 and G/</w:t>
+      </w:r>
+      <w:proofErr w:type="gramStart"/>
+      <w:r>
+        <w:rPr>
+          <w:color w:val="385623" w:themeColor="accent6" w:themeShade="80"/>
+          <w:sz w:val="22"/>
+          <w:szCs w:val="22"/>
+        </w:rPr>
+        <w:t>24;d</w:t>
+      </w:r>
+      <w:proofErr w:type="gramEnd"/>
+      <w:r>
+        <w:rPr>
+          <w:color w:val="385623" w:themeColor="accent6" w:themeShade="80"/>
+          <w:sz w:val="22"/>
+          <w:szCs w:val="22"/>
+        </w:rPr>
+        <w:t>5). G</w:t>
+      </w:r>
+      <w:proofErr w:type="gramStart"/>
+      <w:r>
+        <w:rPr>
+          <w:color w:val="385623" w:themeColor="accent6" w:themeShade="80"/>
+          <w:sz w:val="22"/>
+          <w:szCs w:val="22"/>
+        </w:rPr>
+        <w:t>25;d</w:t>
+      </w:r>
+      <w:proofErr w:type="gramEnd"/>
+      <w:r>
+        <w:rPr>
+          <w:color w:val="385623" w:themeColor="accent6" w:themeShade="80"/>
+          <w:sz w:val="22"/>
+          <w:szCs w:val="22"/>
+        </w:rPr>
+        <w:t xml:space="preserve">5 is </w:t>
+      </w:r>
+      <w:proofErr w:type="gramStart"/>
+      <w:r>
+        <w:rPr>
+          <w:color w:val="385623" w:themeColor="accent6" w:themeShade="80"/>
+          <w:sz w:val="22"/>
+          <w:szCs w:val="22"/>
+        </w:rPr>
+        <w:t>dual-rated</w:t>
+      </w:r>
+      <w:proofErr w:type="gramEnd"/>
+      <w:r>
+        <w:rPr>
+          <w:color w:val="385623" w:themeColor="accent6" w:themeShade="80"/>
+          <w:sz w:val="22"/>
+          <w:szCs w:val="22"/>
+        </w:rPr>
+        <w:t xml:space="preserve"> (regular and quick rated); G</w:t>
+      </w:r>
+      <w:proofErr w:type="gramStart"/>
+      <w:r>
+        <w:rPr>
+          <w:color w:val="385623" w:themeColor="accent6" w:themeShade="80"/>
+          <w:sz w:val="22"/>
+          <w:szCs w:val="22"/>
+        </w:rPr>
+        <w:t>24;d</w:t>
+      </w:r>
+      <w:proofErr w:type="gramEnd"/>
+      <w:r>
+        <w:rPr>
+          <w:color w:val="385623" w:themeColor="accent6" w:themeShade="80"/>
+          <w:sz w:val="22"/>
+          <w:szCs w:val="22"/>
+        </w:rPr>
+        <w:t>5 is quick rated only.  EF: $5.00.  TD is Becker; ATC is Grochowski.</w:t>
       </w:r>
     </w:p>
     <w:p>
@@ -3241,10 +3736,19 @@
       </w:pPr>
       <w:r>
         <w:rPr>
+          <w:b/>
+          <w:bCs/>
           <w:sz w:val="22"/>
           <w:szCs w:val="22"/>
         </w:rPr>
         <w:t>A Wisconsin Tour Event</w:t>
+      </w:r>
+      <w:r>
+        <w:rPr>
+          <w:sz w:val="22"/>
+          <w:szCs w:val="22"/>
+        </w:rPr>
+        <w:t xml:space="preserve"> </w:t>
       </w:r>
     </w:p>
     <w:p>
@@ -3328,7 +3832,23 @@
           <w:sz w:val="22"/>
           <w:szCs w:val="22"/>
         </w:rPr>
-        <w:t>ENTRY FEE:  $50 – Open;  $40 – Reserve</w:t>
+        <w:t xml:space="preserve">ENTRY FEE:  $50 – </w:t>
+      </w:r>
+      <w:proofErr w:type="gramStart"/>
+      <w:r>
+        <w:rPr>
+          <w:sz w:val="22"/>
+          <w:szCs w:val="22"/>
+        </w:rPr>
+        <w:t>Open;  $</w:t>
+      </w:r>
+      <w:proofErr w:type="gramEnd"/>
+      <w:r>
+        <w:rPr>
+          <w:sz w:val="22"/>
+          <w:szCs w:val="22"/>
+        </w:rPr>
+        <w:t>40 – Reserve</w:t>
       </w:r>
     </w:p>
     <w:p>
@@ -3451,24 +3971,26 @@
           <w:sz w:val="22"/>
           <w:szCs w:val="22"/>
         </w:rPr>
-        <w:t>More info, and to register:</w:t>
-      </w:r>
-    </w:p>
-    <w:p>
-      <w:pPr>
-        <w:pBdr>
-          <w:top w:val="single" w:sz="4" w:space="1" w:color="auto"/>
-          <w:left w:val="single" w:sz="4" w:space="4" w:color="auto"/>
-          <w:bottom w:val="single" w:sz="4" w:space="1" w:color="auto"/>
-          <w:right w:val="single" w:sz="4" w:space="4" w:color="auto"/>
-        </w:pBdr>
-        <w:rPr>
-          <w:b/>
-          <w:bCs/>
-          <w:sz w:val="22"/>
-          <w:szCs w:val="22"/>
-        </w:rPr>
-      </w:pPr>
+        <w:t>Reg</w:t>
+      </w:r>
+      <w:r>
+        <w:rPr>
+          <w:b/>
+          <w:bCs/>
+          <w:sz w:val="22"/>
+          <w:szCs w:val="22"/>
+        </w:rPr>
+        <w:t>:</w:t>
+      </w:r>
+      <w:r>
+        <w:rPr>
+          <w:b/>
+          <w:bCs/>
+          <w:sz w:val="22"/>
+          <w:szCs w:val="22"/>
+        </w:rPr>
+        <w:t xml:space="preserve"> </w:t>
+      </w:r>
       <w:hyperlink r:id="rId7" w:history="1">
         <w:r>
           <w:rPr>
@@ -3503,24 +4025,61 @@
           <w:u w:val="single"/>
         </w:rPr>
         <w:lastRenderedPageBreak/>
-        <w:t>Garfield Gambits a Pawn Swiss: October 9, 16, 23, 30 &amp; November 6</w:t>
-      </w:r>
-    </w:p>
-    <w:p>
-      <w:pPr>
-        <w:rPr>
+        <w:t>Garfield Gambits a Pawn Swiss: October 23, 30 &amp; November 6</w:t>
+      </w:r>
+      <w:r>
+        <w:rPr>
+          <w:b/>
+          <w:bCs/>
           <w:color w:val="7030A0"/>
           <w:sz w:val="22"/>
           <w:szCs w:val="22"/>
-        </w:rPr>
-      </w:pPr>
-      <w:r>
+          <w:u w:val="single"/>
+        </w:rPr>
+        <w:t>, 13</w:t>
+      </w:r>
+    </w:p>
+    <w:p>
+      <w:pPr>
         <w:rPr>
           <w:color w:val="7030A0"/>
           <w:sz w:val="22"/>
           <w:szCs w:val="22"/>
         </w:rPr>
-        <w:t xml:space="preserve">5-Round Swiss in Two Sections (Open and U1600).  Game/90;d5.  USCF Rated.  EF:  $10.00.  (One ½-point bye available for any round (except round five) if requested at least 2-days prior to round) TD is Grochowski; ATD is Wainscott  </w:t>
+      </w:pPr>
+      <w:r>
+        <w:rPr>
+          <w:color w:val="7030A0"/>
+          <w:sz w:val="22"/>
+          <w:szCs w:val="22"/>
+        </w:rPr>
+        <w:t>4</w:t>
+      </w:r>
+      <w:r>
+        <w:rPr>
+          <w:color w:val="7030A0"/>
+          <w:sz w:val="22"/>
+          <w:szCs w:val="22"/>
+        </w:rPr>
+        <w:t>-Round Swiss in Two Sections (Open and U1600).  Game/</w:t>
+      </w:r>
+      <w:proofErr w:type="gramStart"/>
+      <w:r>
+        <w:rPr>
+          <w:color w:val="7030A0"/>
+          <w:sz w:val="22"/>
+          <w:szCs w:val="22"/>
+        </w:rPr>
+        <w:t>90;d</w:t>
+      </w:r>
+      <w:proofErr w:type="gramEnd"/>
+      <w:r>
+        <w:rPr>
+          <w:color w:val="7030A0"/>
+          <w:sz w:val="22"/>
+          <w:szCs w:val="22"/>
+        </w:rPr>
+        <w:t xml:space="preserve">5.  USCF Rated.  EF:  $10.00.  (One ½-point bye available for any round (except round five) if requested at least 2-days prior to round) TD is Grochowski; ATD is Wainscott  </w:t>
       </w:r>
     </w:p>
     <w:p>
@@ -3563,7 +4122,7 @@
           <w:szCs w:val="22"/>
           <w:u w:val="single"/>
         </w:rPr>
-        <w:t xml:space="preserve"> Swiss: November 13, 20</w:t>
+        <w:t xml:space="preserve"> Swiss: November 20</w:t>
       </w:r>
       <w:r>
         <w:rPr>
@@ -3602,7 +4161,42 @@
           <w:sz w:val="22"/>
           <w:szCs w:val="22"/>
         </w:rPr>
-        <w:t xml:space="preserve">5-Round Swiss in Two Sections (Open and U1600).  Game/90;d5.  USCF Rated.  EF:  $10.00.  (One ½-point bye available for any round (except round five) if requested at least 2-days prior to round) TD is Wainscott; ATD is Grochowski  </w:t>
+        <w:t>4</w:t>
+      </w:r>
+      <w:r>
+        <w:rPr>
+          <w:color w:val="0000FF"/>
+          <w:sz w:val="22"/>
+          <w:szCs w:val="22"/>
+        </w:rPr>
+        <w:t>-Round Swiss in Two Sections (Open and U1600).  Game/</w:t>
+      </w:r>
+      <w:proofErr w:type="gramStart"/>
+      <w:r>
+        <w:rPr>
+          <w:color w:val="0000FF"/>
+          <w:sz w:val="22"/>
+          <w:szCs w:val="22"/>
+        </w:rPr>
+        <w:t>90;d</w:t>
+      </w:r>
+      <w:proofErr w:type="gramEnd"/>
+      <w:r>
+        <w:rPr>
+          <w:color w:val="0000FF"/>
+          <w:sz w:val="22"/>
+          <w:szCs w:val="22"/>
+        </w:rPr>
+        <w:t xml:space="preserve">5.  USCF Rated.  EF:  $10.00.  (One ½-point bye available for any round (except round five) if requested at least 2-days prior to round) TD is Wainscott; ATD is </w:t>
+      </w:r>
+      <w:proofErr w:type="gramStart"/>
+      <w:r>
+        <w:rPr>
+          <w:color w:val="0000FF"/>
+          <w:sz w:val="22"/>
+          <w:szCs w:val="22"/>
+        </w:rPr>
+        <w:t xml:space="preserve">Grochowski  </w:t>
       </w:r>
       <w:r>
         <w:rPr>
@@ -3612,6 +4206,7 @@
         </w:rPr>
         <w:t>(</w:t>
       </w:r>
+      <w:proofErr w:type="gramEnd"/>
       <w:r>
         <w:rPr>
           <w:color w:val="C00000"/>
@@ -3709,7 +4304,28 @@
           <w:sz w:val="22"/>
           <w:szCs w:val="22"/>
         </w:rPr>
-        <w:t>No chess on Christmas or New Years Day (December 25 &amp; January 1)</w:t>
+        <w:t xml:space="preserve">No chess on Christmas or New Years Day </w:t>
+      </w:r>
+    </w:p>
+    <w:p>
+      <w:pPr>
+        <w:rPr>
+          <w:b/>
+          <w:bCs/>
+          <w:color w:val="C00000"/>
+          <w:sz w:val="22"/>
+          <w:szCs w:val="22"/>
+        </w:rPr>
+      </w:pPr>
+      <w:r>
+        <w:rPr>
+          <w:b/>
+          <w:bCs/>
+          <w:color w:val="C00000"/>
+          <w:sz w:val="22"/>
+          <w:szCs w:val="22"/>
+        </w:rPr>
+        <w:t>(December 25 &amp; January 1)</w:t>
       </w:r>
     </w:p>
     <w:p>
@@ -4841,7 +5457,19 @@
           <w:sz w:val="20"/>
           <w:szCs w:val="20"/>
         </w:rPr>
-        <w:t>August 3</w:t>
+        <w:t xml:space="preserve">August </w:t>
+      </w:r>
+      <w:r>
+        <w:rPr>
+          <w:i/>
+          <w:iCs/>
+          <w:color w:val="205768"/>
+          <w:spacing w:val="-14"/>
+          <w:w w:val="115"/>
+          <w:sz w:val="20"/>
+          <w:szCs w:val="20"/>
+        </w:rPr>
+        <w:t>15</w:t>
       </w:r>
       <w:r>
         <w:rPr>
@@ -5241,6 +5869,120 @@
     </w:lvl>
   </w:abstractNum>
   <w:abstractNum w:abstractNumId="3" w15:restartNumberingAfterBreak="0">
+    <w:nsid w:val="47007C0D"/>
+    <w:multiLevelType w:val="hybridMultilevel"/>
+    <w:tmpl w:val="36A60A08"/>
+    <w:lvl w:ilvl="0" w:tplc="F5A8E754">
+      <w:start w:val="608"/>
+      <w:numFmt w:val="bullet"/>
+      <w:lvlText w:val=""/>
+      <w:lvlJc w:val="left"/>
+      <w:pPr>
+        <w:ind w:left="720" w:hanging="360"/>
+      </w:pPr>
+      <w:rPr>
+        <w:rFonts w:ascii="Wingdings" w:eastAsiaTheme="minorEastAsia" w:hAnsi="Wingdings" w:cs="Times New Roman" w:hint="default"/>
+        <w:color w:val="auto"/>
+      </w:rPr>
+    </w:lvl>
+    <w:lvl w:ilvl="1" w:tplc="04090003" w:tentative="1">
+      <w:start w:val="1"/>
+      <w:numFmt w:val="bullet"/>
+      <w:lvlText w:val="o"/>
+      <w:lvlJc w:val="left"/>
+      <w:pPr>
+        <w:ind w:left="1440" w:hanging="360"/>
+      </w:pPr>
+      <w:rPr>
+        <w:rFonts w:ascii="Courier New" w:hAnsi="Courier New" w:cs="Courier New" w:hint="default"/>
+      </w:rPr>
+    </w:lvl>
+    <w:lvl w:ilvl="2" w:tplc="04090005" w:tentative="1">
+      <w:start w:val="1"/>
+      <w:numFmt w:val="bullet"/>
+      <w:lvlText w:val=""/>
+      <w:lvlJc w:val="left"/>
+      <w:pPr>
+        <w:ind w:left="2160" w:hanging="360"/>
+      </w:pPr>
+      <w:rPr>
+        <w:rFonts w:ascii="Wingdings" w:hAnsi="Wingdings" w:hint="default"/>
+      </w:rPr>
+    </w:lvl>
+    <w:lvl w:ilvl="3" w:tplc="04090001" w:tentative="1">
+      <w:start w:val="1"/>
+      <w:numFmt w:val="bullet"/>
+      <w:lvlText w:val=""/>
+      <w:lvlJc w:val="left"/>
+      <w:pPr>
+        <w:ind w:left="2880" w:hanging="360"/>
+      </w:pPr>
+      <w:rPr>
+        <w:rFonts w:ascii="Symbol" w:hAnsi="Symbol" w:hint="default"/>
+      </w:rPr>
+    </w:lvl>
+    <w:lvl w:ilvl="4" w:tplc="04090003" w:tentative="1">
+      <w:start w:val="1"/>
+      <w:numFmt w:val="bullet"/>
+      <w:lvlText w:val="o"/>
+      <w:lvlJc w:val="left"/>
+      <w:pPr>
+        <w:ind w:left="3600" w:hanging="360"/>
+      </w:pPr>
+      <w:rPr>
+        <w:rFonts w:ascii="Courier New" w:hAnsi="Courier New" w:cs="Courier New" w:hint="default"/>
+      </w:rPr>
+    </w:lvl>
+    <w:lvl w:ilvl="5" w:tplc="04090005" w:tentative="1">
+      <w:start w:val="1"/>
+      <w:numFmt w:val="bullet"/>
+      <w:lvlText w:val=""/>
+      <w:lvlJc w:val="left"/>
+      <w:pPr>
+        <w:ind w:left="4320" w:hanging="360"/>
+      </w:pPr>
+      <w:rPr>
+        <w:rFonts w:ascii="Wingdings" w:hAnsi="Wingdings" w:hint="default"/>
+      </w:rPr>
+    </w:lvl>
+    <w:lvl w:ilvl="6" w:tplc="04090001" w:tentative="1">
+      <w:start w:val="1"/>
+      <w:numFmt w:val="bullet"/>
+      <w:lvlText w:val=""/>
+      <w:lvlJc w:val="left"/>
+      <w:pPr>
+        <w:ind w:left="5040" w:hanging="360"/>
+      </w:pPr>
+      <w:rPr>
+        <w:rFonts w:ascii="Symbol" w:hAnsi="Symbol" w:hint="default"/>
+      </w:rPr>
+    </w:lvl>
+    <w:lvl w:ilvl="7" w:tplc="04090003" w:tentative="1">
+      <w:start w:val="1"/>
+      <w:numFmt w:val="bullet"/>
+      <w:lvlText w:val="o"/>
+      <w:lvlJc w:val="left"/>
+      <w:pPr>
+        <w:ind w:left="5760" w:hanging="360"/>
+      </w:pPr>
+      <w:rPr>
+        <w:rFonts w:ascii="Courier New" w:hAnsi="Courier New" w:cs="Courier New" w:hint="default"/>
+      </w:rPr>
+    </w:lvl>
+    <w:lvl w:ilvl="8" w:tplc="04090005" w:tentative="1">
+      <w:start w:val="1"/>
+      <w:numFmt w:val="bullet"/>
+      <w:lvlText w:val=""/>
+      <w:lvlJc w:val="left"/>
+      <w:pPr>
+        <w:ind w:left="6480" w:hanging="360"/>
+      </w:pPr>
+      <w:rPr>
+        <w:rFonts w:ascii="Wingdings" w:hAnsi="Wingdings" w:hint="default"/>
+      </w:rPr>
+    </w:lvl>
+  </w:abstractNum>
+  <w:abstractNum w:abstractNumId="4" w15:restartNumberingAfterBreak="0">
     <w:nsid w:val="4707153A"/>
     <w:multiLevelType w:val="hybridMultilevel"/>
     <w:tmpl w:val="F14C7C40"/>
@@ -5353,7 +6095,7 @@
       </w:rPr>
     </w:lvl>
   </w:abstractNum>
-  <w:abstractNum w:abstractNumId="4" w15:restartNumberingAfterBreak="0">
+  <w:abstractNum w:abstractNumId="5" w15:restartNumberingAfterBreak="0">
     <w:nsid w:val="52677867"/>
     <w:multiLevelType w:val="hybridMultilevel"/>
     <w:tmpl w:val="1610A580"/>
@@ -5466,19 +6208,22 @@
     </w:lvl>
   </w:abstractNum>
   <w:num w:numId="1" w16cid:durableId="2118865315">
-    <w:abstractNumId w:val="3"/>
+    <w:abstractNumId w:val="4"/>
   </w:num>
   <w:num w:numId="2" w16cid:durableId="1162550045">
     <w:abstractNumId w:val="1"/>
   </w:num>
   <w:num w:numId="3" w16cid:durableId="1050304160">
-    <w:abstractNumId w:val="4"/>
+    <w:abstractNumId w:val="5"/>
   </w:num>
   <w:num w:numId="4" w16cid:durableId="2027368807">
     <w:abstractNumId w:val="2"/>
   </w:num>
   <w:num w:numId="5" w16cid:durableId="2094817255">
     <w:abstractNumId w:val="0"/>
+  </w:num>
+  <w:num w:numId="6" w16cid:durableId="1021204565">
+    <w:abstractNumId w:val="3"/>
   </w:num>
 </w:numbering>
 </file>

--- a/docs/SWCC Summer-Fall 2025 Schedule.docx
+++ b/docs/SWCC Summer-Fall 2025 Schedule.docx
@@ -410,19 +410,7 @@
                 <w:sz w:val="20"/>
                 <w:szCs w:val="20"/>
               </w:rPr>
-              <w:t xml:space="preserve">Oct. </w:t>
-            </w:r>
-            <w:r>
-              <w:rPr>
-                <w:b/>
-                <w:bCs/>
-                <w:color w:val="C00000"/>
-                <w:spacing w:val="-4"/>
-                <w:w w:val="110"/>
-                <w:sz w:val="20"/>
-                <w:szCs w:val="20"/>
-              </w:rPr>
-              <w:t>4</w:t>
+              <w:t>Oct. 4</w:t>
             </w:r>
           </w:p>
         </w:tc>
@@ -645,7 +633,17 @@
                 <w:sz w:val="20"/>
                 <w:szCs w:val="20"/>
               </w:rPr>
-              <w:t xml:space="preserve"> Rd 4</w:t>
+              <w:t xml:space="preserve"> Rd </w:t>
+            </w:r>
+            <w:r>
+              <w:rPr>
+                <w:b/>
+                <w:bCs/>
+                <w:color w:val="0000FF"/>
+                <w:sz w:val="20"/>
+                <w:szCs w:val="20"/>
+              </w:rPr>
+              <w:t>3</w:t>
             </w:r>
           </w:p>
         </w:tc>
@@ -676,12 +674,31 @@
               <w:rPr>
                 <w:b/>
                 <w:bCs/>
-                <w:spacing w:val="-4"/>
-                <w:w w:val="110"/>
-                <w:sz w:val="20"/>
-                <w:szCs w:val="20"/>
-              </w:rPr>
-              <w:t>Aug. 28</w:t>
+                <w:color w:val="FF0000"/>
+                <w:sz w:val="20"/>
+                <w:szCs w:val="20"/>
+              </w:rPr>
+              <w:t xml:space="preserve">Aug. </w:t>
+            </w:r>
+            <w:r>
+              <w:rPr>
+                <w:b/>
+                <w:bCs/>
+                <w:color w:val="FF0000"/>
+                <w:sz w:val="20"/>
+                <w:szCs w:val="20"/>
+              </w:rPr>
+              <w:t>2</w:t>
+            </w:r>
+            <w:r>
+              <w:rPr>
+                <w:b/>
+                <w:bCs/>
+                <w:color w:val="FF0000"/>
+                <w:sz w:val="20"/>
+                <w:szCs w:val="20"/>
+              </w:rPr>
+              <w:t>8</w:t>
             </w:r>
           </w:p>
         </w:tc>
@@ -706,36 +723,11 @@
             <w:r>
               <w:rPr>
                 <w:b/>
-                <w:sz w:val="20"/>
-                <w:szCs w:val="20"/>
-              </w:rPr>
-              <w:t xml:space="preserve">Joe Crothers Memorial SWCC </w:t>
-            </w:r>
-            <w:proofErr w:type="spellStart"/>
-            <w:r>
-              <w:rPr>
-                <w:b/>
-                <w:sz w:val="20"/>
-                <w:szCs w:val="20"/>
-              </w:rPr>
-              <w:t>Chp</w:t>
-            </w:r>
-            <w:proofErr w:type="spellEnd"/>
-            <w:r>
-              <w:rPr>
-                <w:b/>
-                <w:sz w:val="20"/>
-                <w:szCs w:val="20"/>
-              </w:rPr>
-              <w:t xml:space="preserve"> – Rd </w:t>
-            </w:r>
-            <w:r>
-              <w:rPr>
-                <w:b/>
-                <w:sz w:val="20"/>
-                <w:szCs w:val="20"/>
-              </w:rPr>
-              <w:t>4</w:t>
+                <w:color w:val="FF0000"/>
+                <w:sz w:val="20"/>
+                <w:szCs w:val="20"/>
+              </w:rPr>
+              <w:t>No Chess – Village Hall Closed</w:t>
             </w:r>
           </w:p>
         </w:tc>
@@ -761,21 +753,27 @@
               <w:rPr>
                 <w:b/>
                 <w:bCs/>
-                <w:color w:val="385623" w:themeColor="accent6" w:themeShade="80"/>
-                <w:spacing w:val="-4"/>
-                <w:w w:val="110"/>
-                <w:sz w:val="20"/>
-                <w:szCs w:val="20"/>
-              </w:rPr>
-              <w:t xml:space="preserve">Oct. </w:t>
+                <w:color w:val="0000FF"/>
+                <w:sz w:val="20"/>
+                <w:szCs w:val="20"/>
+              </w:rPr>
+              <w:t>Oct</w:t>
             </w:r>
             <w:r>
               <w:rPr>
                 <w:b/>
                 <w:bCs/>
-                <w:color w:val="385623" w:themeColor="accent6" w:themeShade="80"/>
-                <w:spacing w:val="-4"/>
-                <w:w w:val="110"/>
+                <w:color w:val="0000FF"/>
+                <w:sz w:val="20"/>
+                <w:szCs w:val="20"/>
+              </w:rPr>
+              <w:t xml:space="preserve">. </w:t>
+            </w:r>
+            <w:r>
+              <w:rPr>
+                <w:b/>
+                <w:bCs/>
+                <w:color w:val="0000FF"/>
                 <w:sz w:val="20"/>
                 <w:szCs w:val="20"/>
               </w:rPr>
@@ -805,11 +803,33 @@
               <w:rPr>
                 <w:b/>
                 <w:bCs/>
-                <w:color w:val="385623" w:themeColor="accent6" w:themeShade="80"/>
-                <w:sz w:val="20"/>
-                <w:szCs w:val="20"/>
-              </w:rPr>
-              <w:t>Speedy Gonzalez Action Swiss (3 rounds, one night)</w:t>
+                <w:color w:val="0000FF"/>
+                <w:sz w:val="20"/>
+                <w:szCs w:val="20"/>
+              </w:rPr>
+              <w:t xml:space="preserve">Bugs Bunny Blunders a Bishop </w:t>
+            </w:r>
+            <w:proofErr w:type="gramStart"/>
+            <w:r>
+              <w:rPr>
+                <w:b/>
+                <w:bCs/>
+                <w:color w:val="0000FF"/>
+                <w:sz w:val="20"/>
+                <w:szCs w:val="20"/>
+              </w:rPr>
+              <w:t>Swiss  -</w:t>
+            </w:r>
+            <w:proofErr w:type="gramEnd"/>
+            <w:r>
+              <w:rPr>
+                <w:b/>
+                <w:bCs/>
+                <w:color w:val="0000FF"/>
+                <w:sz w:val="20"/>
+                <w:szCs w:val="20"/>
+              </w:rPr>
+              <w:t xml:space="preserve"> Rd 4</w:t>
             </w:r>
           </w:p>
         </w:tc>
@@ -905,7 +925,7 @@
                 <w:sz w:val="20"/>
                 <w:szCs w:val="20"/>
               </w:rPr>
-              <w:t>5</w:t>
+              <w:t>4</w:t>
             </w:r>
           </w:p>
         </w:tc>
@@ -941,19 +961,7 @@
                 <w:sz w:val="20"/>
                 <w:szCs w:val="20"/>
               </w:rPr>
-              <w:t xml:space="preserve">Oct. </w:t>
-            </w:r>
-            <w:r>
-              <w:rPr>
-                <w:b/>
-                <w:bCs/>
-                <w:color w:val="7030A0"/>
-                <w:spacing w:val="-4"/>
-                <w:w w:val="110"/>
-                <w:sz w:val="20"/>
-                <w:szCs w:val="20"/>
-              </w:rPr>
-              <w:t>23</w:t>
+              <w:t>Oct. 23</w:t>
             </w:r>
           </w:p>
         </w:tc>
@@ -1104,7 +1112,7 @@
                 <w:sz w:val="20"/>
                 <w:szCs w:val="20"/>
               </w:rPr>
-              <w:t>6</w:t>
+              <w:t>5</w:t>
             </w:r>
           </w:p>
         </w:tc>
@@ -1135,19 +1143,7 @@
                 <w:sz w:val="20"/>
                 <w:szCs w:val="20"/>
               </w:rPr>
-              <w:t>Oct. 3</w:t>
-            </w:r>
-            <w:r>
-              <w:rPr>
-                <w:b/>
-                <w:bCs/>
-                <w:color w:val="7030A0"/>
-                <w:spacing w:val="-4"/>
-                <w:w w:val="110"/>
-                <w:sz w:val="20"/>
-                <w:szCs w:val="20"/>
-              </w:rPr>
-              <w:t>0</w:t>
+              <w:t>Oct. 30</w:t>
             </w:r>
           </w:p>
         </w:tc>
@@ -1194,7 +1190,7 @@
                 <w:sz w:val="20"/>
                 <w:szCs w:val="20"/>
               </w:rPr>
-              <w:t>2</w:t>
+              <w:t>1</w:t>
             </w:r>
           </w:p>
         </w:tc>
@@ -1229,17 +1225,27 @@
               <w:rPr>
                 <w:b/>
                 <w:bCs/>
-                <w:color w:val="0000FF"/>
-                <w:sz w:val="20"/>
-                <w:szCs w:val="20"/>
-              </w:rPr>
-              <w:t>Sep. 1</w:t>
+                <w:color w:val="000000" w:themeColor="text1"/>
+                <w:sz w:val="20"/>
+                <w:szCs w:val="20"/>
+              </w:rPr>
+              <w:t xml:space="preserve">Sep. </w:t>
             </w:r>
             <w:r>
               <w:rPr>
                 <w:b/>
                 <w:bCs/>
-                <w:color w:val="0000FF"/>
+                <w:color w:val="000000" w:themeColor="text1"/>
+                <w:sz w:val="20"/>
+                <w:szCs w:val="20"/>
+              </w:rPr>
+              <w:t>1</w:t>
+            </w:r>
+            <w:r>
+              <w:rPr>
+                <w:b/>
+                <w:bCs/>
+                <w:color w:val="000000" w:themeColor="text1"/>
                 <w:sz w:val="20"/>
                 <w:szCs w:val="20"/>
               </w:rPr>
@@ -1269,44 +1275,36 @@
             <w:r>
               <w:rPr>
                 <w:b/>
-                <w:bCs/>
-                <w:color w:val="0000FF"/>
-                <w:sz w:val="20"/>
-                <w:szCs w:val="20"/>
-              </w:rPr>
-              <w:t xml:space="preserve">Bugs Bunny Blunders a Bishop </w:t>
-            </w:r>
-            <w:proofErr w:type="gramStart"/>
-            <w:r>
-              <w:rPr>
-                <w:b/>
-                <w:bCs/>
-                <w:color w:val="0000FF"/>
-                <w:sz w:val="20"/>
-                <w:szCs w:val="20"/>
-              </w:rPr>
-              <w:t>Swiss  -</w:t>
-            </w:r>
-            <w:proofErr w:type="gramEnd"/>
-            <w:r>
-              <w:rPr>
-                <w:b/>
-                <w:bCs/>
-                <w:color w:val="0000FF"/>
-                <w:sz w:val="20"/>
-                <w:szCs w:val="20"/>
-              </w:rPr>
-              <w:t xml:space="preserve"> Rd </w:t>
-            </w:r>
-            <w:r>
-              <w:rPr>
-                <w:b/>
-                <w:bCs/>
-                <w:color w:val="0000FF"/>
-                <w:sz w:val="20"/>
-                <w:szCs w:val="20"/>
-              </w:rPr>
-              <w:t>1</w:t>
+                <w:sz w:val="20"/>
+                <w:szCs w:val="20"/>
+              </w:rPr>
+              <w:t xml:space="preserve">Joe Crothers Memorial SWCC </w:t>
+            </w:r>
+            <w:proofErr w:type="spellStart"/>
+            <w:r>
+              <w:rPr>
+                <w:b/>
+                <w:sz w:val="20"/>
+                <w:szCs w:val="20"/>
+              </w:rPr>
+              <w:t>Chp</w:t>
+            </w:r>
+            <w:proofErr w:type="spellEnd"/>
+            <w:r>
+              <w:rPr>
+                <w:b/>
+                <w:sz w:val="20"/>
+                <w:szCs w:val="20"/>
+              </w:rPr>
+              <w:t xml:space="preserve"> – Rd </w:t>
+            </w:r>
+            <w:r>
+              <w:rPr>
+                <w:b/>
+                <w:sz w:val="20"/>
+                <w:szCs w:val="20"/>
+              </w:rPr>
+              <w:t>6</w:t>
             </w:r>
           </w:p>
         </w:tc>
@@ -1342,31 +1340,7 @@
                 <w:sz w:val="20"/>
                 <w:szCs w:val="20"/>
               </w:rPr>
-              <w:t>Nov</w:t>
-            </w:r>
-            <w:r>
-              <w:rPr>
-                <w:b/>
-                <w:bCs/>
-                <w:color w:val="7030A0"/>
-                <w:spacing w:val="-4"/>
-                <w:w w:val="110"/>
-                <w:sz w:val="20"/>
-                <w:szCs w:val="20"/>
-              </w:rPr>
-              <w:t xml:space="preserve">. </w:t>
-            </w:r>
-            <w:r>
-              <w:rPr>
-                <w:b/>
-                <w:bCs/>
-                <w:color w:val="7030A0"/>
-                <w:spacing w:val="-4"/>
-                <w:w w:val="110"/>
-                <w:sz w:val="20"/>
-                <w:szCs w:val="20"/>
-              </w:rPr>
-              <w:t>6</w:t>
+              <w:t>Nov. 6</w:t>
             </w:r>
           </w:p>
         </w:tc>
@@ -1414,7 +1388,7 @@
                 <w:sz w:val="20"/>
                 <w:szCs w:val="20"/>
               </w:rPr>
-              <w:t>3</w:t>
+              <w:t>2</w:t>
             </w:r>
           </w:p>
         </w:tc>
@@ -1523,7 +1497,7 @@
                 <w:sz w:val="20"/>
                 <w:szCs w:val="20"/>
               </w:rPr>
-              <w:t>2</w:t>
+              <w:t>1</w:t>
             </w:r>
           </w:p>
         </w:tc>
@@ -1559,19 +1533,7 @@
                 <w:sz w:val="20"/>
                 <w:szCs w:val="20"/>
               </w:rPr>
-              <w:t xml:space="preserve">Nov. </w:t>
-            </w:r>
-            <w:r>
-              <w:rPr>
-                <w:b/>
-                <w:bCs/>
-                <w:color w:val="7030A0"/>
-                <w:spacing w:val="-4"/>
-                <w:w w:val="110"/>
-                <w:sz w:val="20"/>
-                <w:szCs w:val="20"/>
-              </w:rPr>
-              <w:t>13</w:t>
+              <w:t>Nov. 13</w:t>
             </w:r>
           </w:p>
         </w:tc>
@@ -1620,7 +1582,7 @@
                 <w:sz w:val="20"/>
                 <w:szCs w:val="20"/>
               </w:rPr>
-              <w:t>4</w:t>
+              <w:t>3</w:t>
             </w:r>
           </w:p>
         </w:tc>
@@ -1729,7 +1691,7 @@
                 <w:sz w:val="20"/>
                 <w:szCs w:val="20"/>
               </w:rPr>
-              <w:t>3</w:t>
+              <w:t>2</w:t>
             </w:r>
           </w:p>
         </w:tc>
@@ -1759,11 +1721,11 @@
               <w:rPr>
                 <w:b/>
                 <w:bCs/>
-                <w:color w:val="0000FF"/>
+                <w:color w:val="7030A0"/>
                 <w:spacing w:val="-4"/>
                 <w:w w:val="110"/>
-                <w:sz w:val="18"/>
-                <w:szCs w:val="18"/>
+                <w:sz w:val="20"/>
+                <w:szCs w:val="20"/>
               </w:rPr>
               <w:t xml:space="preserve">Nov. </w:t>
             </w:r>
@@ -1771,11 +1733,11 @@
               <w:rPr>
                 <w:b/>
                 <w:bCs/>
-                <w:color w:val="0000FF"/>
+                <w:color w:val="7030A0"/>
                 <w:spacing w:val="-4"/>
                 <w:w w:val="110"/>
-                <w:sz w:val="18"/>
-                <w:szCs w:val="18"/>
+                <w:sz w:val="20"/>
+                <w:szCs w:val="20"/>
               </w:rPr>
               <w:t>20</w:t>
             </w:r>
@@ -1803,11 +1765,29 @@
             <w:r>
               <w:rPr>
                 <w:b/>
-                <w:color w:val="0000FF"/>
-                <w:sz w:val="20"/>
-                <w:szCs w:val="20"/>
-              </w:rPr>
-              <w:t>Quasimodo Sacks a Queen Swiss – Rd 1</w:t>
+                <w:color w:val="7030A0"/>
+                <w:sz w:val="20"/>
+                <w:szCs w:val="20"/>
+              </w:rPr>
+              <w:t>Garfield Gambits a Pawn Swiss</w:t>
+            </w:r>
+            <w:r>
+              <w:rPr>
+                <w:b/>
+                <w:color w:val="7030A0"/>
+                <w:sz w:val="20"/>
+                <w:szCs w:val="20"/>
+              </w:rPr>
+              <w:t xml:space="preserve"> – Rd </w:t>
+            </w:r>
+            <w:r>
+              <w:rPr>
+                <w:b/>
+                <w:color w:val="7030A0"/>
+                <w:sz w:val="20"/>
+                <w:szCs w:val="20"/>
+              </w:rPr>
+              <w:t>4</w:t>
             </w:r>
           </w:p>
         </w:tc>
@@ -3044,12 +3024,6 @@
     </w:p>
     <w:p>
       <w:pPr>
-        <w:pBdr>
-          <w:top w:val="single" w:sz="4" w:space="0" w:color="0000FF"/>
-          <w:left w:val="single" w:sz="4" w:space="3" w:color="0000FF"/>
-          <w:bottom w:val="single" w:sz="4" w:space="1" w:color="0000FF"/>
-          <w:right w:val="single" w:sz="4" w:space="0" w:color="0000FF"/>
-        </w:pBdr>
         <w:spacing w:line="211" w:lineRule="auto"/>
         <w:rPr>
           <w:b/>
@@ -3064,12 +3038,6 @@
     </w:p>
     <w:p>
       <w:pPr>
-        <w:pBdr>
-          <w:top w:val="single" w:sz="4" w:space="0" w:color="0000FF"/>
-          <w:left w:val="single" w:sz="4" w:space="3" w:color="0000FF"/>
-          <w:bottom w:val="single" w:sz="4" w:space="1" w:color="0000FF"/>
-          <w:right w:val="single" w:sz="4" w:space="0" w:color="0000FF"/>
-        </w:pBdr>
         <w:spacing w:line="211" w:lineRule="auto"/>
         <w:rPr>
           <w:b/>
@@ -3326,16 +3294,16 @@
           <w:szCs w:val="22"/>
           <w:u w:val="single"/>
         </w:rPr>
-        <w:t>&amp; August 21</w:t>
-      </w:r>
-      <w:r>
-        <w:rPr>
-          <w:b/>
-          <w:sz w:val="22"/>
-          <w:szCs w:val="22"/>
-          <w:u w:val="single"/>
-        </w:rPr>
-        <w:t>, 28</w:t>
+        <w:t xml:space="preserve">&amp; August </w:t>
+      </w:r>
+      <w:r>
+        <w:rPr>
+          <w:b/>
+          <w:sz w:val="22"/>
+          <w:szCs w:val="22"/>
+          <w:u w:val="single"/>
+        </w:rPr>
+        <w:t>7</w:t>
       </w:r>
       <w:r>
         <w:rPr>
@@ -3346,6 +3314,15 @@
         </w:rPr>
         <w:t xml:space="preserve"> &amp; September 4, 11</w:t>
       </w:r>
+      <w:r>
+        <w:rPr>
+          <w:b/>
+          <w:sz w:val="22"/>
+          <w:szCs w:val="22"/>
+          <w:u w:val="single"/>
+        </w:rPr>
+        <w:t>, 18</w:t>
+      </w:r>
     </w:p>
     <w:p>
       <w:pPr>
@@ -3464,7 +3441,7 @@
           <w:szCs w:val="22"/>
           <w:u w:val="single"/>
         </w:rPr>
-        <w:t>Bugs Bunny Blunders a Bishop Swiss: September 18, 25</w:t>
+        <w:t>Bugs Bunny Blunders a Bishop Swiss: September 25</w:t>
       </w:r>
       <w:r>
         <w:rPr>
@@ -3475,22 +3452,55 @@
           <w:szCs w:val="22"/>
           <w:u w:val="single"/>
         </w:rPr>
-        <w:t xml:space="preserve"> &amp; October 4, 11</w:t>
-      </w:r>
-    </w:p>
-    <w:p>
-      <w:pPr>
-        <w:rPr>
+        <w:t xml:space="preserve"> &amp; October </w:t>
+      </w:r>
+      <w:r>
+        <w:rPr>
+          <w:b/>
+          <w:bCs/>
           <w:color w:val="0000FF"/>
           <w:sz w:val="22"/>
           <w:szCs w:val="22"/>
-        </w:rPr>
-      </w:pPr>
-      <w:r>
-        <w:rPr>
+          <w:u w:val="single"/>
+        </w:rPr>
+        <w:t>2</w:t>
+      </w:r>
+      <w:r>
+        <w:rPr>
+          <w:b/>
+          <w:bCs/>
           <w:color w:val="0000FF"/>
           <w:sz w:val="22"/>
           <w:szCs w:val="22"/>
+          <w:u w:val="single"/>
+        </w:rPr>
+        <w:t xml:space="preserve">, </w:t>
+      </w:r>
+      <w:r>
+        <w:rPr>
+          <w:b/>
+          <w:bCs/>
+          <w:color w:val="0000FF"/>
+          <w:sz w:val="22"/>
+          <w:szCs w:val="22"/>
+          <w:u w:val="single"/>
+        </w:rPr>
+        <w:t>9, 16</w:t>
+      </w:r>
+    </w:p>
+    <w:p>
+      <w:pPr>
+        <w:rPr>
+          <w:color w:val="0000FF"/>
+          <w:sz w:val="22"/>
+          <w:szCs w:val="22"/>
+        </w:rPr>
+      </w:pPr>
+      <w:r>
+        <w:rPr>
+          <w:color w:val="0000FF"/>
+          <w:sz w:val="22"/>
+          <w:szCs w:val="22"/>
         </w:rPr>
         <w:t>4-Round Swiss in Two Sections (Open and U1600).  Game/</w:t>
       </w:r>
@@ -3511,152 +3521,6 @@
           <w:szCs w:val="22"/>
         </w:rPr>
         <w:t xml:space="preserve">5.  USCF Rated.  EF:  $10.00.  (One ½-point bye available for any round (except round four) if requested at least 2-days prior to round).  TD is Wainscott; ATD is Grochowski  </w:t>
-      </w:r>
-    </w:p>
-    <w:p>
-      <w:pPr>
-        <w:rPr>
-          <w:sz w:val="22"/>
-          <w:szCs w:val="22"/>
-        </w:rPr>
-      </w:pPr>
-    </w:p>
-    <w:p>
-      <w:pPr>
-        <w:rPr>
-          <w:b/>
-          <w:color w:val="385623" w:themeColor="accent6" w:themeShade="80"/>
-          <w:sz w:val="22"/>
-          <w:szCs w:val="22"/>
-          <w:u w:val="single"/>
-        </w:rPr>
-      </w:pPr>
-      <w:r>
-        <w:rPr>
-          <w:b/>
-          <w:color w:val="385623" w:themeColor="accent6" w:themeShade="80"/>
-          <w:sz w:val="22"/>
-          <w:szCs w:val="22"/>
-          <w:u w:val="single"/>
-        </w:rPr>
-        <w:t xml:space="preserve">Speedy Gonzalez Action Swiss: October </w:t>
-      </w:r>
-      <w:r>
-        <w:rPr>
-          <w:b/>
-          <w:color w:val="385623" w:themeColor="accent6" w:themeShade="80"/>
-          <w:sz w:val="22"/>
-          <w:szCs w:val="22"/>
-          <w:u w:val="single"/>
-        </w:rPr>
-        <w:t>16</w:t>
-      </w:r>
-    </w:p>
-    <w:p>
-      <w:pPr>
-        <w:rPr>
-          <w:color w:val="385623" w:themeColor="accent6" w:themeShade="80"/>
-          <w:sz w:val="22"/>
-          <w:szCs w:val="22"/>
-        </w:rPr>
-      </w:pPr>
-      <w:r>
-        <w:rPr>
-          <w:color w:val="385623" w:themeColor="accent6" w:themeShade="80"/>
-          <w:sz w:val="22"/>
-          <w:szCs w:val="22"/>
-        </w:rPr>
-        <w:t>3-round Swiss in two sections (G/</w:t>
-      </w:r>
-      <w:proofErr w:type="gramStart"/>
-      <w:r>
-        <w:rPr>
-          <w:color w:val="385623" w:themeColor="accent6" w:themeShade="80"/>
-          <w:sz w:val="22"/>
-          <w:szCs w:val="22"/>
-        </w:rPr>
-        <w:t>25;d</w:t>
-      </w:r>
-      <w:proofErr w:type="gramEnd"/>
-      <w:r>
-        <w:rPr>
-          <w:color w:val="385623" w:themeColor="accent6" w:themeShade="80"/>
-          <w:sz w:val="22"/>
-          <w:szCs w:val="22"/>
-        </w:rPr>
-        <w:t>5 and G/</w:t>
-      </w:r>
-      <w:proofErr w:type="gramStart"/>
-      <w:r>
-        <w:rPr>
-          <w:color w:val="385623" w:themeColor="accent6" w:themeShade="80"/>
-          <w:sz w:val="22"/>
-          <w:szCs w:val="22"/>
-        </w:rPr>
-        <w:t>24;d</w:t>
-      </w:r>
-      <w:proofErr w:type="gramEnd"/>
-      <w:r>
-        <w:rPr>
-          <w:color w:val="385623" w:themeColor="accent6" w:themeShade="80"/>
-          <w:sz w:val="22"/>
-          <w:szCs w:val="22"/>
-        </w:rPr>
-        <w:t>5). G</w:t>
-      </w:r>
-      <w:proofErr w:type="gramStart"/>
-      <w:r>
-        <w:rPr>
-          <w:color w:val="385623" w:themeColor="accent6" w:themeShade="80"/>
-          <w:sz w:val="22"/>
-          <w:szCs w:val="22"/>
-        </w:rPr>
-        <w:t>25;d</w:t>
-      </w:r>
-      <w:proofErr w:type="gramEnd"/>
-      <w:r>
-        <w:rPr>
-          <w:color w:val="385623" w:themeColor="accent6" w:themeShade="80"/>
-          <w:sz w:val="22"/>
-          <w:szCs w:val="22"/>
-        </w:rPr>
-        <w:t xml:space="preserve">5 is </w:t>
-      </w:r>
-      <w:proofErr w:type="gramStart"/>
-      <w:r>
-        <w:rPr>
-          <w:color w:val="385623" w:themeColor="accent6" w:themeShade="80"/>
-          <w:sz w:val="22"/>
-          <w:szCs w:val="22"/>
-        </w:rPr>
-        <w:t>dual-rated</w:t>
-      </w:r>
-      <w:proofErr w:type="gramEnd"/>
-      <w:r>
-        <w:rPr>
-          <w:color w:val="385623" w:themeColor="accent6" w:themeShade="80"/>
-          <w:sz w:val="22"/>
-          <w:szCs w:val="22"/>
-        </w:rPr>
-        <w:t xml:space="preserve"> (regular and quick rated); G</w:t>
-      </w:r>
-      <w:proofErr w:type="gramStart"/>
-      <w:r>
-        <w:rPr>
-          <w:color w:val="385623" w:themeColor="accent6" w:themeShade="80"/>
-          <w:sz w:val="22"/>
-          <w:szCs w:val="22"/>
-        </w:rPr>
-        <w:t>24;d</w:t>
-      </w:r>
-      <w:proofErr w:type="gramEnd"/>
-      <w:r>
-        <w:rPr>
-          <w:color w:val="385623" w:themeColor="accent6" w:themeShade="80"/>
-          <w:sz w:val="22"/>
-          <w:szCs w:val="22"/>
-        </w:rPr>
-        <w:t>5 is quick rated only.  EF: $5.00.  TD is Becker; ATC is Grochowski.</w:t>
       </w:r>
     </w:p>
     <w:p>
@@ -4003,6 +3867,78 @@
           <w:t>https://www.kingregistration.com/event/HCC37</w:t>
         </w:r>
       </w:hyperlink>
+    </w:p>
+    <w:p>
+      <w:pPr>
+        <w:rPr>
+          <w:b/>
+          <w:bCs/>
+          <w:color w:val="7030A0"/>
+          <w:sz w:val="22"/>
+          <w:szCs w:val="22"/>
+          <w:u w:val="single"/>
+        </w:rPr>
+      </w:pPr>
+    </w:p>
+    <w:p>
+      <w:pPr>
+        <w:rPr>
+          <w:b/>
+          <w:bCs/>
+          <w:color w:val="7030A0"/>
+          <w:sz w:val="22"/>
+          <w:szCs w:val="22"/>
+          <w:u w:val="single"/>
+        </w:rPr>
+      </w:pPr>
+    </w:p>
+    <w:p>
+      <w:pPr>
+        <w:rPr>
+          <w:b/>
+          <w:bCs/>
+          <w:color w:val="7030A0"/>
+          <w:sz w:val="22"/>
+          <w:szCs w:val="22"/>
+          <w:u w:val="single"/>
+        </w:rPr>
+      </w:pPr>
+    </w:p>
+    <w:p>
+      <w:pPr>
+        <w:rPr>
+          <w:b/>
+          <w:bCs/>
+          <w:color w:val="7030A0"/>
+          <w:sz w:val="22"/>
+          <w:szCs w:val="22"/>
+          <w:u w:val="single"/>
+        </w:rPr>
+      </w:pPr>
+    </w:p>
+    <w:p>
+      <w:pPr>
+        <w:rPr>
+          <w:b/>
+          <w:bCs/>
+          <w:color w:val="7030A0"/>
+          <w:sz w:val="22"/>
+          <w:szCs w:val="22"/>
+          <w:u w:val="single"/>
+        </w:rPr>
+      </w:pPr>
+    </w:p>
+    <w:p>
+      <w:pPr>
+        <w:rPr>
+          <w:b/>
+          <w:bCs/>
+          <w:color w:val="7030A0"/>
+          <w:sz w:val="22"/>
+          <w:szCs w:val="22"/>
+          <w:u w:val="single"/>
+        </w:rPr>
+      </w:pPr>
     </w:p>
     <w:p>
       <w:pPr>
@@ -5469,7 +5405,19 @@
           <w:sz w:val="20"/>
           <w:szCs w:val="20"/>
         </w:rPr>
-        <w:t>15</w:t>
+        <w:t>3</w:t>
+      </w:r>
+      <w:r>
+        <w:rPr>
+          <w:i/>
+          <w:iCs/>
+          <w:color w:val="205768"/>
+          <w:spacing w:val="-14"/>
+          <w:w w:val="115"/>
+          <w:sz w:val="20"/>
+          <w:szCs w:val="20"/>
+        </w:rPr>
+        <w:t>1</w:t>
       </w:r>
       <w:r>
         <w:rPr>

--- a/docs/SWCC Summer-Fall 2025 Schedule.docx
+++ b/docs/SWCC Summer-Fall 2025 Schedule.docx
@@ -331,9 +331,7 @@
           <w:p>
             <w:pPr>
               <w:rPr>
-                <w:b/>
-                <w:bCs/>
-                <w:color w:val="FF0000"/>
+                <w:color w:val="0000FF"/>
                 <w:sz w:val="20"/>
                 <w:szCs w:val="20"/>
               </w:rPr>
@@ -342,11 +340,12 @@
               <w:rPr>
                 <w:b/>
                 <w:bCs/>
-                <w:color w:val="FF0000"/>
-                <w:sz w:val="20"/>
-                <w:szCs w:val="20"/>
-              </w:rPr>
-              <w:t>Aug. 14</w:t>
+                <w:spacing w:val="-4"/>
+                <w:w w:val="110"/>
+                <w:sz w:val="20"/>
+                <w:szCs w:val="20"/>
+              </w:rPr>
+              <w:t>Aug. 7</w:t>
             </w:r>
           </w:p>
         </w:tc>
@@ -364,7 +363,7 @@
             <w:pPr>
               <w:rPr>
                 <w:b/>
-                <w:color w:val="FF0000"/>
+                <w:color w:val="0000FF"/>
                 <w:sz w:val="20"/>
                 <w:szCs w:val="20"/>
               </w:rPr>
@@ -372,11 +371,18 @@
             <w:r>
               <w:rPr>
                 <w:b/>
-                <w:color w:val="FF0000"/>
-                <w:sz w:val="20"/>
-                <w:szCs w:val="20"/>
-              </w:rPr>
-              <w:t>No Chess – Village Hall Closed</w:t>
+                <w:sz w:val="20"/>
+                <w:szCs w:val="20"/>
+              </w:rPr>
+              <w:t xml:space="preserve">Joe Crothers Memorial SWCC Chp – Rd </w:t>
+            </w:r>
+            <w:r>
+              <w:rPr>
+                <w:b/>
+                <w:sz w:val="20"/>
+                <w:szCs w:val="20"/>
+              </w:rPr>
+              <w:t>3</w:t>
             </w:r>
           </w:p>
         </w:tc>
@@ -395,7 +401,7 @@
               <w:rPr>
                 <w:b/>
                 <w:bCs/>
-                <w:color w:val="C00000"/>
+                <w:color w:val="385623" w:themeColor="accent6" w:themeShade="80"/>
                 <w:sz w:val="20"/>
                 <w:szCs w:val="20"/>
               </w:rPr>
@@ -404,13 +410,13 @@
               <w:rPr>
                 <w:b/>
                 <w:bCs/>
-                <w:color w:val="C00000"/>
+                <w:color w:val="385623" w:themeColor="accent6" w:themeShade="80"/>
                 <w:spacing w:val="-4"/>
                 <w:w w:val="110"/>
                 <w:sz w:val="20"/>
                 <w:szCs w:val="20"/>
               </w:rPr>
-              <w:t>Oct. 4</w:t>
+              <w:t>Oct. 2</w:t>
             </w:r>
           </w:p>
         </w:tc>
@@ -429,7 +435,7 @@
               <w:rPr>
                 <w:b/>
                 <w:bCs/>
-                <w:color w:val="C00000"/>
+                <w:color w:val="385623" w:themeColor="accent6" w:themeShade="80"/>
                 <w:sz w:val="20"/>
                 <w:szCs w:val="20"/>
               </w:rPr>
@@ -437,11 +443,12 @@
             <w:r>
               <w:rPr>
                 <w:b/>
-                <w:color w:val="C00000"/>
-                <w:sz w:val="20"/>
-                <w:szCs w:val="20"/>
-              </w:rPr>
-              <w:t>Hales Corners Challenge XXXVII (Saturday)</w:t>
+                <w:bCs/>
+                <w:color w:val="385623" w:themeColor="accent6" w:themeShade="80"/>
+                <w:sz w:val="20"/>
+                <w:szCs w:val="20"/>
+              </w:rPr>
+              <w:t>Speedy Gonzalez Action Swiss (3 rounds, one night)</w:t>
             </w:r>
           </w:p>
         </w:tc>
@@ -463,7 +470,7 @@
           <w:p>
             <w:pPr>
               <w:rPr>
-                <w:color w:val="FF0000"/>
+                <w:color w:val="0000FF"/>
                 <w:sz w:val="20"/>
                 <w:szCs w:val="20"/>
               </w:rPr>
@@ -472,31 +479,12 @@
               <w:rPr>
                 <w:b/>
                 <w:bCs/>
-                <w:color w:val="FF0000"/>
-                <w:sz w:val="20"/>
-                <w:szCs w:val="20"/>
-              </w:rPr>
-              <w:t xml:space="preserve">Aug. </w:t>
-            </w:r>
-            <w:r>
-              <w:rPr>
-                <w:b/>
-                <w:bCs/>
-                <w:color w:val="FF0000"/>
-                <w:sz w:val="20"/>
-                <w:szCs w:val="20"/>
-              </w:rPr>
-              <w:t>2</w:t>
-            </w:r>
-            <w:r>
-              <w:rPr>
-                <w:b/>
-                <w:bCs/>
-                <w:color w:val="FF0000"/>
-                <w:sz w:val="20"/>
-                <w:szCs w:val="20"/>
-              </w:rPr>
-              <w:t>1</w:t>
+                <w:spacing w:val="-4"/>
+                <w:w w:val="110"/>
+                <w:sz w:val="20"/>
+                <w:szCs w:val="20"/>
+              </w:rPr>
+              <w:t>Aug. 14</w:t>
             </w:r>
           </w:p>
         </w:tc>
@@ -513,7 +501,7 @@
           <w:p>
             <w:pPr>
               <w:rPr>
-                <w:color w:val="FF0000"/>
+                <w:color w:val="0000FF"/>
                 <w:sz w:val="20"/>
                 <w:szCs w:val="20"/>
               </w:rPr>
@@ -521,11 +509,18 @@
             <w:r>
               <w:rPr>
                 <w:b/>
-                <w:color w:val="FF0000"/>
-                <w:sz w:val="20"/>
-                <w:szCs w:val="20"/>
-              </w:rPr>
-              <w:t>No Chess – Village Hall Closed</w:t>
+                <w:sz w:val="20"/>
+                <w:szCs w:val="20"/>
+              </w:rPr>
+              <w:t xml:space="preserve">Joe Crothers Memorial SWCC Chp – Rd </w:t>
+            </w:r>
+            <w:r>
+              <w:rPr>
+                <w:b/>
+                <w:sz w:val="20"/>
+                <w:szCs w:val="20"/>
+              </w:rPr>
+              <w:t>4</w:t>
             </w:r>
           </w:p>
         </w:tc>
@@ -544,7 +539,7 @@
               <w:rPr>
                 <w:b/>
                 <w:bCs/>
-                <w:color w:val="385623" w:themeColor="accent6" w:themeShade="80"/>
+                <w:color w:val="0000FF"/>
                 <w:sz w:val="20"/>
                 <w:szCs w:val="20"/>
                 <w:highlight w:val="yellow"/>
@@ -555,30 +550,12 @@
                 <w:b/>
                 <w:bCs/>
                 <w:color w:val="0000FF"/>
-                <w:sz w:val="20"/>
-                <w:szCs w:val="20"/>
-              </w:rPr>
-              <w:t>Oct</w:t>
-            </w:r>
-            <w:r>
-              <w:rPr>
-                <w:b/>
-                <w:bCs/>
-                <w:color w:val="0000FF"/>
-                <w:sz w:val="20"/>
-                <w:szCs w:val="20"/>
-              </w:rPr>
-              <w:t xml:space="preserve">. </w:t>
-            </w:r>
-            <w:r>
-              <w:rPr>
-                <w:b/>
-                <w:bCs/>
-                <w:color w:val="0000FF"/>
-                <w:sz w:val="20"/>
-                <w:szCs w:val="20"/>
-              </w:rPr>
-              <w:t>9</w:t>
+                <w:spacing w:val="-4"/>
+                <w:w w:val="110"/>
+                <w:sz w:val="20"/>
+                <w:szCs w:val="20"/>
+              </w:rPr>
+              <w:t>Oct. 4</w:t>
             </w:r>
           </w:p>
         </w:tc>
@@ -606,15 +583,345 @@
             <w:r>
               <w:rPr>
                 <w:b/>
+                <w:color w:val="0000FF"/>
+                <w:sz w:val="20"/>
+                <w:szCs w:val="20"/>
+              </w:rPr>
+              <w:t>Hales Corners Challenge XXXVII (Saturday)</w:t>
+            </w:r>
+          </w:p>
+        </w:tc>
+      </w:tr>
+      <w:tr>
+        <w:trPr>
+          <w:trHeight w:hRule="exact" w:val="302"/>
+        </w:trPr>
+        <w:tc>
+          <w:tcPr>
+            <w:tcW w:w="816" w:type="dxa"/>
+            <w:tcBorders>
+              <w:top w:val="single" w:sz="11" w:space="0" w:color="auto"/>
+              <w:left w:val="single" w:sz="11" w:space="0" w:color="auto"/>
+              <w:bottom w:val="single" w:sz="11" w:space="0" w:color="auto"/>
+              <w:right w:val="single" w:sz="11" w:space="0" w:color="auto"/>
+            </w:tcBorders>
+          </w:tcPr>
+          <w:p>
+            <w:pPr>
+              <w:rPr>
+                <w:color w:val="0000FF"/>
+                <w:sz w:val="20"/>
+                <w:szCs w:val="20"/>
+              </w:rPr>
+            </w:pPr>
+            <w:r>
+              <w:rPr>
+                <w:b/>
+                <w:bCs/>
+                <w:spacing w:val="-4"/>
+                <w:w w:val="110"/>
+                <w:sz w:val="20"/>
+                <w:szCs w:val="20"/>
+              </w:rPr>
+              <w:t>Aug. 21</w:t>
+            </w:r>
+          </w:p>
+        </w:tc>
+        <w:tc>
+          <w:tcPr>
+            <w:tcW w:w="4680" w:type="dxa"/>
+            <w:tcBorders>
+              <w:top w:val="single" w:sz="11" w:space="0" w:color="auto"/>
+              <w:left w:val="single" w:sz="11" w:space="0" w:color="auto"/>
+              <w:bottom w:val="single" w:sz="11" w:space="0" w:color="auto"/>
+              <w:right w:val="single" w:sz="11" w:space="0" w:color="auto"/>
+            </w:tcBorders>
+          </w:tcPr>
+          <w:p>
+            <w:pPr>
+              <w:rPr>
+                <w:color w:val="0000FF"/>
+                <w:sz w:val="20"/>
+                <w:szCs w:val="20"/>
+              </w:rPr>
+            </w:pPr>
+            <w:r>
+              <w:rPr>
+                <w:b/>
+                <w:sz w:val="20"/>
+                <w:szCs w:val="20"/>
+              </w:rPr>
+              <w:t xml:space="preserve">Joe Crothers Memorial SWCC Chp – Rd </w:t>
+            </w:r>
+            <w:r>
+              <w:rPr>
+                <w:b/>
+                <w:sz w:val="20"/>
+                <w:szCs w:val="20"/>
+              </w:rPr>
+              <w:t>5</w:t>
+            </w:r>
+          </w:p>
+        </w:tc>
+        <w:tc>
+          <w:tcPr>
+            <w:tcW w:w="900" w:type="dxa"/>
+            <w:tcBorders>
+              <w:top w:val="single" w:sz="11" w:space="0" w:color="auto"/>
+              <w:left w:val="single" w:sz="11" w:space="0" w:color="auto"/>
+              <w:bottom w:val="single" w:sz="11" w:space="0" w:color="auto"/>
+              <w:right w:val="single" w:sz="11" w:space="0" w:color="auto"/>
+            </w:tcBorders>
+          </w:tcPr>
+          <w:p>
+            <w:pPr>
+              <w:rPr>
+                <w:color w:val="7030A0"/>
+                <w:sz w:val="20"/>
+                <w:szCs w:val="20"/>
+              </w:rPr>
+            </w:pPr>
+            <w:r>
+              <w:rPr>
+                <w:b/>
+                <w:bCs/>
+                <w:color w:val="7030A0"/>
+                <w:spacing w:val="-4"/>
+                <w:w w:val="110"/>
+                <w:sz w:val="20"/>
+                <w:szCs w:val="20"/>
+              </w:rPr>
+              <w:t>Oct. 9</w:t>
+            </w:r>
+          </w:p>
+        </w:tc>
+        <w:tc>
+          <w:tcPr>
+            <w:tcW w:w="4680" w:type="dxa"/>
+            <w:tcBorders>
+              <w:top w:val="single" w:sz="11" w:space="0" w:color="auto"/>
+              <w:left w:val="single" w:sz="11" w:space="0" w:color="auto"/>
+              <w:bottom w:val="single" w:sz="11" w:space="0" w:color="auto"/>
+              <w:right w:val="single" w:sz="26" w:space="0" w:color="auto"/>
+            </w:tcBorders>
+          </w:tcPr>
+          <w:p>
+            <w:pPr>
+              <w:rPr>
+                <w:color w:val="7030A0"/>
+                <w:sz w:val="20"/>
+                <w:szCs w:val="20"/>
+              </w:rPr>
+            </w:pPr>
+            <w:r>
+              <w:rPr>
+                <w:b/>
+                <w:color w:val="7030A0"/>
+                <w:sz w:val="20"/>
+                <w:szCs w:val="20"/>
+              </w:rPr>
+              <w:t>Garfield Gambits a Pawn Swiss</w:t>
+            </w:r>
+            <w:r>
+              <w:rPr>
+                <w:b/>
+                <w:color w:val="7030A0"/>
+                <w:sz w:val="20"/>
+                <w:szCs w:val="20"/>
+              </w:rPr>
+              <w:t xml:space="preserve"> – Rd </w:t>
+            </w:r>
+            <w:r>
+              <w:rPr>
+                <w:b/>
+                <w:color w:val="7030A0"/>
+                <w:sz w:val="20"/>
+                <w:szCs w:val="20"/>
+              </w:rPr>
+              <w:t>1</w:t>
+            </w:r>
+          </w:p>
+        </w:tc>
+      </w:tr>
+      <w:tr>
+        <w:trPr>
+          <w:trHeight w:hRule="exact" w:val="302"/>
+        </w:trPr>
+        <w:tc>
+          <w:tcPr>
+            <w:tcW w:w="816" w:type="dxa"/>
+            <w:tcBorders>
+              <w:top w:val="single" w:sz="11" w:space="0" w:color="auto"/>
+              <w:left w:val="single" w:sz="11" w:space="0" w:color="auto"/>
+              <w:bottom w:val="single" w:sz="11" w:space="0" w:color="auto"/>
+              <w:right w:val="single" w:sz="11" w:space="0" w:color="auto"/>
+            </w:tcBorders>
+          </w:tcPr>
+          <w:p>
+            <w:pPr>
+              <w:rPr>
+                <w:b/>
                 <w:bCs/>
                 <w:color w:val="0000FF"/>
-                <w:sz w:val="20"/>
-                <w:szCs w:val="20"/>
-              </w:rPr>
-              <w:t xml:space="preserve">Bugs Bunny Blunders a Bishop </w:t>
+                <w:spacing w:val="-4"/>
+                <w:w w:val="110"/>
+                <w:sz w:val="20"/>
+                <w:szCs w:val="20"/>
+                <w:highlight w:val="yellow"/>
+              </w:rPr>
+            </w:pPr>
+            <w:r>
+              <w:rPr>
+                <w:b/>
+                <w:bCs/>
+                <w:spacing w:val="-4"/>
+                <w:w w:val="110"/>
+                <w:sz w:val="20"/>
+                <w:szCs w:val="20"/>
+              </w:rPr>
+              <w:t>Aug. 28</w:t>
             </w:r>
-            <w:proofErr w:type="gramStart"/>
+          </w:p>
+        </w:tc>
+        <w:tc>
+          <w:tcPr>
+            <w:tcW w:w="4680" w:type="dxa"/>
+            <w:tcBorders>
+              <w:top w:val="single" w:sz="11" w:space="0" w:color="auto"/>
+              <w:left w:val="single" w:sz="11" w:space="0" w:color="auto"/>
+              <w:bottom w:val="single" w:sz="11" w:space="0" w:color="auto"/>
+              <w:right w:val="single" w:sz="11" w:space="0" w:color="auto"/>
+            </w:tcBorders>
+          </w:tcPr>
+          <w:p>
+            <w:pPr>
+              <w:rPr>
+                <w:b/>
+                <w:color w:val="0000FF"/>
+                <w:sz w:val="20"/>
+                <w:szCs w:val="20"/>
+                <w:highlight w:val="yellow"/>
+              </w:rPr>
+            </w:pPr>
             <w:r>
+              <w:rPr>
+                <w:b/>
+                <w:sz w:val="20"/>
+                <w:szCs w:val="20"/>
+              </w:rPr>
+              <w:t xml:space="preserve">Joe Crothers Memorial SWCC Chp – Rd </w:t>
+            </w:r>
+            <w:r>
+              <w:rPr>
+                <w:b/>
+                <w:sz w:val="20"/>
+                <w:szCs w:val="20"/>
+              </w:rPr>
+              <w:t>6</w:t>
+            </w:r>
+          </w:p>
+        </w:tc>
+        <w:tc>
+          <w:tcPr>
+            <w:tcW w:w="900" w:type="dxa"/>
+            <w:tcBorders>
+              <w:top w:val="single" w:sz="11" w:space="0" w:color="auto"/>
+              <w:left w:val="single" w:sz="11" w:space="0" w:color="auto"/>
+              <w:bottom w:val="single" w:sz="11" w:space="0" w:color="auto"/>
+              <w:right w:val="single" w:sz="11" w:space="0" w:color="auto"/>
+            </w:tcBorders>
+          </w:tcPr>
+          <w:p>
+            <w:pPr>
+              <w:rPr>
+                <w:b/>
+                <w:bCs/>
+                <w:color w:val="385623" w:themeColor="accent6" w:themeShade="80"/>
+                <w:spacing w:val="-4"/>
+                <w:w w:val="110"/>
+                <w:sz w:val="20"/>
+                <w:szCs w:val="20"/>
+              </w:rPr>
+            </w:pPr>
+            <w:r>
+              <w:rPr>
+                <w:b/>
+                <w:bCs/>
+                <w:color w:val="7030A0"/>
+                <w:spacing w:val="-4"/>
+                <w:w w:val="110"/>
+                <w:sz w:val="20"/>
+                <w:szCs w:val="20"/>
+              </w:rPr>
+              <w:t>Oct. 16</w:t>
+            </w:r>
+          </w:p>
+        </w:tc>
+        <w:tc>
+          <w:tcPr>
+            <w:tcW w:w="4680" w:type="dxa"/>
+            <w:tcBorders>
+              <w:top w:val="single" w:sz="11" w:space="0" w:color="auto"/>
+              <w:left w:val="single" w:sz="11" w:space="0" w:color="auto"/>
+              <w:bottom w:val="single" w:sz="11" w:space="0" w:color="auto"/>
+              <w:right w:val="single" w:sz="26" w:space="0" w:color="auto"/>
+            </w:tcBorders>
+          </w:tcPr>
+          <w:p>
+            <w:pPr>
+              <w:rPr>
+                <w:b/>
+                <w:color w:val="385623" w:themeColor="accent6" w:themeShade="80"/>
+                <w:sz w:val="20"/>
+                <w:szCs w:val="20"/>
+              </w:rPr>
+            </w:pPr>
+            <w:r>
+              <w:rPr>
+                <w:b/>
+                <w:color w:val="7030A0"/>
+                <w:sz w:val="20"/>
+                <w:szCs w:val="20"/>
+              </w:rPr>
+              <w:t>Garfield Gambits a Pawn Swiss</w:t>
+            </w:r>
+            <w:r>
+              <w:rPr>
+                <w:b/>
+                <w:color w:val="7030A0"/>
+                <w:sz w:val="20"/>
+                <w:szCs w:val="20"/>
+              </w:rPr>
+              <w:t xml:space="preserve"> – Rd </w:t>
+            </w:r>
+            <w:r>
+              <w:rPr>
+                <w:b/>
+                <w:color w:val="7030A0"/>
+                <w:sz w:val="20"/>
+                <w:szCs w:val="20"/>
+              </w:rPr>
+              <w:t>2</w:t>
+            </w:r>
+          </w:p>
+        </w:tc>
+      </w:tr>
+      <w:tr>
+        <w:trPr>
+          <w:trHeight w:hRule="exact" w:val="302"/>
+        </w:trPr>
+        <w:tc>
+          <w:tcPr>
+            <w:tcW w:w="816" w:type="dxa"/>
+            <w:tcBorders>
+              <w:top w:val="single" w:sz="11" w:space="0" w:color="auto"/>
+              <w:left w:val="single" w:sz="11" w:space="0" w:color="auto"/>
+              <w:bottom w:val="single" w:sz="11" w:space="0" w:color="auto"/>
+              <w:right w:val="single" w:sz="11" w:space="0" w:color="auto"/>
+            </w:tcBorders>
+          </w:tcPr>
+          <w:p>
+            <w:pPr>
               <w:rPr>
                 <w:b/>
                 <w:bCs/>
@@ -622,9 +929,7 @@
                 <w:sz w:val="20"/>
                 <w:szCs w:val="20"/>
               </w:rPr>
-              <w:t>Swiss  -</w:t>
-            </w:r>
-            <w:proofErr w:type="gramEnd"/>
+            </w:pPr>
             <w:r>
               <w:rPr>
                 <w:b/>
@@ -633,13 +938,125 @@
                 <w:sz w:val="20"/>
                 <w:szCs w:val="20"/>
               </w:rPr>
-              <w:t xml:space="preserve"> Rd </w:t>
+              <w:t>Sep. 4</w:t>
+            </w:r>
+          </w:p>
+        </w:tc>
+        <w:tc>
+          <w:tcPr>
+            <w:tcW w:w="4680" w:type="dxa"/>
+            <w:tcBorders>
+              <w:top w:val="single" w:sz="11" w:space="0" w:color="auto"/>
+              <w:left w:val="single" w:sz="11" w:space="0" w:color="auto"/>
+              <w:bottom w:val="single" w:sz="11" w:space="0" w:color="auto"/>
+              <w:right w:val="single" w:sz="11" w:space="0" w:color="auto"/>
+            </w:tcBorders>
+          </w:tcPr>
+          <w:p>
+            <w:pPr>
+              <w:rPr>
+                <w:b/>
+                <w:bCs/>
+                <w:color w:val="0000FF"/>
+                <w:sz w:val="20"/>
+                <w:szCs w:val="20"/>
+              </w:rPr>
+            </w:pPr>
+            <w:r>
+              <w:rPr>
+                <w:b/>
+                <w:bCs/>
+                <w:color w:val="0000FF"/>
+                <w:sz w:val="20"/>
+                <w:szCs w:val="20"/>
+              </w:rPr>
+              <w:t>Bugs Bunny Blunders a Bishop Swiss  - Rd 1</w:t>
+            </w:r>
+          </w:p>
+        </w:tc>
+        <w:tc>
+          <w:tcPr>
+            <w:tcW w:w="900" w:type="dxa"/>
+            <w:tcBorders>
+              <w:top w:val="single" w:sz="11" w:space="0" w:color="auto"/>
+              <w:left w:val="single" w:sz="11" w:space="0" w:color="auto"/>
+              <w:bottom w:val="single" w:sz="11" w:space="0" w:color="auto"/>
+              <w:right w:val="single" w:sz="11" w:space="0" w:color="auto"/>
+            </w:tcBorders>
+          </w:tcPr>
+          <w:p>
+            <w:pPr>
+              <w:rPr>
+                <w:sz w:val="20"/>
+                <w:szCs w:val="20"/>
+              </w:rPr>
+            </w:pPr>
+            <w:r>
+              <w:rPr>
+                <w:b/>
+                <w:bCs/>
+                <w:color w:val="7030A0"/>
+                <w:spacing w:val="-4"/>
+                <w:w w:val="110"/>
+                <w:sz w:val="20"/>
+                <w:szCs w:val="20"/>
+              </w:rPr>
+              <w:t xml:space="preserve">Oct. </w:t>
             </w:r>
             <w:r>
               <w:rPr>
                 <w:b/>
                 <w:bCs/>
-                <w:color w:val="0000FF"/>
+                <w:color w:val="7030A0"/>
+                <w:spacing w:val="-4"/>
+                <w:w w:val="110"/>
+                <w:sz w:val="20"/>
+                <w:szCs w:val="20"/>
+              </w:rPr>
+              <w:t>23</w:t>
+            </w:r>
+          </w:p>
+        </w:tc>
+        <w:tc>
+          <w:tcPr>
+            <w:tcW w:w="4680" w:type="dxa"/>
+            <w:tcBorders>
+              <w:top w:val="single" w:sz="11" w:space="0" w:color="auto"/>
+              <w:left w:val="single" w:sz="11" w:space="0" w:color="auto"/>
+              <w:bottom w:val="single" w:sz="11" w:space="0" w:color="auto"/>
+              <w:right w:val="single" w:sz="26" w:space="0" w:color="auto"/>
+            </w:tcBorders>
+          </w:tcPr>
+          <w:p>
+            <w:pPr>
+              <w:rPr>
+                <w:b/>
+                <w:sz w:val="20"/>
+                <w:szCs w:val="20"/>
+              </w:rPr>
+            </w:pPr>
+            <w:r>
+              <w:rPr>
+                <w:b/>
+                <w:color w:val="7030A0"/>
+                <w:sz w:val="20"/>
+                <w:szCs w:val="20"/>
+              </w:rPr>
+              <w:t>Garfield Gambits a Pawn Swiss</w:t>
+            </w:r>
+            <w:r>
+              <w:rPr>
+                <w:b/>
+                <w:color w:val="7030A0"/>
+                <w:sz w:val="20"/>
+                <w:szCs w:val="20"/>
+              </w:rPr>
+              <w:t xml:space="preserve"> – Rd </w:t>
+            </w:r>
+            <w:r>
+              <w:rPr>
+                <w:b/>
+                <w:color w:val="7030A0"/>
                 <w:sz w:val="20"/>
                 <w:szCs w:val="20"/>
               </w:rPr>
@@ -665,7 +1082,11 @@
           <w:p>
             <w:pPr>
               <w:rPr>
+                <w:b/>
+                <w:bCs/>
                 <w:color w:val="0000FF"/>
+                <w:spacing w:val="-4"/>
+                <w:w w:val="110"/>
                 <w:sz w:val="20"/>
                 <w:szCs w:val="20"/>
               </w:rPr>
@@ -674,31 +1095,11 @@
               <w:rPr>
                 <w:b/>
                 <w:bCs/>
-                <w:color w:val="FF0000"/>
-                <w:sz w:val="20"/>
-                <w:szCs w:val="20"/>
-              </w:rPr>
-              <w:t xml:space="preserve">Aug. </w:t>
-            </w:r>
-            <w:r>
-              <w:rPr>
-                <w:b/>
-                <w:bCs/>
-                <w:color w:val="FF0000"/>
-                <w:sz w:val="20"/>
-                <w:szCs w:val="20"/>
-              </w:rPr>
-              <w:t>2</w:t>
-            </w:r>
-            <w:r>
-              <w:rPr>
-                <w:b/>
-                <w:bCs/>
-                <w:color w:val="FF0000"/>
-                <w:sz w:val="20"/>
-                <w:szCs w:val="20"/>
-              </w:rPr>
-              <w:t>8</w:t>
+                <w:color w:val="0000FF"/>
+                <w:sz w:val="20"/>
+                <w:szCs w:val="20"/>
+              </w:rPr>
+              <w:t>Sep. 11</w:t>
             </w:r>
           </w:p>
         </w:tc>
@@ -715,6 +1116,7 @@
           <w:p>
             <w:pPr>
               <w:rPr>
+                <w:b/>
                 <w:color w:val="0000FF"/>
                 <w:sz w:val="20"/>
                 <w:szCs w:val="20"/>
@@ -723,11 +1125,12 @@
             <w:r>
               <w:rPr>
                 <w:b/>
-                <w:color w:val="FF0000"/>
-                <w:sz w:val="20"/>
-                <w:szCs w:val="20"/>
-              </w:rPr>
-              <w:t>No Chess – Village Hall Closed</w:t>
+                <w:bCs/>
+                <w:color w:val="0000FF"/>
+                <w:sz w:val="20"/>
+                <w:szCs w:val="20"/>
+              </w:rPr>
+              <w:t>Bugs Bunny Blunders a Bishop Swiss  - Rd 2</w:t>
             </w:r>
           </w:p>
         </w:tc>
@@ -744,7 +1147,11 @@
           <w:p>
             <w:pPr>
               <w:rPr>
-                <w:color w:val="7030A0"/>
+                <w:b/>
+                <w:bCs/>
+                <w:color w:val="0000FF"/>
+                <w:spacing w:val="-4"/>
+                <w:w w:val="110"/>
                 <w:sz w:val="20"/>
                 <w:szCs w:val="20"/>
               </w:rPr>
@@ -753,31 +1160,13 @@
               <w:rPr>
                 <w:b/>
                 <w:bCs/>
-                <w:color w:val="0000FF"/>
-                <w:sz w:val="20"/>
-                <w:szCs w:val="20"/>
-              </w:rPr>
-              <w:t>Oct</w:t>
-            </w:r>
-            <w:r>
-              <w:rPr>
-                <w:b/>
-                <w:bCs/>
-                <w:color w:val="0000FF"/>
-                <w:sz w:val="20"/>
-                <w:szCs w:val="20"/>
-              </w:rPr>
-              <w:t xml:space="preserve">. </w:t>
-            </w:r>
-            <w:r>
-              <w:rPr>
-                <w:b/>
-                <w:bCs/>
-                <w:color w:val="0000FF"/>
-                <w:sz w:val="20"/>
-                <w:szCs w:val="20"/>
-              </w:rPr>
-              <w:t>16</w:t>
+                <w:color w:val="7030A0"/>
+                <w:spacing w:val="-4"/>
+                <w:w w:val="110"/>
+                <w:sz w:val="20"/>
+                <w:szCs w:val="20"/>
+              </w:rPr>
+              <w:t>Oct. 30</w:t>
             </w:r>
           </w:p>
         </w:tc>
@@ -794,7 +1183,8 @@
           <w:p>
             <w:pPr>
               <w:rPr>
-                <w:color w:val="7030A0"/>
+                <w:b/>
+                <w:color w:val="0000FF"/>
                 <w:sz w:val="20"/>
                 <w:szCs w:val="20"/>
               </w:rPr>
@@ -802,34 +1192,29 @@
             <w:r>
               <w:rPr>
                 <w:b/>
-                <w:bCs/>
-                <w:color w:val="0000FF"/>
-                <w:sz w:val="20"/>
-                <w:szCs w:val="20"/>
-              </w:rPr>
-              <w:t xml:space="preserve">Bugs Bunny Blunders a Bishop </w:t>
+                <w:color w:val="7030A0"/>
+                <w:sz w:val="20"/>
+                <w:szCs w:val="20"/>
+              </w:rPr>
+              <w:t>Garfield Gambits a Pawn Swiss</w:t>
             </w:r>
-            <w:proofErr w:type="gramStart"/>
             <w:r>
               <w:rPr>
                 <w:b/>
-                <w:bCs/>
-                <w:color w:val="0000FF"/>
-                <w:sz w:val="20"/>
-                <w:szCs w:val="20"/>
-              </w:rPr>
-              <w:t>Swiss  -</w:t>
+                <w:color w:val="7030A0"/>
+                <w:sz w:val="20"/>
+                <w:szCs w:val="20"/>
+              </w:rPr>
+              <w:t xml:space="preserve"> – Rd </w:t>
             </w:r>
-            <w:proofErr w:type="gramEnd"/>
             <w:r>
               <w:rPr>
                 <w:b/>
-                <w:bCs/>
-                <w:color w:val="0000FF"/>
-                <w:sz w:val="20"/>
-                <w:szCs w:val="20"/>
-              </w:rPr>
-              <w:t xml:space="preserve"> Rd 4</w:t>
+                <w:color w:val="7030A0"/>
+                <w:sz w:val="20"/>
+                <w:szCs w:val="20"/>
+              </w:rPr>
+              <w:t>4</w:t>
             </w:r>
           </w:p>
         </w:tc>
@@ -851,25 +1236,22 @@
           <w:p>
             <w:pPr>
               <w:rPr>
-                <w:b/>
-                <w:bCs/>
                 <w:color w:val="0000FF"/>
                 <w:spacing w:val="-4"/>
                 <w:w w:val="110"/>
                 <w:sz w:val="20"/>
                 <w:szCs w:val="20"/>
-                <w:highlight w:val="yellow"/>
               </w:rPr>
             </w:pPr>
             <w:r>
               <w:rPr>
                 <w:b/>
                 <w:bCs/>
-                <w:color w:val="000000" w:themeColor="text1"/>
-                <w:sz w:val="20"/>
-                <w:szCs w:val="20"/>
-              </w:rPr>
-              <w:t>Sep. 4</w:t>
+                <w:color w:val="0000FF"/>
+                <w:sz w:val="20"/>
+                <w:szCs w:val="20"/>
+              </w:rPr>
+              <w:t>Sep. 18</w:t>
             </w:r>
           </w:p>
         </w:tc>
@@ -886,46 +1268,20 @@
           <w:p>
             <w:pPr>
               <w:rPr>
-                <w:b/>
                 <w:color w:val="0000FF"/>
                 <w:sz w:val="20"/>
                 <w:szCs w:val="20"/>
-                <w:highlight w:val="yellow"/>
               </w:rPr>
             </w:pPr>
             <w:r>
               <w:rPr>
                 <w:b/>
-                <w:sz w:val="20"/>
-                <w:szCs w:val="20"/>
-              </w:rPr>
-              <w:t xml:space="preserve">Joe Crothers Memorial SWCC </w:t>
-            </w:r>
-            <w:proofErr w:type="spellStart"/>
-            <w:r>
-              <w:rPr>
-                <w:b/>
-                <w:sz w:val="20"/>
-                <w:szCs w:val="20"/>
-              </w:rPr>
-              <w:t>Chp</w:t>
-            </w:r>
-            <w:proofErr w:type="spellEnd"/>
-            <w:r>
-              <w:rPr>
-                <w:b/>
-                <w:sz w:val="20"/>
-                <w:szCs w:val="20"/>
-              </w:rPr>
-              <w:t xml:space="preserve"> – Rd </w:t>
-            </w:r>
-            <w:r>
-              <w:rPr>
-                <w:b/>
-                <w:sz w:val="20"/>
-                <w:szCs w:val="20"/>
-              </w:rPr>
-              <w:t>4</w:t>
+                <w:bCs/>
+                <w:color w:val="0000FF"/>
+                <w:sz w:val="20"/>
+                <w:szCs w:val="20"/>
+              </w:rPr>
+              <w:t>Bugs Bunny Blunders a Bishop Swiss  - Rd 3</w:t>
             </w:r>
           </w:p>
         </w:tc>
@@ -944,11 +1300,11 @@
               <w:rPr>
                 <w:b/>
                 <w:bCs/>
-                <w:color w:val="385623" w:themeColor="accent6" w:themeShade="80"/>
+                <w:color w:val="006600"/>
                 <w:spacing w:val="-4"/>
                 <w:w w:val="110"/>
-                <w:sz w:val="20"/>
-                <w:szCs w:val="20"/>
+                <w:sz w:val="18"/>
+                <w:szCs w:val="18"/>
               </w:rPr>
             </w:pPr>
             <w:r>
@@ -961,7 +1317,7 @@
                 <w:sz w:val="20"/>
                 <w:szCs w:val="20"/>
               </w:rPr>
-              <w:t>Oct. 23</w:t>
+              <w:t>Nov. 6</w:t>
             </w:r>
           </w:p>
         </w:tc>
@@ -979,7 +1335,8 @@
             <w:pPr>
               <w:rPr>
                 <w:b/>
-                <w:color w:val="385623" w:themeColor="accent6" w:themeShade="80"/>
+                <w:bCs/>
+                <w:color w:val="006600"/>
                 <w:sz w:val="20"/>
                 <w:szCs w:val="20"/>
               </w:rPr>
@@ -1009,7 +1366,7 @@
                 <w:sz w:val="20"/>
                 <w:szCs w:val="20"/>
               </w:rPr>
-              <w:t>1</w:t>
+              <w:t>5</w:t>
             </w:r>
           </w:p>
         </w:tc>
@@ -1031,32 +1388,22 @@
           <w:p>
             <w:pPr>
               <w:rPr>
+                <w:color w:val="0000FF"/>
+                <w:spacing w:val="-4"/>
+                <w:w w:val="110"/>
+                <w:sz w:val="20"/>
+                <w:szCs w:val="20"/>
+              </w:rPr>
+            </w:pPr>
+            <w:r>
+              <w:rPr>
                 <w:b/>
                 <w:bCs/>
                 <w:color w:val="0000FF"/>
                 <w:sz w:val="20"/>
                 <w:szCs w:val="20"/>
               </w:rPr>
-            </w:pPr>
-            <w:r>
-              <w:rPr>
-                <w:b/>
-                <w:bCs/>
-                <w:color w:val="000000" w:themeColor="text1"/>
-                <w:sz w:val="20"/>
-                <w:szCs w:val="20"/>
-              </w:rPr>
-              <w:t xml:space="preserve">Sep. </w:t>
-            </w:r>
-            <w:r>
-              <w:rPr>
-                <w:b/>
-                <w:bCs/>
-                <w:color w:val="000000" w:themeColor="text1"/>
-                <w:sz w:val="20"/>
-                <w:szCs w:val="20"/>
-              </w:rPr>
-              <w:t>11</w:t>
+              <w:t>Sep. 25</w:t>
             </w:r>
           </w:p>
         </w:tc>
@@ -1073,46 +1420,20 @@
           <w:p>
             <w:pPr>
               <w:rPr>
+                <w:color w:val="0000FF"/>
+                <w:sz w:val="20"/>
+                <w:szCs w:val="20"/>
+              </w:rPr>
+            </w:pPr>
+            <w:r>
+              <w:rPr>
                 <w:b/>
                 <w:bCs/>
                 <w:color w:val="0000FF"/>
                 <w:sz w:val="20"/>
                 <w:szCs w:val="20"/>
               </w:rPr>
-            </w:pPr>
-            <w:r>
-              <w:rPr>
-                <w:b/>
-                <w:sz w:val="20"/>
-                <w:szCs w:val="20"/>
-              </w:rPr>
-              <w:t xml:space="preserve">Joe Crothers Memorial SWCC </w:t>
-            </w:r>
-            <w:proofErr w:type="spellStart"/>
-            <w:r>
-              <w:rPr>
-                <w:b/>
-                <w:sz w:val="20"/>
-                <w:szCs w:val="20"/>
-              </w:rPr>
-              <w:t>Chp</w:t>
-            </w:r>
-            <w:proofErr w:type="spellEnd"/>
-            <w:r>
-              <w:rPr>
-                <w:b/>
-                <w:sz w:val="20"/>
-                <w:szCs w:val="20"/>
-              </w:rPr>
-              <w:t xml:space="preserve"> – Rd </w:t>
-            </w:r>
-            <w:r>
-              <w:rPr>
-                <w:b/>
-                <w:sz w:val="20"/>
-                <w:szCs w:val="20"/>
-              </w:rPr>
-              <w:t>5</w:t>
+              <w:t>Bugs Bunny Blunders a Bishop Swiss  - Rd 4</w:t>
             </w:r>
           </w:p>
         </w:tc>
@@ -1129,409 +1450,24 @@
           <w:p>
             <w:pPr>
               <w:rPr>
-                <w:sz w:val="20"/>
-                <w:szCs w:val="20"/>
-              </w:rPr>
-            </w:pPr>
-            <w:r>
-              <w:rPr>
-                <w:b/>
-                <w:bCs/>
-                <w:color w:val="7030A0"/>
-                <w:spacing w:val="-4"/>
-                <w:w w:val="110"/>
-                <w:sz w:val="20"/>
-                <w:szCs w:val="20"/>
-              </w:rPr>
-              <w:t>Oct. 30</w:t>
-            </w:r>
-          </w:p>
-        </w:tc>
-        <w:tc>
-          <w:tcPr>
-            <w:tcW w:w="4680" w:type="dxa"/>
-            <w:tcBorders>
-              <w:top w:val="single" w:sz="11" w:space="0" w:color="auto"/>
-              <w:left w:val="single" w:sz="11" w:space="0" w:color="auto"/>
-              <w:bottom w:val="single" w:sz="11" w:space="0" w:color="auto"/>
-              <w:right w:val="single" w:sz="26" w:space="0" w:color="auto"/>
-            </w:tcBorders>
-          </w:tcPr>
-          <w:p>
-            <w:pPr>
-              <w:rPr>
-                <w:b/>
-                <w:sz w:val="20"/>
-                <w:szCs w:val="20"/>
-              </w:rPr>
-            </w:pPr>
-            <w:r>
-              <w:rPr>
-                <w:b/>
-                <w:color w:val="7030A0"/>
-                <w:sz w:val="20"/>
-                <w:szCs w:val="20"/>
-              </w:rPr>
-              <w:t>Garfield Gambits a Pawn Swiss</w:t>
-            </w:r>
-            <w:r>
-              <w:rPr>
-                <w:b/>
-                <w:color w:val="7030A0"/>
-                <w:sz w:val="20"/>
-                <w:szCs w:val="20"/>
-              </w:rPr>
-              <w:t xml:space="preserve"> – Rd </w:t>
-            </w:r>
-            <w:r>
-              <w:rPr>
-                <w:b/>
-                <w:color w:val="7030A0"/>
-                <w:sz w:val="20"/>
-                <w:szCs w:val="20"/>
-              </w:rPr>
-              <w:t>1</w:t>
-            </w:r>
-          </w:p>
-        </w:tc>
-      </w:tr>
-      <w:tr>
-        <w:trPr>
-          <w:trHeight w:hRule="exact" w:val="302"/>
-        </w:trPr>
-        <w:tc>
-          <w:tcPr>
-            <w:tcW w:w="816" w:type="dxa"/>
-            <w:tcBorders>
-              <w:top w:val="single" w:sz="11" w:space="0" w:color="auto"/>
-              <w:left w:val="single" w:sz="11" w:space="0" w:color="auto"/>
-              <w:bottom w:val="single" w:sz="11" w:space="0" w:color="auto"/>
-              <w:right w:val="single" w:sz="11" w:space="0" w:color="auto"/>
-            </w:tcBorders>
-          </w:tcPr>
-          <w:p>
-            <w:pPr>
-              <w:rPr>
                 <w:b/>
                 <w:bCs/>
                 <w:color w:val="0000FF"/>
                 <w:spacing w:val="-4"/>
                 <w:w w:val="110"/>
-                <w:sz w:val="20"/>
-                <w:szCs w:val="20"/>
+                <w:sz w:val="18"/>
+                <w:szCs w:val="18"/>
               </w:rPr>
             </w:pPr>
             <w:r>
-              <w:rPr>
-                <w:b/>
-                <w:bCs/>
-                <w:color w:val="000000" w:themeColor="text1"/>
-                <w:sz w:val="20"/>
-                <w:szCs w:val="20"/>
-              </w:rPr>
-              <w:t xml:space="preserve">Sep. </w:t>
-            </w:r>
-            <w:r>
-              <w:rPr>
-                <w:b/>
-                <w:bCs/>
-                <w:color w:val="000000" w:themeColor="text1"/>
-                <w:sz w:val="20"/>
-                <w:szCs w:val="20"/>
-              </w:rPr>
-              <w:t>1</w:t>
-            </w:r>
-            <w:r>
-              <w:rPr>
-                <w:b/>
-                <w:bCs/>
-                <w:color w:val="000000" w:themeColor="text1"/>
-                <w:sz w:val="20"/>
-                <w:szCs w:val="20"/>
-              </w:rPr>
-              <w:t>8</w:t>
-            </w:r>
-          </w:p>
-        </w:tc>
-        <w:tc>
-          <w:tcPr>
-            <w:tcW w:w="4680" w:type="dxa"/>
-            <w:tcBorders>
-              <w:top w:val="single" w:sz="11" w:space="0" w:color="auto"/>
-              <w:left w:val="single" w:sz="11" w:space="0" w:color="auto"/>
-              <w:bottom w:val="single" w:sz="11" w:space="0" w:color="auto"/>
-              <w:right w:val="single" w:sz="11" w:space="0" w:color="auto"/>
-            </w:tcBorders>
-          </w:tcPr>
-          <w:p>
-            <w:pPr>
-              <w:rPr>
-                <w:b/>
-                <w:color w:val="0000FF"/>
-                <w:sz w:val="20"/>
-                <w:szCs w:val="20"/>
-              </w:rPr>
-            </w:pPr>
-            <w:r>
-              <w:rPr>
-                <w:b/>
-                <w:sz w:val="20"/>
-                <w:szCs w:val="20"/>
-              </w:rPr>
-              <w:t xml:space="preserve">Joe Crothers Memorial SWCC </w:t>
-            </w:r>
-            <w:proofErr w:type="spellStart"/>
-            <w:r>
-              <w:rPr>
-                <w:b/>
-                <w:sz w:val="20"/>
-                <w:szCs w:val="20"/>
-              </w:rPr>
-              <w:t>Chp</w:t>
-            </w:r>
-            <w:proofErr w:type="spellEnd"/>
-            <w:r>
-              <w:rPr>
-                <w:b/>
-                <w:sz w:val="20"/>
-                <w:szCs w:val="20"/>
-              </w:rPr>
-              <w:t xml:space="preserve"> – Rd </w:t>
-            </w:r>
-            <w:r>
-              <w:rPr>
-                <w:b/>
-                <w:sz w:val="20"/>
-                <w:szCs w:val="20"/>
-              </w:rPr>
-              <w:t>6</w:t>
-            </w:r>
-          </w:p>
-        </w:tc>
-        <w:tc>
-          <w:tcPr>
-            <w:tcW w:w="900" w:type="dxa"/>
-            <w:tcBorders>
-              <w:top w:val="single" w:sz="11" w:space="0" w:color="auto"/>
-              <w:left w:val="single" w:sz="11" w:space="0" w:color="auto"/>
-              <w:bottom w:val="single" w:sz="11" w:space="0" w:color="auto"/>
-              <w:right w:val="single" w:sz="11" w:space="0" w:color="auto"/>
-            </w:tcBorders>
-          </w:tcPr>
-          <w:p>
-            <w:pPr>
               <w:rPr>
                 <w:b/>
                 <w:bCs/>
                 <w:color w:val="0000FF"/>
                 <w:spacing w:val="-4"/>
                 <w:w w:val="110"/>
-                <w:sz w:val="20"/>
-                <w:szCs w:val="20"/>
-              </w:rPr>
-            </w:pPr>
-            <w:r>
-              <w:rPr>
-                <w:b/>
-                <w:bCs/>
-                <w:color w:val="7030A0"/>
-                <w:spacing w:val="-4"/>
-                <w:w w:val="110"/>
-                <w:sz w:val="20"/>
-                <w:szCs w:val="20"/>
-              </w:rPr>
-              <w:t>Nov. 6</w:t>
-            </w:r>
-          </w:p>
-        </w:tc>
-        <w:tc>
-          <w:tcPr>
-            <w:tcW w:w="4680" w:type="dxa"/>
-            <w:tcBorders>
-              <w:top w:val="single" w:sz="11" w:space="0" w:color="auto"/>
-              <w:left w:val="single" w:sz="11" w:space="0" w:color="auto"/>
-              <w:bottom w:val="single" w:sz="11" w:space="0" w:color="auto"/>
-              <w:right w:val="single" w:sz="26" w:space="0" w:color="auto"/>
-            </w:tcBorders>
-          </w:tcPr>
-          <w:p>
-            <w:pPr>
-              <w:rPr>
-                <w:b/>
-                <w:color w:val="0000FF"/>
-                <w:sz w:val="20"/>
-                <w:szCs w:val="20"/>
-              </w:rPr>
-            </w:pPr>
-            <w:r>
-              <w:rPr>
-                <w:b/>
-                <w:color w:val="7030A0"/>
-                <w:sz w:val="20"/>
-                <w:szCs w:val="20"/>
-              </w:rPr>
-              <w:t>Garfield Gambits a Pawn Swiss</w:t>
-            </w:r>
-            <w:r>
-              <w:rPr>
-                <w:b/>
-                <w:color w:val="7030A0"/>
-                <w:sz w:val="20"/>
-                <w:szCs w:val="20"/>
-              </w:rPr>
-              <w:t xml:space="preserve"> – Rd </w:t>
-            </w:r>
-            <w:r>
-              <w:rPr>
-                <w:b/>
-                <w:color w:val="7030A0"/>
-                <w:sz w:val="20"/>
-                <w:szCs w:val="20"/>
-              </w:rPr>
-              <w:t>2</w:t>
-            </w:r>
-          </w:p>
-        </w:tc>
-      </w:tr>
-      <w:tr>
-        <w:trPr>
-          <w:trHeight w:hRule="exact" w:val="302"/>
-        </w:trPr>
-        <w:tc>
-          <w:tcPr>
-            <w:tcW w:w="816" w:type="dxa"/>
-            <w:tcBorders>
-              <w:top w:val="single" w:sz="11" w:space="0" w:color="auto"/>
-              <w:left w:val="single" w:sz="11" w:space="0" w:color="auto"/>
-              <w:bottom w:val="single" w:sz="11" w:space="0" w:color="auto"/>
-              <w:right w:val="single" w:sz="11" w:space="0" w:color="auto"/>
-            </w:tcBorders>
-          </w:tcPr>
-          <w:p>
-            <w:pPr>
-              <w:rPr>
-                <w:color w:val="0000FF"/>
-                <w:spacing w:val="-4"/>
-                <w:w w:val="110"/>
-                <w:sz w:val="20"/>
-                <w:szCs w:val="20"/>
-              </w:rPr>
-            </w:pPr>
-            <w:r>
-              <w:rPr>
-                <w:b/>
-                <w:bCs/>
-                <w:color w:val="0000FF"/>
-                <w:sz w:val="20"/>
-                <w:szCs w:val="20"/>
-              </w:rPr>
-              <w:t xml:space="preserve">Sep. </w:t>
-            </w:r>
-            <w:r>
-              <w:rPr>
-                <w:b/>
-                <w:bCs/>
-                <w:color w:val="0000FF"/>
-                <w:sz w:val="20"/>
-                <w:szCs w:val="20"/>
-              </w:rPr>
-              <w:t>25</w:t>
-            </w:r>
-          </w:p>
-        </w:tc>
-        <w:tc>
-          <w:tcPr>
-            <w:tcW w:w="4680" w:type="dxa"/>
-            <w:tcBorders>
-              <w:top w:val="single" w:sz="11" w:space="0" w:color="auto"/>
-              <w:left w:val="single" w:sz="11" w:space="0" w:color="auto"/>
-              <w:bottom w:val="single" w:sz="11" w:space="0" w:color="auto"/>
-              <w:right w:val="single" w:sz="11" w:space="0" w:color="auto"/>
-            </w:tcBorders>
-          </w:tcPr>
-          <w:p>
-            <w:pPr>
-              <w:rPr>
-                <w:color w:val="0000FF"/>
-                <w:sz w:val="20"/>
-                <w:szCs w:val="20"/>
-              </w:rPr>
-            </w:pPr>
-            <w:r>
-              <w:rPr>
-                <w:b/>
-                <w:bCs/>
-                <w:color w:val="0000FF"/>
-                <w:sz w:val="20"/>
-                <w:szCs w:val="20"/>
-              </w:rPr>
-              <w:t xml:space="preserve">Bugs Bunny Blunders a Bishop </w:t>
-            </w:r>
-            <w:proofErr w:type="gramStart"/>
-            <w:r>
-              <w:rPr>
-                <w:b/>
-                <w:bCs/>
-                <w:color w:val="0000FF"/>
-                <w:sz w:val="20"/>
-                <w:szCs w:val="20"/>
-              </w:rPr>
-              <w:t>Swiss  -</w:t>
-            </w:r>
-            <w:proofErr w:type="gramEnd"/>
-            <w:r>
-              <w:rPr>
-                <w:b/>
-                <w:bCs/>
-                <w:color w:val="0000FF"/>
-                <w:sz w:val="20"/>
-                <w:szCs w:val="20"/>
-              </w:rPr>
-              <w:t xml:space="preserve"> Rd </w:t>
-            </w:r>
-            <w:r>
-              <w:rPr>
-                <w:b/>
-                <w:bCs/>
-                <w:color w:val="0000FF"/>
-                <w:sz w:val="20"/>
-                <w:szCs w:val="20"/>
-              </w:rPr>
-              <w:t>1</w:t>
-            </w:r>
-          </w:p>
-        </w:tc>
-        <w:tc>
-          <w:tcPr>
-            <w:tcW w:w="900" w:type="dxa"/>
-            <w:tcBorders>
-              <w:top w:val="single" w:sz="11" w:space="0" w:color="auto"/>
-              <w:left w:val="single" w:sz="11" w:space="0" w:color="auto"/>
-              <w:bottom w:val="single" w:sz="11" w:space="0" w:color="auto"/>
-              <w:right w:val="single" w:sz="11" w:space="0" w:color="auto"/>
-            </w:tcBorders>
-          </w:tcPr>
-          <w:p>
-            <w:pPr>
-              <w:rPr>
-                <w:b/>
-                <w:bCs/>
-                <w:color w:val="006600"/>
-                <w:spacing w:val="-4"/>
-                <w:w w:val="110"/>
                 <w:sz w:val="18"/>
                 <w:szCs w:val="18"/>
-              </w:rPr>
-            </w:pPr>
-            <w:r>
-              <w:rPr>
-                <w:b/>
-                <w:bCs/>
-                <w:color w:val="7030A0"/>
-                <w:spacing w:val="-4"/>
-                <w:w w:val="110"/>
-                <w:sz w:val="20"/>
-                <w:szCs w:val="20"/>
               </w:rPr>
               <w:t>Nov. 13</w:t>
             </w:r>
@@ -1551,8 +1487,7 @@
             <w:pPr>
               <w:rPr>
                 <w:b/>
-                <w:bCs/>
-                <w:color w:val="006600"/>
+                <w:color w:val="0000FF"/>
                 <w:sz w:val="20"/>
                 <w:szCs w:val="20"/>
               </w:rPr>
@@ -1560,234 +1495,11 @@
             <w:r>
               <w:rPr>
                 <w:b/>
-                <w:color w:val="7030A0"/>
-                <w:sz w:val="20"/>
-                <w:szCs w:val="20"/>
-              </w:rPr>
-              <w:t>Garfield Gambits a Pawn Swiss</w:t>
-            </w:r>
-            <w:r>
-              <w:rPr>
-                <w:b/>
-                <w:color w:val="7030A0"/>
-                <w:sz w:val="20"/>
-                <w:szCs w:val="20"/>
-              </w:rPr>
-              <w:t xml:space="preserve"> – Rd </w:t>
-            </w:r>
-            <w:r>
-              <w:rPr>
-                <w:b/>
-                <w:color w:val="7030A0"/>
-                <w:sz w:val="20"/>
-                <w:szCs w:val="20"/>
-              </w:rPr>
-              <w:t>3</w:t>
-            </w:r>
-          </w:p>
-        </w:tc>
-      </w:tr>
-      <w:tr>
-        <w:trPr>
-          <w:trHeight w:hRule="exact" w:val="302"/>
-        </w:trPr>
-        <w:tc>
-          <w:tcPr>
-            <w:tcW w:w="816" w:type="dxa"/>
-            <w:tcBorders>
-              <w:top w:val="single" w:sz="11" w:space="0" w:color="auto"/>
-              <w:left w:val="single" w:sz="11" w:space="0" w:color="auto"/>
-              <w:bottom w:val="single" w:sz="11" w:space="0" w:color="auto"/>
-              <w:right w:val="single" w:sz="11" w:space="0" w:color="auto"/>
-            </w:tcBorders>
-          </w:tcPr>
-          <w:p>
-            <w:pPr>
-              <w:rPr>
                 <w:color w:val="0000FF"/>
-                <w:spacing w:val="-4"/>
-                <w:w w:val="110"/>
-                <w:sz w:val="20"/>
-                <w:szCs w:val="20"/>
-              </w:rPr>
-            </w:pPr>
-            <w:r>
-              <w:rPr>
-                <w:b/>
-                <w:bCs/>
-                <w:color w:val="0000FF"/>
-                <w:sz w:val="20"/>
-                <w:szCs w:val="20"/>
-              </w:rPr>
-              <w:t>Oct</w:t>
-            </w:r>
-            <w:r>
-              <w:rPr>
-                <w:b/>
-                <w:bCs/>
-                <w:color w:val="0000FF"/>
-                <w:sz w:val="20"/>
-                <w:szCs w:val="20"/>
-              </w:rPr>
-              <w:t>. 2</w:t>
-            </w:r>
-          </w:p>
-        </w:tc>
-        <w:tc>
-          <w:tcPr>
-            <w:tcW w:w="4680" w:type="dxa"/>
-            <w:tcBorders>
-              <w:top w:val="single" w:sz="11" w:space="0" w:color="auto"/>
-              <w:left w:val="single" w:sz="11" w:space="0" w:color="auto"/>
-              <w:bottom w:val="single" w:sz="11" w:space="0" w:color="auto"/>
-              <w:right w:val="single" w:sz="11" w:space="0" w:color="auto"/>
-            </w:tcBorders>
-          </w:tcPr>
-          <w:p>
-            <w:pPr>
-              <w:rPr>
-                <w:color w:val="0000FF"/>
-                <w:sz w:val="20"/>
-                <w:szCs w:val="20"/>
-              </w:rPr>
-            </w:pPr>
-            <w:r>
-              <w:rPr>
-                <w:b/>
-                <w:bCs/>
-                <w:color w:val="0000FF"/>
-                <w:sz w:val="20"/>
-                <w:szCs w:val="20"/>
-              </w:rPr>
-              <w:t xml:space="preserve">Bugs Bunny Blunders a Bishop </w:t>
-            </w:r>
-            <w:proofErr w:type="gramStart"/>
-            <w:r>
-              <w:rPr>
-                <w:b/>
-                <w:bCs/>
-                <w:color w:val="0000FF"/>
-                <w:sz w:val="20"/>
-                <w:szCs w:val="20"/>
-              </w:rPr>
-              <w:t>Swiss  -</w:t>
-            </w:r>
-            <w:proofErr w:type="gramEnd"/>
-            <w:r>
-              <w:rPr>
-                <w:b/>
-                <w:bCs/>
-                <w:color w:val="0000FF"/>
-                <w:sz w:val="20"/>
-                <w:szCs w:val="20"/>
-              </w:rPr>
-              <w:t xml:space="preserve"> Rd </w:t>
-            </w:r>
-            <w:r>
-              <w:rPr>
-                <w:b/>
-                <w:bCs/>
-                <w:color w:val="0000FF"/>
-                <w:sz w:val="20"/>
-                <w:szCs w:val="20"/>
-              </w:rPr>
-              <w:t>2</w:t>
-            </w:r>
-          </w:p>
-        </w:tc>
-        <w:tc>
-          <w:tcPr>
-            <w:tcW w:w="900" w:type="dxa"/>
-            <w:tcBorders>
-              <w:top w:val="single" w:sz="11" w:space="0" w:color="auto"/>
-              <w:left w:val="single" w:sz="11" w:space="0" w:color="auto"/>
-              <w:bottom w:val="single" w:sz="11" w:space="0" w:color="auto"/>
-              <w:right w:val="single" w:sz="11" w:space="0" w:color="auto"/>
-            </w:tcBorders>
-          </w:tcPr>
-          <w:p>
-            <w:pPr>
-              <w:rPr>
-                <w:b/>
-                <w:bCs/>
-                <w:color w:val="0000FF"/>
-                <w:spacing w:val="-4"/>
-                <w:w w:val="110"/>
-                <w:sz w:val="18"/>
-                <w:szCs w:val="18"/>
-              </w:rPr>
-            </w:pPr>
-            <w:r>
-              <w:rPr>
-                <w:b/>
-                <w:bCs/>
-                <w:color w:val="7030A0"/>
-                <w:spacing w:val="-4"/>
-                <w:w w:val="110"/>
-                <w:sz w:val="20"/>
-                <w:szCs w:val="20"/>
-              </w:rPr>
-              <w:t xml:space="preserve">Nov. </w:t>
-            </w:r>
-            <w:r>
-              <w:rPr>
-                <w:b/>
-                <w:bCs/>
-                <w:color w:val="7030A0"/>
-                <w:spacing w:val="-4"/>
-                <w:w w:val="110"/>
-                <w:sz w:val="20"/>
-                <w:szCs w:val="20"/>
-              </w:rPr>
-              <w:t>20</w:t>
-            </w:r>
-          </w:p>
-        </w:tc>
-        <w:tc>
-          <w:tcPr>
-            <w:tcW w:w="4680" w:type="dxa"/>
-            <w:tcBorders>
-              <w:top w:val="single" w:sz="11" w:space="0" w:color="auto"/>
-              <w:left w:val="single" w:sz="11" w:space="0" w:color="auto"/>
-              <w:bottom w:val="single" w:sz="11" w:space="0" w:color="auto"/>
-              <w:right w:val="single" w:sz="26" w:space="0" w:color="auto"/>
-            </w:tcBorders>
-          </w:tcPr>
-          <w:p>
-            <w:pPr>
-              <w:rPr>
-                <w:b/>
-                <w:color w:val="0000FF"/>
-                <w:sz w:val="20"/>
-                <w:szCs w:val="20"/>
-              </w:rPr>
-            </w:pPr>
-            <w:r>
-              <w:rPr>
-                <w:b/>
-                <w:color w:val="7030A0"/>
-                <w:sz w:val="20"/>
-                <w:szCs w:val="20"/>
-              </w:rPr>
-              <w:t>Garfield Gambits a Pawn Swiss</w:t>
-            </w:r>
-            <w:r>
-              <w:rPr>
-                <w:b/>
-                <w:color w:val="7030A0"/>
-                <w:sz w:val="20"/>
-                <w:szCs w:val="20"/>
-              </w:rPr>
-              <w:t xml:space="preserve"> – Rd </w:t>
-            </w:r>
-            <w:r>
-              <w:rPr>
-                <w:b/>
-                <w:color w:val="7030A0"/>
-                <w:sz w:val="20"/>
-                <w:szCs w:val="20"/>
-              </w:rPr>
-              <w:t>4</w:t>
+                <w:sz w:val="20"/>
+                <w:szCs w:val="20"/>
+              </w:rPr>
+              <w:t>Quasimodo Sacks a Queen Swiss – Rd 1</w:t>
             </w:r>
           </w:p>
         </w:tc>
@@ -2612,7 +2324,6 @@
         </w:rPr>
         <w:t>noted as follows: A Game/</w:t>
       </w:r>
-      <w:proofErr w:type="gramStart"/>
       <w:r>
         <w:rPr>
           <w:b/>
@@ -2639,22 +2350,7 @@
           <w:sz w:val="22"/>
           <w:szCs w:val="22"/>
         </w:rPr>
-        <w:t>0 minute</w:t>
-      </w:r>
-      <w:proofErr w:type="gramEnd"/>
-      <w:r>
-        <w:rPr>
-          <w:b/>
-          <w:bCs/>
-          <w:i/>
-          <w:iCs/>
-          <w:color w:val="6F2F9F"/>
-          <w:spacing w:val="-10"/>
-          <w:w w:val="115"/>
-          <w:sz w:val="22"/>
-          <w:szCs w:val="22"/>
-        </w:rPr>
-        <w:t xml:space="preserve"> event with a 5-second delay is </w:t>
+        <w:t xml:space="preserve">0 minute event with a 5-second delay is </w:t>
       </w:r>
       <w:r>
         <w:rPr>
@@ -2670,7 +2366,6 @@
         </w:rPr>
         <w:t>abbreviated as G/</w:t>
       </w:r>
-      <w:proofErr w:type="gramStart"/>
       <w:r>
         <w:rPr>
           <w:b/>
@@ -2697,22 +2392,7 @@
           <w:sz w:val="22"/>
           <w:szCs w:val="22"/>
         </w:rPr>
-        <w:t>0;d</w:t>
-      </w:r>
-      <w:proofErr w:type="gramEnd"/>
-      <w:r>
-        <w:rPr>
-          <w:b/>
-          <w:bCs/>
-          <w:i/>
-          <w:iCs/>
-          <w:color w:val="6F2F9F"/>
-          <w:spacing w:val="-12"/>
-          <w:w w:val="115"/>
-          <w:sz w:val="22"/>
-          <w:szCs w:val="22"/>
-        </w:rPr>
-        <w:t>5.</w:t>
+        <w:t>0;d5.</w:t>
       </w:r>
     </w:p>
     <w:p>
@@ -3024,6 +2704,12 @@
     </w:p>
     <w:p>
       <w:pPr>
+        <w:pBdr>
+          <w:top w:val="single" w:sz="4" w:space="0" w:color="0000FF"/>
+          <w:left w:val="single" w:sz="4" w:space="3" w:color="0000FF"/>
+          <w:bottom w:val="single" w:sz="4" w:space="1" w:color="0000FF"/>
+          <w:right w:val="single" w:sz="4" w:space="0" w:color="0000FF"/>
+        </w:pBdr>
         <w:spacing w:line="211" w:lineRule="auto"/>
         <w:rPr>
           <w:b/>
@@ -3038,6 +2724,12 @@
     </w:p>
     <w:p>
       <w:pPr>
+        <w:pBdr>
+          <w:top w:val="single" w:sz="4" w:space="0" w:color="0000FF"/>
+          <w:left w:val="single" w:sz="4" w:space="3" w:color="0000FF"/>
+          <w:bottom w:val="single" w:sz="4" w:space="1" w:color="0000FF"/>
+          <w:right w:val="single" w:sz="4" w:space="0" w:color="0000FF"/>
+        </w:pBdr>
         <w:spacing w:line="211" w:lineRule="auto"/>
         <w:rPr>
           <w:b/>
@@ -3294,7 +2986,7 @@
           <w:szCs w:val="22"/>
           <w:u w:val="single"/>
         </w:rPr>
-        <w:t xml:space="preserve">&amp; August </w:t>
+        <w:t>&amp; August 7, 14</w:t>
       </w:r>
       <w:r>
         <w:rPr>
@@ -3303,7 +2995,7 @@
           <w:szCs w:val="22"/>
           <w:u w:val="single"/>
         </w:rPr>
-        <w:t>7</w:t>
+        <w:t>,</w:t>
       </w:r>
       <w:r>
         <w:rPr>
@@ -3312,7 +3004,7 @@
           <w:szCs w:val="22"/>
           <w:u w:val="single"/>
         </w:rPr>
-        <w:t xml:space="preserve"> &amp; September 4, 11</w:t>
+        <w:t xml:space="preserve"> 21</w:t>
       </w:r>
       <w:r>
         <w:rPr>
@@ -3321,48 +3013,24 @@
           <w:szCs w:val="22"/>
           <w:u w:val="single"/>
         </w:rPr>
-        <w:t>, 18</w:t>
-      </w:r>
-    </w:p>
-    <w:p>
-      <w:pPr>
-        <w:rPr>
-          <w:b/>
-          <w:bCs/>
-          <w:sz w:val="22"/>
-          <w:szCs w:val="22"/>
-        </w:rPr>
-      </w:pPr>
-      <w:r>
-        <w:rPr>
-          <w:sz w:val="22"/>
-          <w:szCs w:val="22"/>
-        </w:rPr>
-        <w:t>6-Round Swiss in One Section. Game/</w:t>
-      </w:r>
-      <w:proofErr w:type="gramStart"/>
-      <w:r>
-        <w:rPr>
-          <w:sz w:val="22"/>
-          <w:szCs w:val="22"/>
-        </w:rPr>
-        <w:t>90;d</w:t>
-      </w:r>
-      <w:proofErr w:type="gramEnd"/>
-      <w:r>
-        <w:rPr>
-          <w:sz w:val="22"/>
-          <w:szCs w:val="22"/>
-        </w:rPr>
-        <w:t>5. USCF Rated. EF: $10.00 (must be a member to participate). SWCC membership $10 (can join prior to first round). (Two ½-point byes available in rounds 1 through 5, if requested at least 2-days in advance).  TD is Grochowski; ATD is Wainscott</w:t>
-      </w:r>
-      <w:proofErr w:type="gramStart"/>
-      <w:r>
-        <w:rPr>
-          <w:sz w:val="22"/>
-          <w:szCs w:val="22"/>
-        </w:rPr>
-        <w:t xml:space="preserve">  </w:t>
+        <w:t>, &amp; 28</w:t>
+      </w:r>
+    </w:p>
+    <w:p>
+      <w:pPr>
+        <w:rPr>
+          <w:b/>
+          <w:bCs/>
+          <w:sz w:val="22"/>
+          <w:szCs w:val="22"/>
+        </w:rPr>
+      </w:pPr>
+      <w:r>
+        <w:rPr>
+          <w:sz w:val="22"/>
+          <w:szCs w:val="22"/>
+        </w:rPr>
+        <w:t xml:space="preserve">6-Round Swiss in One Section. Game/90;d5. USCF Rated. EF: $10.00 (must be a member to participate). SWCC membership $10 (can join prior to first round). (Two ½-point byes available in rounds 1 through 5, if requested at least 2-days in advance).  TD is Grochowski; ATD is Wainscott  </w:t>
       </w:r>
       <w:r>
         <w:rPr>
@@ -3380,9 +3048,8 @@
           <w:sz w:val="22"/>
           <w:szCs w:val="22"/>
         </w:rPr>
-        <w:t>(</w:t>
-      </w:r>
-      <w:proofErr w:type="gramEnd"/>
+        <w:t>(NOTE: No Chess on July 31</w:t>
+      </w:r>
       <w:r>
         <w:rPr>
           <w:b/>
@@ -3390,8 +3057,9 @@
           <w:color w:val="FF0000"/>
           <w:sz w:val="22"/>
           <w:szCs w:val="22"/>
-        </w:rPr>
-        <w:t>NOTE: No Chess on July 31</w:t>
+          <w:vertAlign w:val="superscript"/>
+        </w:rPr>
+        <w:t>st</w:t>
       </w:r>
       <w:r>
         <w:rPr>
@@ -3400,17 +3068,6 @@
           <w:color w:val="FF0000"/>
           <w:sz w:val="22"/>
           <w:szCs w:val="22"/>
-          <w:vertAlign w:val="superscript"/>
-        </w:rPr>
-        <w:t>st</w:t>
-      </w:r>
-      <w:r>
-        <w:rPr>
-          <w:b/>
-          <w:bCs/>
-          <w:color w:val="FF0000"/>
-          <w:sz w:val="22"/>
-          <w:szCs w:val="22"/>
         </w:rPr>
         <w:t>)</w:t>
       </w:r>
@@ -3441,86 +3098,70 @@
           <w:szCs w:val="22"/>
           <w:u w:val="single"/>
         </w:rPr>
-        <w:t>Bugs Bunny Blunders a Bishop Swiss: September 25</w:t>
-      </w:r>
-      <w:r>
-        <w:rPr>
-          <w:b/>
-          <w:bCs/>
+        <w:t>Bugs Bunny Blunders a Bishop Swiss: September 4, 11, 18, 25</w:t>
+      </w:r>
+    </w:p>
+    <w:p>
+      <w:pPr>
+        <w:rPr>
           <w:color w:val="0000FF"/>
           <w:sz w:val="22"/>
           <w:szCs w:val="22"/>
+        </w:rPr>
+      </w:pPr>
+      <w:r>
+        <w:rPr>
+          <w:color w:val="0000FF"/>
+          <w:sz w:val="22"/>
+          <w:szCs w:val="22"/>
+        </w:rPr>
+        <w:t xml:space="preserve">4-Round Swiss in Two Sections (Open and U1600).  Game/90;d5.  USCF Rated.  EF:  $10.00.  (One ½-point bye available for any round (except round four) if requested at least 2-days prior to round).  TD is Wainscott; ATD is Grochowski  </w:t>
+      </w:r>
+    </w:p>
+    <w:p>
+      <w:pPr>
+        <w:rPr>
+          <w:sz w:val="22"/>
+          <w:szCs w:val="22"/>
+        </w:rPr>
+      </w:pPr>
+    </w:p>
+    <w:p>
+      <w:pPr>
+        <w:rPr>
+          <w:b/>
+          <w:color w:val="385623" w:themeColor="accent6" w:themeShade="80"/>
+          <w:sz w:val="22"/>
+          <w:szCs w:val="22"/>
           <w:u w:val="single"/>
         </w:rPr>
-        <w:t xml:space="preserve"> &amp; October </w:t>
-      </w:r>
-      <w:r>
-        <w:rPr>
-          <w:b/>
-          <w:bCs/>
-          <w:color w:val="0000FF"/>
+      </w:pPr>
+      <w:r>
+        <w:rPr>
+          <w:b/>
+          <w:color w:val="385623" w:themeColor="accent6" w:themeShade="80"/>
           <w:sz w:val="22"/>
           <w:szCs w:val="22"/>
           <w:u w:val="single"/>
         </w:rPr>
-        <w:t>2</w:t>
-      </w:r>
-      <w:r>
-        <w:rPr>
-          <w:b/>
-          <w:bCs/>
-          <w:color w:val="0000FF"/>
-          <w:sz w:val="22"/>
-          <w:szCs w:val="22"/>
-          <w:u w:val="single"/>
-        </w:rPr>
-        <w:t xml:space="preserve">, </w:t>
-      </w:r>
-      <w:r>
-        <w:rPr>
-          <w:b/>
-          <w:bCs/>
-          <w:color w:val="0000FF"/>
-          <w:sz w:val="22"/>
-          <w:szCs w:val="22"/>
-          <w:u w:val="single"/>
-        </w:rPr>
-        <w:t>9, 16</w:t>
-      </w:r>
-    </w:p>
-    <w:p>
-      <w:pPr>
-        <w:rPr>
-          <w:color w:val="0000FF"/>
-          <w:sz w:val="22"/>
-          <w:szCs w:val="22"/>
-        </w:rPr>
-      </w:pPr>
-      <w:r>
-        <w:rPr>
-          <w:color w:val="0000FF"/>
-          <w:sz w:val="22"/>
-          <w:szCs w:val="22"/>
-        </w:rPr>
-        <w:t>4-Round Swiss in Two Sections (Open and U1600).  Game/</w:t>
-      </w:r>
-      <w:proofErr w:type="gramStart"/>
-      <w:r>
-        <w:rPr>
-          <w:color w:val="0000FF"/>
-          <w:sz w:val="22"/>
-          <w:szCs w:val="22"/>
-        </w:rPr>
-        <w:t>90;d</w:t>
-      </w:r>
-      <w:proofErr w:type="gramEnd"/>
-      <w:r>
-        <w:rPr>
-          <w:color w:val="0000FF"/>
-          <w:sz w:val="22"/>
-          <w:szCs w:val="22"/>
-        </w:rPr>
-        <w:t xml:space="preserve">5.  USCF Rated.  EF:  $10.00.  (One ½-point bye available for any round (except round four) if requested at least 2-days prior to round).  TD is Wainscott; ATD is Grochowski  </w:t>
+        <w:t>Speedy Gonzalez Action Swiss: October 2</w:t>
+      </w:r>
+    </w:p>
+    <w:p>
+      <w:pPr>
+        <w:rPr>
+          <w:color w:val="385623" w:themeColor="accent6" w:themeShade="80"/>
+          <w:sz w:val="22"/>
+          <w:szCs w:val="22"/>
+        </w:rPr>
+      </w:pPr>
+      <w:r>
+        <w:rPr>
+          <w:color w:val="385623" w:themeColor="accent6" w:themeShade="80"/>
+          <w:sz w:val="22"/>
+          <w:szCs w:val="22"/>
+        </w:rPr>
+        <w:t>3-round Swiss in two sections (G/25;d5 and G/24;d5). G25;d5 is dual-rated (regular and quick rated); G24;d5 is quick rated only.  EF: $5.00.  TD is Becker; ATC is Grochowski.</w:t>
       </w:r>
     </w:p>
     <w:p>
@@ -3600,19 +3241,10 @@
       </w:pPr>
       <w:r>
         <w:rPr>
-          <w:b/>
-          <w:bCs/>
           <w:sz w:val="22"/>
           <w:szCs w:val="22"/>
         </w:rPr>
         <w:t>A Wisconsin Tour Event</w:t>
-      </w:r>
-      <w:r>
-        <w:rPr>
-          <w:sz w:val="22"/>
-          <w:szCs w:val="22"/>
-        </w:rPr>
-        <w:t xml:space="preserve"> </w:t>
       </w:r>
     </w:p>
     <w:p>
@@ -3696,23 +3328,7 @@
           <w:sz w:val="22"/>
           <w:szCs w:val="22"/>
         </w:rPr>
-        <w:t xml:space="preserve">ENTRY FEE:  $50 – </w:t>
-      </w:r>
-      <w:proofErr w:type="gramStart"/>
-      <w:r>
-        <w:rPr>
-          <w:sz w:val="22"/>
-          <w:szCs w:val="22"/>
-        </w:rPr>
-        <w:t>Open;  $</w:t>
-      </w:r>
-      <w:proofErr w:type="gramEnd"/>
-      <w:r>
-        <w:rPr>
-          <w:sz w:val="22"/>
-          <w:szCs w:val="22"/>
-        </w:rPr>
-        <w:t>40 – Reserve</w:t>
+        <w:t>ENTRY FEE:  $50 – Open;  $40 – Reserve</w:t>
       </w:r>
     </w:p>
     <w:p>
@@ -3835,26 +3451,24 @@
           <w:sz w:val="22"/>
           <w:szCs w:val="22"/>
         </w:rPr>
-        <w:t>Reg</w:t>
-      </w:r>
-      <w:r>
-        <w:rPr>
-          <w:b/>
-          <w:bCs/>
-          <w:sz w:val="22"/>
-          <w:szCs w:val="22"/>
-        </w:rPr>
-        <w:t>:</w:t>
-      </w:r>
-      <w:r>
-        <w:rPr>
-          <w:b/>
-          <w:bCs/>
-          <w:sz w:val="22"/>
-          <w:szCs w:val="22"/>
-        </w:rPr>
-        <w:t xml:space="preserve"> </w:t>
-      </w:r>
+        <w:t>More info, and to register:</w:t>
+      </w:r>
+    </w:p>
+    <w:p>
+      <w:pPr>
+        <w:pBdr>
+          <w:top w:val="single" w:sz="4" w:space="1" w:color="auto"/>
+          <w:left w:val="single" w:sz="4" w:space="4" w:color="auto"/>
+          <w:bottom w:val="single" w:sz="4" w:space="1" w:color="auto"/>
+          <w:right w:val="single" w:sz="4" w:space="4" w:color="auto"/>
+        </w:pBdr>
+        <w:rPr>
+          <w:b/>
+          <w:bCs/>
+          <w:sz w:val="22"/>
+          <w:szCs w:val="22"/>
+        </w:rPr>
+      </w:pPr>
       <w:hyperlink r:id="rId7" w:history="1">
         <w:r>
           <w:rPr>
@@ -3879,9 +3493,7 @@
           <w:u w:val="single"/>
         </w:rPr>
       </w:pPr>
-    </w:p>
-    <w:p>
-      <w:pPr>
+      <w:r>
         <w:rPr>
           <w:b/>
           <w:bCs/>
@@ -3890,132 +3502,25 @@
           <w:szCs w:val="22"/>
           <w:u w:val="single"/>
         </w:rPr>
-      </w:pPr>
-    </w:p>
-    <w:p>
-      <w:pPr>
-        <w:rPr>
-          <w:b/>
-          <w:bCs/>
-          <w:color w:val="7030A0"/>
-          <w:sz w:val="22"/>
-          <w:szCs w:val="22"/>
-          <w:u w:val="single"/>
-        </w:rPr>
-      </w:pPr>
-    </w:p>
-    <w:p>
-      <w:pPr>
-        <w:rPr>
-          <w:b/>
-          <w:bCs/>
-          <w:color w:val="7030A0"/>
-          <w:sz w:val="22"/>
-          <w:szCs w:val="22"/>
-          <w:u w:val="single"/>
-        </w:rPr>
-      </w:pPr>
-    </w:p>
-    <w:p>
-      <w:pPr>
-        <w:rPr>
-          <w:b/>
-          <w:bCs/>
-          <w:color w:val="7030A0"/>
-          <w:sz w:val="22"/>
-          <w:szCs w:val="22"/>
-          <w:u w:val="single"/>
-        </w:rPr>
-      </w:pPr>
-    </w:p>
-    <w:p>
-      <w:pPr>
-        <w:rPr>
-          <w:b/>
-          <w:bCs/>
-          <w:color w:val="7030A0"/>
-          <w:sz w:val="22"/>
-          <w:szCs w:val="22"/>
-          <w:u w:val="single"/>
-        </w:rPr>
-      </w:pPr>
-    </w:p>
-    <w:p>
-      <w:pPr>
-        <w:rPr>
-          <w:b/>
-          <w:bCs/>
-          <w:color w:val="7030A0"/>
-          <w:sz w:val="22"/>
-          <w:szCs w:val="22"/>
-          <w:u w:val="single"/>
-        </w:rPr>
-      </w:pPr>
-      <w:r>
-        <w:rPr>
-          <w:b/>
-          <w:bCs/>
-          <w:color w:val="7030A0"/>
-          <w:sz w:val="22"/>
-          <w:szCs w:val="22"/>
-          <w:u w:val="single"/>
-        </w:rPr>
         <w:lastRenderedPageBreak/>
-        <w:t>Garfield Gambits a Pawn Swiss: October 23, 30 &amp; November 6</w:t>
-      </w:r>
-      <w:r>
-        <w:rPr>
-          <w:b/>
-          <w:bCs/>
-          <w:color w:val="7030A0"/>
-          <w:sz w:val="22"/>
-          <w:szCs w:val="22"/>
-          <w:u w:val="single"/>
-        </w:rPr>
-        <w:t>, 13</w:t>
-      </w:r>
-    </w:p>
-    <w:p>
-      <w:pPr>
-        <w:rPr>
-          <w:color w:val="7030A0"/>
-          <w:sz w:val="22"/>
-          <w:szCs w:val="22"/>
-        </w:rPr>
-      </w:pPr>
-      <w:r>
-        <w:rPr>
-          <w:color w:val="7030A0"/>
-          <w:sz w:val="22"/>
-          <w:szCs w:val="22"/>
-        </w:rPr>
-        <w:t>4</w:t>
-      </w:r>
-      <w:r>
-        <w:rPr>
-          <w:color w:val="7030A0"/>
-          <w:sz w:val="22"/>
-          <w:szCs w:val="22"/>
-        </w:rPr>
-        <w:t>-Round Swiss in Two Sections (Open and U1600).  Game/</w:t>
-      </w:r>
-      <w:proofErr w:type="gramStart"/>
-      <w:r>
-        <w:rPr>
-          <w:color w:val="7030A0"/>
-          <w:sz w:val="22"/>
-          <w:szCs w:val="22"/>
-        </w:rPr>
-        <w:t>90;d</w:t>
-      </w:r>
-      <w:proofErr w:type="gramEnd"/>
-      <w:r>
-        <w:rPr>
-          <w:color w:val="7030A0"/>
-          <w:sz w:val="22"/>
-          <w:szCs w:val="22"/>
-        </w:rPr>
-        <w:t xml:space="preserve">5.  USCF Rated.  EF:  $10.00.  (One ½-point bye available for any round (except round five) if requested at least 2-days prior to round) TD is Grochowski; ATD is Wainscott  </w:t>
+        <w:t>Garfield Gambits a Pawn Swiss: October 9, 16, 23, 30 &amp; November 6</w:t>
+      </w:r>
+    </w:p>
+    <w:p>
+      <w:pPr>
+        <w:rPr>
+          <w:color w:val="7030A0"/>
+          <w:sz w:val="22"/>
+          <w:szCs w:val="22"/>
+        </w:rPr>
+      </w:pPr>
+      <w:r>
+        <w:rPr>
+          <w:color w:val="7030A0"/>
+          <w:sz w:val="22"/>
+          <w:szCs w:val="22"/>
+        </w:rPr>
+        <w:t xml:space="preserve">5-Round Swiss in Two Sections (Open and U1600).  Game/90;d5.  USCF Rated.  EF:  $10.00.  (One ½-point bye available for any round (except round five) if requested at least 2-days prior to round) TD is Grochowski; ATD is Wainscott  </w:t>
       </w:r>
     </w:p>
     <w:p>
@@ -4058,7 +3563,7 @@
           <w:szCs w:val="22"/>
           <w:u w:val="single"/>
         </w:rPr>
-        <w:t xml:space="preserve"> Swiss: November 20</w:t>
+        <w:t xml:space="preserve"> Swiss: November 13, 20</w:t>
       </w:r>
       <w:r>
         <w:rPr>
@@ -4097,42 +3602,7 @@
           <w:sz w:val="22"/>
           <w:szCs w:val="22"/>
         </w:rPr>
-        <w:t>4</w:t>
-      </w:r>
-      <w:r>
-        <w:rPr>
-          <w:color w:val="0000FF"/>
-          <w:sz w:val="22"/>
-          <w:szCs w:val="22"/>
-        </w:rPr>
-        <w:t>-Round Swiss in Two Sections (Open and U1600).  Game/</w:t>
-      </w:r>
-      <w:proofErr w:type="gramStart"/>
-      <w:r>
-        <w:rPr>
-          <w:color w:val="0000FF"/>
-          <w:sz w:val="22"/>
-          <w:szCs w:val="22"/>
-        </w:rPr>
-        <w:t>90;d</w:t>
-      </w:r>
-      <w:proofErr w:type="gramEnd"/>
-      <w:r>
-        <w:rPr>
-          <w:color w:val="0000FF"/>
-          <w:sz w:val="22"/>
-          <w:szCs w:val="22"/>
-        </w:rPr>
-        <w:t xml:space="preserve">5.  USCF Rated.  EF:  $10.00.  (One ½-point bye available for any round (except round five) if requested at least 2-days prior to round) TD is Wainscott; ATD is </w:t>
-      </w:r>
-      <w:proofErr w:type="gramStart"/>
-      <w:r>
-        <w:rPr>
-          <w:color w:val="0000FF"/>
-          <w:sz w:val="22"/>
-          <w:szCs w:val="22"/>
-        </w:rPr>
-        <w:t xml:space="preserve">Grochowski  </w:t>
+        <w:t xml:space="preserve">5-Round Swiss in Two Sections (Open and U1600).  Game/90;d5.  USCF Rated.  EF:  $10.00.  (One ½-point bye available for any round (except round five) if requested at least 2-days prior to round) TD is Wainscott; ATD is Grochowski  </w:t>
       </w:r>
       <w:r>
         <w:rPr>
@@ -4142,7 +3612,6 @@
         </w:rPr>
         <w:t>(</w:t>
       </w:r>
-      <w:proofErr w:type="gramEnd"/>
       <w:r>
         <w:rPr>
           <w:color w:val="C00000"/>
@@ -4240,28 +3709,7 @@
           <w:sz w:val="22"/>
           <w:szCs w:val="22"/>
         </w:rPr>
-        <w:t xml:space="preserve">No chess on Christmas or New Years Day </w:t>
-      </w:r>
-    </w:p>
-    <w:p>
-      <w:pPr>
-        <w:rPr>
-          <w:b/>
-          <w:bCs/>
-          <w:color w:val="C00000"/>
-          <w:sz w:val="22"/>
-          <w:szCs w:val="22"/>
-        </w:rPr>
-      </w:pPr>
-      <w:r>
-        <w:rPr>
-          <w:b/>
-          <w:bCs/>
-          <w:color w:val="C00000"/>
-          <w:sz w:val="22"/>
-          <w:szCs w:val="22"/>
-        </w:rPr>
-        <w:t>(December 25 &amp; January 1)</w:t>
+        <w:t>No chess on Christmas or New Years Day (December 25 &amp; January 1)</w:t>
       </w:r>
     </w:p>
     <w:p>
@@ -5393,31 +4841,7 @@
           <w:sz w:val="20"/>
           <w:szCs w:val="20"/>
         </w:rPr>
-        <w:t xml:space="preserve">August </w:t>
-      </w:r>
-      <w:r>
-        <w:rPr>
-          <w:i/>
-          <w:iCs/>
-          <w:color w:val="205768"/>
-          <w:spacing w:val="-14"/>
-          <w:w w:val="115"/>
-          <w:sz w:val="20"/>
-          <w:szCs w:val="20"/>
-        </w:rPr>
-        <w:t>3</w:t>
-      </w:r>
-      <w:r>
-        <w:rPr>
-          <w:i/>
-          <w:iCs/>
-          <w:color w:val="205768"/>
-          <w:spacing w:val="-14"/>
-          <w:w w:val="115"/>
-          <w:sz w:val="20"/>
-          <w:szCs w:val="20"/>
-        </w:rPr>
-        <w:t>1</w:t>
+        <w:t>August 3</w:t>
       </w:r>
       <w:r>
         <w:rPr>
@@ -5817,20 +5241,19 @@
     </w:lvl>
   </w:abstractNum>
   <w:abstractNum w:abstractNumId="3" w15:restartNumberingAfterBreak="0">
-    <w:nsid w:val="47007C0D"/>
+    <w:nsid w:val="4707153A"/>
     <w:multiLevelType w:val="hybridMultilevel"/>
-    <w:tmpl w:val="36A60A08"/>
-    <w:lvl w:ilvl="0" w:tplc="F5A8E754">
-      <w:start w:val="608"/>
+    <w:tmpl w:val="F14C7C40"/>
+    <w:lvl w:ilvl="0" w:tplc="8F9CF39A">
+      <w:start w:val="4"/>
       <w:numFmt w:val="bullet"/>
-      <w:lvlText w:val=""/>
+      <w:lvlText w:val=""/>
       <w:lvlJc w:val="left"/>
       <w:pPr>
         <w:ind w:left="720" w:hanging="360"/>
       </w:pPr>
       <w:rPr>
-        <w:rFonts w:ascii="Wingdings" w:eastAsiaTheme="minorEastAsia" w:hAnsi="Wingdings" w:cs="Times New Roman" w:hint="default"/>
-        <w:color w:val="auto"/>
+        <w:rFonts w:ascii="Symbol" w:eastAsiaTheme="minorEastAsia" w:hAnsi="Symbol" w:cs="Times New Roman" w:hint="default"/>
       </w:rPr>
     </w:lvl>
     <w:lvl w:ilvl="1" w:tplc="04090003" w:tentative="1">
@@ -5931,16 +5354,15 @@
     </w:lvl>
   </w:abstractNum>
   <w:abstractNum w:abstractNumId="4" w15:restartNumberingAfterBreak="0">
-    <w:nsid w:val="4707153A"/>
+    <w:nsid w:val="52677867"/>
     <w:multiLevelType w:val="hybridMultilevel"/>
-    <w:tmpl w:val="F14C7C40"/>
-    <w:lvl w:ilvl="0" w:tplc="8F9CF39A">
-      <w:start w:val="4"/>
+    <w:tmpl w:val="1610A580"/>
+    <w:lvl w:ilvl="0" w:tplc="F132C12A">
       <w:numFmt w:val="bullet"/>
       <w:lvlText w:val=""/>
       <w:lvlJc w:val="left"/>
       <w:pPr>
-        <w:ind w:left="720" w:hanging="360"/>
+        <w:ind w:left="420" w:hanging="360"/>
       </w:pPr>
       <w:rPr>
         <w:rFonts w:ascii="Symbol" w:eastAsiaTheme="minorEastAsia" w:hAnsi="Symbol" w:cs="Times New Roman" w:hint="default"/>
@@ -5952,7 +5374,7 @@
       <w:lvlText w:val="o"/>
       <w:lvlJc w:val="left"/>
       <w:pPr>
-        <w:ind w:left="1440" w:hanging="360"/>
+        <w:ind w:left="1140" w:hanging="360"/>
       </w:pPr>
       <w:rPr>
         <w:rFonts w:ascii="Courier New" w:hAnsi="Courier New" w:cs="Courier New" w:hint="default"/>
@@ -5964,7 +5386,7 @@
       <w:lvlText w:val=""/>
       <w:lvlJc w:val="left"/>
       <w:pPr>
-        <w:ind w:left="2160" w:hanging="360"/>
+        <w:ind w:left="1860" w:hanging="360"/>
       </w:pPr>
       <w:rPr>
         <w:rFonts w:ascii="Wingdings" w:hAnsi="Wingdings" w:hint="default"/>
@@ -5976,7 +5398,7 @@
       <w:lvlText w:val=""/>
       <w:lvlJc w:val="left"/>
       <w:pPr>
-        <w:ind w:left="2880" w:hanging="360"/>
+        <w:ind w:left="2580" w:hanging="360"/>
       </w:pPr>
       <w:rPr>
         <w:rFonts w:ascii="Symbol" w:hAnsi="Symbol" w:hint="default"/>
@@ -5988,7 +5410,7 @@
       <w:lvlText w:val="o"/>
       <w:lvlJc w:val="left"/>
       <w:pPr>
-        <w:ind w:left="3600" w:hanging="360"/>
+        <w:ind w:left="3300" w:hanging="360"/>
       </w:pPr>
       <w:rPr>
         <w:rFonts w:ascii="Courier New" w:hAnsi="Courier New" w:cs="Courier New" w:hint="default"/>
@@ -6000,7 +5422,7 @@
       <w:lvlText w:val=""/>
       <w:lvlJc w:val="left"/>
       <w:pPr>
-        <w:ind w:left="4320" w:hanging="360"/>
+        <w:ind w:left="4020" w:hanging="360"/>
       </w:pPr>
       <w:rPr>
         <w:rFonts w:ascii="Wingdings" w:hAnsi="Wingdings" w:hint="default"/>
@@ -6012,7 +5434,7 @@
       <w:lvlText w:val=""/>
       <w:lvlJc w:val="left"/>
       <w:pPr>
-        <w:ind w:left="5040" w:hanging="360"/>
+        <w:ind w:left="4740" w:hanging="360"/>
       </w:pPr>
       <w:rPr>
         <w:rFonts w:ascii="Symbol" w:hAnsi="Symbol" w:hint="default"/>
@@ -6024,7 +5446,7 @@
       <w:lvlText w:val="o"/>
       <w:lvlJc w:val="left"/>
       <w:pPr>
-        <w:ind w:left="5760" w:hanging="360"/>
+        <w:ind w:left="5460" w:hanging="360"/>
       </w:pPr>
       <w:rPr>
         <w:rFonts w:ascii="Courier New" w:hAnsi="Courier New" w:cs="Courier New" w:hint="default"/>
@@ -6036,118 +5458,6 @@
       <w:lvlText w:val=""/>
       <w:lvlJc w:val="left"/>
       <w:pPr>
-        <w:ind w:left="6480" w:hanging="360"/>
-      </w:pPr>
-      <w:rPr>
-        <w:rFonts w:ascii="Wingdings" w:hAnsi="Wingdings" w:hint="default"/>
-      </w:rPr>
-    </w:lvl>
-  </w:abstractNum>
-  <w:abstractNum w:abstractNumId="5" w15:restartNumberingAfterBreak="0">
-    <w:nsid w:val="52677867"/>
-    <w:multiLevelType w:val="hybridMultilevel"/>
-    <w:tmpl w:val="1610A580"/>
-    <w:lvl w:ilvl="0" w:tplc="F132C12A">
-      <w:numFmt w:val="bullet"/>
-      <w:lvlText w:val=""/>
-      <w:lvlJc w:val="left"/>
-      <w:pPr>
-        <w:ind w:left="420" w:hanging="360"/>
-      </w:pPr>
-      <w:rPr>
-        <w:rFonts w:ascii="Symbol" w:eastAsiaTheme="minorEastAsia" w:hAnsi="Symbol" w:cs="Times New Roman" w:hint="default"/>
-      </w:rPr>
-    </w:lvl>
-    <w:lvl w:ilvl="1" w:tplc="04090003" w:tentative="1">
-      <w:start w:val="1"/>
-      <w:numFmt w:val="bullet"/>
-      <w:lvlText w:val="o"/>
-      <w:lvlJc w:val="left"/>
-      <w:pPr>
-        <w:ind w:left="1140" w:hanging="360"/>
-      </w:pPr>
-      <w:rPr>
-        <w:rFonts w:ascii="Courier New" w:hAnsi="Courier New" w:cs="Courier New" w:hint="default"/>
-      </w:rPr>
-    </w:lvl>
-    <w:lvl w:ilvl="2" w:tplc="04090005" w:tentative="1">
-      <w:start w:val="1"/>
-      <w:numFmt w:val="bullet"/>
-      <w:lvlText w:val=""/>
-      <w:lvlJc w:val="left"/>
-      <w:pPr>
-        <w:ind w:left="1860" w:hanging="360"/>
-      </w:pPr>
-      <w:rPr>
-        <w:rFonts w:ascii="Wingdings" w:hAnsi="Wingdings" w:hint="default"/>
-      </w:rPr>
-    </w:lvl>
-    <w:lvl w:ilvl="3" w:tplc="04090001" w:tentative="1">
-      <w:start w:val="1"/>
-      <w:numFmt w:val="bullet"/>
-      <w:lvlText w:val=""/>
-      <w:lvlJc w:val="left"/>
-      <w:pPr>
-        <w:ind w:left="2580" w:hanging="360"/>
-      </w:pPr>
-      <w:rPr>
-        <w:rFonts w:ascii="Symbol" w:hAnsi="Symbol" w:hint="default"/>
-      </w:rPr>
-    </w:lvl>
-    <w:lvl w:ilvl="4" w:tplc="04090003" w:tentative="1">
-      <w:start w:val="1"/>
-      <w:numFmt w:val="bullet"/>
-      <w:lvlText w:val="o"/>
-      <w:lvlJc w:val="left"/>
-      <w:pPr>
-        <w:ind w:left="3300" w:hanging="360"/>
-      </w:pPr>
-      <w:rPr>
-        <w:rFonts w:ascii="Courier New" w:hAnsi="Courier New" w:cs="Courier New" w:hint="default"/>
-      </w:rPr>
-    </w:lvl>
-    <w:lvl w:ilvl="5" w:tplc="04090005" w:tentative="1">
-      <w:start w:val="1"/>
-      <w:numFmt w:val="bullet"/>
-      <w:lvlText w:val=""/>
-      <w:lvlJc w:val="left"/>
-      <w:pPr>
-        <w:ind w:left="4020" w:hanging="360"/>
-      </w:pPr>
-      <w:rPr>
-        <w:rFonts w:ascii="Wingdings" w:hAnsi="Wingdings" w:hint="default"/>
-      </w:rPr>
-    </w:lvl>
-    <w:lvl w:ilvl="6" w:tplc="04090001" w:tentative="1">
-      <w:start w:val="1"/>
-      <w:numFmt w:val="bullet"/>
-      <w:lvlText w:val=""/>
-      <w:lvlJc w:val="left"/>
-      <w:pPr>
-        <w:ind w:left="4740" w:hanging="360"/>
-      </w:pPr>
-      <w:rPr>
-        <w:rFonts w:ascii="Symbol" w:hAnsi="Symbol" w:hint="default"/>
-      </w:rPr>
-    </w:lvl>
-    <w:lvl w:ilvl="7" w:tplc="04090003" w:tentative="1">
-      <w:start w:val="1"/>
-      <w:numFmt w:val="bullet"/>
-      <w:lvlText w:val="o"/>
-      <w:lvlJc w:val="left"/>
-      <w:pPr>
-        <w:ind w:left="5460" w:hanging="360"/>
-      </w:pPr>
-      <w:rPr>
-        <w:rFonts w:ascii="Courier New" w:hAnsi="Courier New" w:cs="Courier New" w:hint="default"/>
-      </w:rPr>
-    </w:lvl>
-    <w:lvl w:ilvl="8" w:tplc="04090005" w:tentative="1">
-      <w:start w:val="1"/>
-      <w:numFmt w:val="bullet"/>
-      <w:lvlText w:val=""/>
-      <w:lvlJc w:val="left"/>
-      <w:pPr>
         <w:ind w:left="6180" w:hanging="360"/>
       </w:pPr>
       <w:rPr>
@@ -6156,22 +5466,19 @@
     </w:lvl>
   </w:abstractNum>
   <w:num w:numId="1" w16cid:durableId="2118865315">
-    <w:abstractNumId w:val="4"/>
+    <w:abstractNumId w:val="3"/>
   </w:num>
   <w:num w:numId="2" w16cid:durableId="1162550045">
     <w:abstractNumId w:val="1"/>
   </w:num>
   <w:num w:numId="3" w16cid:durableId="1050304160">
-    <w:abstractNumId w:val="5"/>
+    <w:abstractNumId w:val="4"/>
   </w:num>
   <w:num w:numId="4" w16cid:durableId="2027368807">
     <w:abstractNumId w:val="2"/>
   </w:num>
   <w:num w:numId="5" w16cid:durableId="2094817255">
     <w:abstractNumId w:val="0"/>
-  </w:num>
-  <w:num w:numId="6" w16cid:durableId="1021204565">
-    <w:abstractNumId w:val="3"/>
   </w:num>
 </w:numbering>
 </file>

--- a/docs/SWCC Summer-Fall 2025 Schedule.docx
+++ b/docs/SWCC Summer-Fall 2025 Schedule.docx
@@ -331,7 +331,9 @@
           <w:p>
             <w:pPr>
               <w:rPr>
-                <w:color w:val="0000FF"/>
+                <w:b/>
+                <w:bCs/>
+                <w:color w:val="FF0000"/>
                 <w:sz w:val="20"/>
                 <w:szCs w:val="20"/>
               </w:rPr>
@@ -340,12 +342,11 @@
               <w:rPr>
                 <w:b/>
                 <w:bCs/>
-                <w:spacing w:val="-4"/>
-                <w:w w:val="110"/>
-                <w:sz w:val="20"/>
-                <w:szCs w:val="20"/>
-              </w:rPr>
-              <w:t>Aug. 7</w:t>
+                <w:color w:val="EE0000"/>
+                <w:sz w:val="20"/>
+                <w:szCs w:val="20"/>
+              </w:rPr>
+              <w:t>Sep. 4</w:t>
             </w:r>
           </w:p>
         </w:tc>
@@ -363,7 +364,7 @@
             <w:pPr>
               <w:rPr>
                 <w:b/>
-                <w:color w:val="0000FF"/>
+                <w:color w:val="FF0000"/>
                 <w:sz w:val="20"/>
                 <w:szCs w:val="20"/>
               </w:rPr>
@@ -371,18 +372,11 @@
             <w:r>
               <w:rPr>
                 <w:b/>
-                <w:sz w:val="20"/>
-                <w:szCs w:val="20"/>
-              </w:rPr>
-              <w:t xml:space="preserve">Joe Crothers Memorial SWCC Chp – Rd </w:t>
-            </w:r>
-            <w:r>
-              <w:rPr>
-                <w:b/>
-                <w:sz w:val="20"/>
-                <w:szCs w:val="20"/>
-              </w:rPr>
-              <w:t>3</w:t>
+                <w:color w:val="FF0000"/>
+                <w:sz w:val="20"/>
+                <w:szCs w:val="20"/>
+              </w:rPr>
+              <w:t>No Chess – Village Hall Closed</w:t>
             </w:r>
           </w:p>
         </w:tc>
@@ -401,7 +395,7 @@
               <w:rPr>
                 <w:b/>
                 <w:bCs/>
-                <w:color w:val="385623" w:themeColor="accent6" w:themeShade="80"/>
+                <w:color w:val="C00000"/>
                 <w:sz w:val="20"/>
                 <w:szCs w:val="20"/>
               </w:rPr>
@@ -410,13 +404,31 @@
               <w:rPr>
                 <w:b/>
                 <w:bCs/>
-                <w:color w:val="385623" w:themeColor="accent6" w:themeShade="80"/>
-                <w:spacing w:val="-4"/>
-                <w:w w:val="110"/>
-                <w:sz w:val="20"/>
-                <w:szCs w:val="20"/>
-              </w:rPr>
-              <w:t>Oct. 2</w:t>
+                <w:color w:val="0000FF"/>
+                <w:sz w:val="20"/>
+                <w:szCs w:val="20"/>
+              </w:rPr>
+              <w:t>Oct</w:t>
+            </w:r>
+            <w:r>
+              <w:rPr>
+                <w:b/>
+                <w:bCs/>
+                <w:color w:val="0000FF"/>
+                <w:sz w:val="20"/>
+                <w:szCs w:val="20"/>
+              </w:rPr>
+              <w:t xml:space="preserve">. </w:t>
+            </w:r>
+            <w:r>
+              <w:rPr>
+                <w:b/>
+                <w:bCs/>
+                <w:color w:val="0000FF"/>
+                <w:sz w:val="20"/>
+                <w:szCs w:val="20"/>
+              </w:rPr>
+              <w:t>23</w:t>
             </w:r>
           </w:p>
         </w:tc>
@@ -435,7 +447,7 @@
               <w:rPr>
                 <w:b/>
                 <w:bCs/>
-                <w:color w:val="385623" w:themeColor="accent6" w:themeShade="80"/>
+                <w:color w:val="C00000"/>
                 <w:sz w:val="20"/>
                 <w:szCs w:val="20"/>
               </w:rPr>
@@ -444,11 +456,43 @@
               <w:rPr>
                 <w:b/>
                 <w:bCs/>
-                <w:color w:val="385623" w:themeColor="accent6" w:themeShade="80"/>
-                <w:sz w:val="20"/>
-                <w:szCs w:val="20"/>
-              </w:rPr>
-              <w:t>Speedy Gonzalez Action Swiss (3 rounds, one night)</w:t>
+                <w:color w:val="0000FF"/>
+                <w:sz w:val="20"/>
+                <w:szCs w:val="20"/>
+              </w:rPr>
+              <w:t xml:space="preserve">Bugs Bunny Blunders a Bishop </w:t>
+            </w:r>
+            <w:proofErr w:type="gramStart"/>
+            <w:r>
+              <w:rPr>
+                <w:b/>
+                <w:bCs/>
+                <w:color w:val="0000FF"/>
+                <w:sz w:val="20"/>
+                <w:szCs w:val="20"/>
+              </w:rPr>
+              <w:t>Swiss  -</w:t>
+            </w:r>
+            <w:proofErr w:type="gramEnd"/>
+            <w:r>
+              <w:rPr>
+                <w:b/>
+                <w:bCs/>
+                <w:color w:val="0000FF"/>
+                <w:sz w:val="20"/>
+                <w:szCs w:val="20"/>
+              </w:rPr>
+              <w:t xml:space="preserve"> Rd </w:t>
+            </w:r>
+            <w:r>
+              <w:rPr>
+                <w:b/>
+                <w:bCs/>
+                <w:color w:val="0000FF"/>
+                <w:sz w:val="20"/>
+                <w:szCs w:val="20"/>
+              </w:rPr>
+              <w:t>3</w:t>
             </w:r>
           </w:p>
         </w:tc>
@@ -470,7 +514,7 @@
           <w:p>
             <w:pPr>
               <w:rPr>
-                <w:color w:val="0000FF"/>
+                <w:color w:val="FF0000"/>
                 <w:sz w:val="20"/>
                 <w:szCs w:val="20"/>
               </w:rPr>
@@ -479,12 +523,11 @@
               <w:rPr>
                 <w:b/>
                 <w:bCs/>
-                <w:spacing w:val="-4"/>
-                <w:w w:val="110"/>
-                <w:sz w:val="20"/>
-                <w:szCs w:val="20"/>
-              </w:rPr>
-              <w:t>Aug. 14</w:t>
+                <w:color w:val="EE0000"/>
+                <w:sz w:val="20"/>
+                <w:szCs w:val="20"/>
+              </w:rPr>
+              <w:t>Sep. 11</w:t>
             </w:r>
           </w:p>
         </w:tc>
@@ -501,7 +544,7 @@
           <w:p>
             <w:pPr>
               <w:rPr>
-                <w:color w:val="0000FF"/>
+                <w:color w:val="FF0000"/>
                 <w:sz w:val="20"/>
                 <w:szCs w:val="20"/>
               </w:rPr>
@@ -509,18 +552,11 @@
             <w:r>
               <w:rPr>
                 <w:b/>
-                <w:sz w:val="20"/>
-                <w:szCs w:val="20"/>
-              </w:rPr>
-              <w:t xml:space="preserve">Joe Crothers Memorial SWCC Chp – Rd </w:t>
-            </w:r>
-            <w:r>
-              <w:rPr>
-                <w:b/>
-                <w:sz w:val="20"/>
-                <w:szCs w:val="20"/>
-              </w:rPr>
-              <w:t>4</w:t>
+                <w:color w:val="FF0000"/>
+                <w:sz w:val="20"/>
+                <w:szCs w:val="20"/>
+              </w:rPr>
+              <w:t>No Chess – Village Hall Closed</w:t>
             </w:r>
           </w:p>
         </w:tc>
@@ -539,7 +575,7 @@
               <w:rPr>
                 <w:b/>
                 <w:bCs/>
-                <w:color w:val="0000FF"/>
+                <w:color w:val="385623" w:themeColor="accent6" w:themeShade="80"/>
                 <w:sz w:val="20"/>
                 <w:szCs w:val="20"/>
                 <w:highlight w:val="yellow"/>
@@ -550,12 +586,30 @@
                 <w:b/>
                 <w:bCs/>
                 <w:color w:val="0000FF"/>
-                <w:spacing w:val="-4"/>
-                <w:w w:val="110"/>
-                <w:sz w:val="20"/>
-                <w:szCs w:val="20"/>
-              </w:rPr>
-              <w:t>Oct. 4</w:t>
+                <w:sz w:val="20"/>
+                <w:szCs w:val="20"/>
+              </w:rPr>
+              <w:t>Oct</w:t>
+            </w:r>
+            <w:r>
+              <w:rPr>
+                <w:b/>
+                <w:bCs/>
+                <w:color w:val="0000FF"/>
+                <w:sz w:val="20"/>
+                <w:szCs w:val="20"/>
+              </w:rPr>
+              <w:t xml:space="preserve">. </w:t>
+            </w:r>
+            <w:r>
+              <w:rPr>
+                <w:b/>
+                <w:bCs/>
+                <w:color w:val="0000FF"/>
+                <w:sz w:val="20"/>
+                <w:szCs w:val="20"/>
+              </w:rPr>
+              <w:t>30</w:t>
             </w:r>
           </w:p>
         </w:tc>
@@ -583,11 +637,44 @@
             <w:r>
               <w:rPr>
                 <w:b/>
+                <w:bCs/>
                 <w:color w:val="0000FF"/>
                 <w:sz w:val="20"/>
                 <w:szCs w:val="20"/>
               </w:rPr>
-              <w:t>Hales Corners Challenge XXXVII (Saturday)</w:t>
+              <w:t xml:space="preserve">Bugs Bunny Blunders a Bishop </w:t>
+            </w:r>
+            <w:proofErr w:type="gramStart"/>
+            <w:r>
+              <w:rPr>
+                <w:b/>
+                <w:bCs/>
+                <w:color w:val="0000FF"/>
+                <w:sz w:val="20"/>
+                <w:szCs w:val="20"/>
+              </w:rPr>
+              <w:t>Swiss  -</w:t>
+            </w:r>
+            <w:proofErr w:type="gramEnd"/>
+            <w:r>
+              <w:rPr>
+                <w:b/>
+                <w:bCs/>
+                <w:color w:val="0000FF"/>
+                <w:sz w:val="20"/>
+                <w:szCs w:val="20"/>
+              </w:rPr>
+              <w:t xml:space="preserve"> Rd </w:t>
+            </w:r>
+            <w:r>
+              <w:rPr>
+                <w:b/>
+                <w:bCs/>
+                <w:color w:val="0000FF"/>
+                <w:sz w:val="20"/>
+                <w:szCs w:val="20"/>
+              </w:rPr>
+              <w:t>4</w:t>
             </w:r>
           </w:p>
         </w:tc>
@@ -609,7 +696,7 @@
           <w:p>
             <w:pPr>
               <w:rPr>
-                <w:color w:val="0000FF"/>
+                <w:color w:val="EE0000"/>
                 <w:sz w:val="20"/>
                 <w:szCs w:val="20"/>
               </w:rPr>
@@ -623,7 +710,40 @@
                 <w:sz w:val="20"/>
                 <w:szCs w:val="20"/>
               </w:rPr>
-              <w:t>Aug. 21</w:t>
+              <w:t>Sep</w:t>
+            </w:r>
+            <w:r>
+              <w:rPr>
+                <w:b/>
+                <w:bCs/>
+                <w:spacing w:val="-4"/>
+                <w:w w:val="110"/>
+                <w:sz w:val="20"/>
+                <w:szCs w:val="20"/>
+              </w:rPr>
+              <w:t xml:space="preserve">. </w:t>
+            </w:r>
+            <w:r>
+              <w:rPr>
+                <w:b/>
+                <w:bCs/>
+                <w:spacing w:val="-4"/>
+                <w:w w:val="110"/>
+                <w:sz w:val="20"/>
+                <w:szCs w:val="20"/>
+              </w:rPr>
+              <w:t>1</w:t>
+            </w:r>
+            <w:r>
+              <w:rPr>
+                <w:b/>
+                <w:bCs/>
+                <w:spacing w:val="-4"/>
+                <w:w w:val="110"/>
+                <w:sz w:val="20"/>
+                <w:szCs w:val="20"/>
+              </w:rPr>
+              <w:t>8</w:t>
             </w:r>
           </w:p>
         </w:tc>
@@ -651,15 +771,33 @@
                 <w:sz w:val="20"/>
                 <w:szCs w:val="20"/>
               </w:rPr>
-              <w:t xml:space="preserve">Joe Crothers Memorial SWCC Chp – Rd </w:t>
-            </w:r>
-            <w:r>
-              <w:rPr>
-                <w:b/>
-                <w:sz w:val="20"/>
-                <w:szCs w:val="20"/>
-              </w:rPr>
-              <w:t>5</w:t>
+              <w:t xml:space="preserve">Joe Crothers Memorial SWCC </w:t>
+            </w:r>
+            <w:proofErr w:type="spellStart"/>
+            <w:r>
+              <w:rPr>
+                <w:b/>
+                <w:sz w:val="20"/>
+                <w:szCs w:val="20"/>
+              </w:rPr>
+              <w:t>Chp</w:t>
+            </w:r>
+            <w:proofErr w:type="spellEnd"/>
+            <w:r>
+              <w:rPr>
+                <w:b/>
+                <w:sz w:val="20"/>
+                <w:szCs w:val="20"/>
+              </w:rPr>
+              <w:t xml:space="preserve"> – Rd </w:t>
+            </w:r>
+            <w:r>
+              <w:rPr>
+                <w:b/>
+                <w:sz w:val="20"/>
+                <w:szCs w:val="20"/>
+              </w:rPr>
+              <w:t>4</w:t>
             </w:r>
           </w:p>
         </w:tc>
@@ -691,7 +829,7 @@
                 <w:sz w:val="20"/>
                 <w:szCs w:val="20"/>
               </w:rPr>
-              <w:t>Oct. 9</w:t>
+              <w:t>Nov. 6</w:t>
             </w:r>
           </w:p>
         </w:tc>
@@ -762,7 +900,7 @@
               <w:rPr>
                 <w:b/>
                 <w:bCs/>
-                <w:color w:val="0000FF"/>
+                <w:color w:val="EE0000"/>
                 <w:spacing w:val="-4"/>
                 <w:w w:val="110"/>
                 <w:sz w:val="20"/>
@@ -774,12 +912,21 @@
               <w:rPr>
                 <w:b/>
                 <w:bCs/>
-                <w:spacing w:val="-4"/>
-                <w:w w:val="110"/>
-                <w:sz w:val="20"/>
-                <w:szCs w:val="20"/>
-              </w:rPr>
-              <w:t>Aug. 28</w:t>
+                <w:color w:val="000000" w:themeColor="text1"/>
+                <w:sz w:val="20"/>
+                <w:szCs w:val="20"/>
+              </w:rPr>
+              <w:t xml:space="preserve">Sep. </w:t>
+            </w:r>
+            <w:r>
+              <w:rPr>
+                <w:b/>
+                <w:bCs/>
+                <w:color w:val="000000" w:themeColor="text1"/>
+                <w:sz w:val="20"/>
+                <w:szCs w:val="20"/>
+              </w:rPr>
+              <w:t>25</w:t>
             </w:r>
           </w:p>
         </w:tc>
@@ -809,15 +956,33 @@
                 <w:sz w:val="20"/>
                 <w:szCs w:val="20"/>
               </w:rPr>
-              <w:t xml:space="preserve">Joe Crothers Memorial SWCC Chp – Rd </w:t>
-            </w:r>
-            <w:r>
-              <w:rPr>
-                <w:b/>
-                <w:sz w:val="20"/>
-                <w:szCs w:val="20"/>
-              </w:rPr>
-              <w:t>6</w:t>
+              <w:t xml:space="preserve">Joe Crothers Memorial SWCC </w:t>
+            </w:r>
+            <w:proofErr w:type="spellStart"/>
+            <w:r>
+              <w:rPr>
+                <w:b/>
+                <w:sz w:val="20"/>
+                <w:szCs w:val="20"/>
+              </w:rPr>
+              <w:t>Chp</w:t>
+            </w:r>
+            <w:proofErr w:type="spellEnd"/>
+            <w:r>
+              <w:rPr>
+                <w:b/>
+                <w:sz w:val="20"/>
+                <w:szCs w:val="20"/>
+              </w:rPr>
+              <w:t xml:space="preserve"> – Rd </w:t>
+            </w:r>
+            <w:r>
+              <w:rPr>
+                <w:b/>
+                <w:sz w:val="20"/>
+                <w:szCs w:val="20"/>
+              </w:rPr>
+              <w:t>5</w:t>
             </w:r>
           </w:p>
         </w:tc>
@@ -853,7 +1018,7 @@
                 <w:sz w:val="20"/>
                 <w:szCs w:val="20"/>
               </w:rPr>
-              <w:t>Oct. 16</w:t>
+              <w:t>Nov. 13</w:t>
             </w:r>
           </w:p>
         </w:tc>
@@ -925,7 +1090,7 @@
               <w:rPr>
                 <w:b/>
                 <w:bCs/>
-                <w:color w:val="0000FF"/>
+                <w:color w:val="EE0000"/>
                 <w:sz w:val="20"/>
                 <w:szCs w:val="20"/>
               </w:rPr>
@@ -934,11 +1099,31 @@
               <w:rPr>
                 <w:b/>
                 <w:bCs/>
-                <w:color w:val="0000FF"/>
-                <w:sz w:val="20"/>
-                <w:szCs w:val="20"/>
-              </w:rPr>
-              <w:t>Sep. 4</w:t>
+                <w:color w:val="000000" w:themeColor="text1"/>
+                <w:sz w:val="20"/>
+                <w:szCs w:val="20"/>
+              </w:rPr>
+              <w:t>Oct</w:t>
+            </w:r>
+            <w:r>
+              <w:rPr>
+                <w:b/>
+                <w:bCs/>
+                <w:color w:val="000000" w:themeColor="text1"/>
+                <w:sz w:val="20"/>
+                <w:szCs w:val="20"/>
+              </w:rPr>
+              <w:t xml:space="preserve">. </w:t>
+            </w:r>
+            <w:r>
+              <w:rPr>
+                <w:b/>
+                <w:bCs/>
+                <w:color w:val="000000" w:themeColor="text1"/>
+                <w:sz w:val="20"/>
+                <w:szCs w:val="20"/>
+              </w:rPr>
+              <w:t>2</w:t>
             </w:r>
           </w:p>
         </w:tc>
@@ -965,12 +1150,36 @@
             <w:r>
               <w:rPr>
                 <w:b/>
-                <w:bCs/>
-                <w:color w:val="0000FF"/>
-                <w:sz w:val="20"/>
-                <w:szCs w:val="20"/>
-              </w:rPr>
-              <w:t>Bugs Bunny Blunders a Bishop Swiss  - Rd 1</w:t>
+                <w:sz w:val="20"/>
+                <w:szCs w:val="20"/>
+              </w:rPr>
+              <w:t xml:space="preserve">Joe Crothers Memorial SWCC </w:t>
+            </w:r>
+            <w:proofErr w:type="spellStart"/>
+            <w:r>
+              <w:rPr>
+                <w:b/>
+                <w:sz w:val="20"/>
+                <w:szCs w:val="20"/>
+              </w:rPr>
+              <w:t>Chp</w:t>
+            </w:r>
+            <w:proofErr w:type="spellEnd"/>
+            <w:r>
+              <w:rPr>
+                <w:b/>
+                <w:sz w:val="20"/>
+                <w:szCs w:val="20"/>
+              </w:rPr>
+              <w:t xml:space="preserve"> – Rd </w:t>
+            </w:r>
+            <w:r>
+              <w:rPr>
+                <w:b/>
+                <w:sz w:val="20"/>
+                <w:szCs w:val="20"/>
+              </w:rPr>
+              <w:t>6</w:t>
             </w:r>
           </w:p>
         </w:tc>
@@ -1001,19 +1210,7 @@
                 <w:sz w:val="20"/>
                 <w:szCs w:val="20"/>
               </w:rPr>
-              <w:t xml:space="preserve">Oct. </w:t>
-            </w:r>
-            <w:r>
-              <w:rPr>
-                <w:b/>
-                <w:bCs/>
-                <w:color w:val="7030A0"/>
-                <w:spacing w:val="-4"/>
-                <w:w w:val="110"/>
-                <w:sz w:val="20"/>
-                <w:szCs w:val="20"/>
-              </w:rPr>
-              <w:t>23</w:t>
+              <w:t>Nov. 20</w:t>
             </w:r>
           </w:p>
         </w:tc>
@@ -1095,11 +1292,13 @@
               <w:rPr>
                 <w:b/>
                 <w:bCs/>
-                <w:color w:val="0000FF"/>
-                <w:sz w:val="20"/>
-                <w:szCs w:val="20"/>
-              </w:rPr>
-              <w:t>Sep. 11</w:t>
+                <w:color w:val="C00000"/>
+                <w:spacing w:val="-4"/>
+                <w:w w:val="110"/>
+                <w:sz w:val="20"/>
+                <w:szCs w:val="20"/>
+              </w:rPr>
+              <w:t>Oct. 4</w:t>
             </w:r>
           </w:p>
         </w:tc>
@@ -1125,12 +1324,11 @@
             <w:r>
               <w:rPr>
                 <w:b/>
-                <w:bCs/>
-                <w:color w:val="0000FF"/>
-                <w:sz w:val="20"/>
-                <w:szCs w:val="20"/>
-              </w:rPr>
-              <w:t>Bugs Bunny Blunders a Bishop Swiss  - Rd 2</w:t>
+                <w:color w:val="C00000"/>
+                <w:sz w:val="20"/>
+                <w:szCs w:val="20"/>
+              </w:rPr>
+              <w:t>Hales Corners Challenge XXXVII (Saturday)</w:t>
             </w:r>
           </w:p>
         </w:tc>
@@ -1166,7 +1364,7 @@
                 <w:sz w:val="20"/>
                 <w:szCs w:val="20"/>
               </w:rPr>
-              <w:t>Oct. 30</w:t>
+              <w:t>Dec. 4</w:t>
             </w:r>
           </w:p>
         </w:tc>
@@ -1251,7 +1449,27 @@
                 <w:sz w:val="20"/>
                 <w:szCs w:val="20"/>
               </w:rPr>
-              <w:t>Sep. 18</w:t>
+              <w:t>Oct</w:t>
+            </w:r>
+            <w:r>
+              <w:rPr>
+                <w:b/>
+                <w:bCs/>
+                <w:color w:val="0000FF"/>
+                <w:sz w:val="20"/>
+                <w:szCs w:val="20"/>
+              </w:rPr>
+              <w:t xml:space="preserve">. </w:t>
+            </w:r>
+            <w:r>
+              <w:rPr>
+                <w:b/>
+                <w:bCs/>
+                <w:color w:val="0000FF"/>
+                <w:sz w:val="20"/>
+                <w:szCs w:val="20"/>
+              </w:rPr>
+              <w:t>9</w:t>
             </w:r>
           </w:p>
         </w:tc>
@@ -1281,7 +1499,39 @@
                 <w:sz w:val="20"/>
                 <w:szCs w:val="20"/>
               </w:rPr>
-              <w:t>Bugs Bunny Blunders a Bishop Swiss  - Rd 3</w:t>
+              <w:t xml:space="preserve">Bugs Bunny Blunders a Bishop </w:t>
+            </w:r>
+            <w:proofErr w:type="gramStart"/>
+            <w:r>
+              <w:rPr>
+                <w:b/>
+                <w:bCs/>
+                <w:color w:val="0000FF"/>
+                <w:sz w:val="20"/>
+                <w:szCs w:val="20"/>
+              </w:rPr>
+              <w:t>Swiss  -</w:t>
+            </w:r>
+            <w:proofErr w:type="gramEnd"/>
+            <w:r>
+              <w:rPr>
+                <w:b/>
+                <w:bCs/>
+                <w:color w:val="0000FF"/>
+                <w:sz w:val="20"/>
+                <w:szCs w:val="20"/>
+              </w:rPr>
+              <w:t xml:space="preserve"> Rd </w:t>
+            </w:r>
+            <w:r>
+              <w:rPr>
+                <w:b/>
+                <w:bCs/>
+                <w:color w:val="0000FF"/>
+                <w:sz w:val="20"/>
+                <w:szCs w:val="20"/>
+              </w:rPr>
+              <w:t>1</w:t>
             </w:r>
           </w:p>
         </w:tc>
@@ -1311,13 +1561,37 @@
               <w:rPr>
                 <w:b/>
                 <w:bCs/>
-                <w:color w:val="7030A0"/>
+                <w:color w:val="0000FF"/>
                 <w:spacing w:val="-4"/>
                 <w:w w:val="110"/>
-                <w:sz w:val="20"/>
-                <w:szCs w:val="20"/>
-              </w:rPr>
-              <w:t>Nov. 6</w:t>
+                <w:sz w:val="18"/>
+                <w:szCs w:val="18"/>
+              </w:rPr>
+              <w:t>Dec</w:t>
+            </w:r>
+            <w:r>
+              <w:rPr>
+                <w:b/>
+                <w:bCs/>
+                <w:color w:val="0000FF"/>
+                <w:spacing w:val="-4"/>
+                <w:w w:val="110"/>
+                <w:sz w:val="18"/>
+                <w:szCs w:val="18"/>
+              </w:rPr>
+              <w:t xml:space="preserve">. </w:t>
+            </w:r>
+            <w:r>
+              <w:rPr>
+                <w:b/>
+                <w:bCs/>
+                <w:color w:val="0000FF"/>
+                <w:spacing w:val="-4"/>
+                <w:w w:val="110"/>
+                <w:sz w:val="18"/>
+                <w:szCs w:val="18"/>
+              </w:rPr>
+              <w:t>11</w:t>
             </w:r>
           </w:p>
         </w:tc>
@@ -1344,29 +1618,11 @@
             <w:r>
               <w:rPr>
                 <w:b/>
-                <w:color w:val="7030A0"/>
-                <w:sz w:val="20"/>
-                <w:szCs w:val="20"/>
-              </w:rPr>
-              <w:t>Garfield Gambits a Pawn Swiss</w:t>
-            </w:r>
-            <w:r>
-              <w:rPr>
-                <w:b/>
-                <w:color w:val="7030A0"/>
-                <w:sz w:val="20"/>
-                <w:szCs w:val="20"/>
-              </w:rPr>
-              <w:t xml:space="preserve"> – Rd </w:t>
-            </w:r>
-            <w:r>
-              <w:rPr>
-                <w:b/>
-                <w:color w:val="7030A0"/>
-                <w:sz w:val="20"/>
-                <w:szCs w:val="20"/>
-              </w:rPr>
-              <w:t>5</w:t>
+                <w:color w:val="0000FF"/>
+                <w:sz w:val="20"/>
+                <w:szCs w:val="20"/>
+              </w:rPr>
+              <w:t>Quasimodo Sacks a Queen Swiss – Rd 1</w:t>
             </w:r>
           </w:p>
         </w:tc>
@@ -1403,7 +1659,27 @@
                 <w:sz w:val="20"/>
                 <w:szCs w:val="20"/>
               </w:rPr>
-              <w:t>Sep. 25</w:t>
+              <w:t>Oct</w:t>
+            </w:r>
+            <w:r>
+              <w:rPr>
+                <w:b/>
+                <w:bCs/>
+                <w:color w:val="0000FF"/>
+                <w:sz w:val="20"/>
+                <w:szCs w:val="20"/>
+              </w:rPr>
+              <w:t>. 1</w:t>
+            </w:r>
+            <w:r>
+              <w:rPr>
+                <w:b/>
+                <w:bCs/>
+                <w:color w:val="0000FF"/>
+                <w:sz w:val="20"/>
+                <w:szCs w:val="20"/>
+              </w:rPr>
+              <w:t>6</w:t>
             </w:r>
           </w:p>
         </w:tc>
@@ -1433,7 +1709,39 @@
                 <w:sz w:val="20"/>
                 <w:szCs w:val="20"/>
               </w:rPr>
-              <w:t>Bugs Bunny Blunders a Bishop Swiss  - Rd 4</w:t>
+              <w:t xml:space="preserve">Bugs Bunny Blunders a Bishop </w:t>
+            </w:r>
+            <w:proofErr w:type="gramStart"/>
+            <w:r>
+              <w:rPr>
+                <w:b/>
+                <w:bCs/>
+                <w:color w:val="0000FF"/>
+                <w:sz w:val="20"/>
+                <w:szCs w:val="20"/>
+              </w:rPr>
+              <w:t>Swiss  -</w:t>
+            </w:r>
+            <w:proofErr w:type="gramEnd"/>
+            <w:r>
+              <w:rPr>
+                <w:b/>
+                <w:bCs/>
+                <w:color w:val="0000FF"/>
+                <w:sz w:val="20"/>
+                <w:szCs w:val="20"/>
+              </w:rPr>
+              <w:t xml:space="preserve"> Rd </w:t>
+            </w:r>
+            <w:r>
+              <w:rPr>
+                <w:b/>
+                <w:bCs/>
+                <w:color w:val="0000FF"/>
+                <w:sz w:val="20"/>
+                <w:szCs w:val="20"/>
+              </w:rPr>
+              <w:t>2</w:t>
             </w:r>
           </w:p>
         </w:tc>
@@ -1469,7 +1777,43 @@
                 <w:sz w:val="18"/>
                 <w:szCs w:val="18"/>
               </w:rPr>
-              <w:t>Nov. 13</w:t>
+              <w:t>Dec</w:t>
+            </w:r>
+            <w:r>
+              <w:rPr>
+                <w:b/>
+                <w:bCs/>
+                <w:color w:val="0000FF"/>
+                <w:spacing w:val="-4"/>
+                <w:w w:val="110"/>
+                <w:sz w:val="18"/>
+                <w:szCs w:val="18"/>
+              </w:rPr>
+              <w:t xml:space="preserve">. </w:t>
+            </w:r>
+            <w:r>
+              <w:rPr>
+                <w:b/>
+                <w:bCs/>
+                <w:color w:val="0000FF"/>
+                <w:spacing w:val="-4"/>
+                <w:w w:val="110"/>
+                <w:sz w:val="18"/>
+                <w:szCs w:val="18"/>
+              </w:rPr>
+              <w:t>1</w:t>
+            </w:r>
+            <w:r>
+              <w:rPr>
+                <w:b/>
+                <w:bCs/>
+                <w:color w:val="0000FF"/>
+                <w:spacing w:val="-4"/>
+                <w:w w:val="110"/>
+                <w:sz w:val="18"/>
+                <w:szCs w:val="18"/>
+              </w:rPr>
+              <w:t>8</w:t>
             </w:r>
           </w:p>
         </w:tc>
@@ -1499,7 +1843,16 @@
                 <w:sz w:val="20"/>
                 <w:szCs w:val="20"/>
               </w:rPr>
-              <w:t>Quasimodo Sacks a Queen Swiss – Rd 1</w:t>
+              <w:t xml:space="preserve">Quasimodo Sacks a Queen Swiss – Rd </w:t>
+            </w:r>
+            <w:r>
+              <w:rPr>
+                <w:b/>
+                <w:color w:val="0000FF"/>
+                <w:sz w:val="20"/>
+                <w:szCs w:val="20"/>
+              </w:rPr>
+              <w:t>2</w:t>
             </w:r>
           </w:p>
         </w:tc>
@@ -2324,6 +2677,7 @@
         </w:rPr>
         <w:t>noted as follows: A Game/</w:t>
       </w:r>
+      <w:proofErr w:type="gramStart"/>
       <w:r>
         <w:rPr>
           <w:b/>
@@ -2350,7 +2704,22 @@
           <w:sz w:val="22"/>
           <w:szCs w:val="22"/>
         </w:rPr>
-        <w:t xml:space="preserve">0 minute event with a 5-second delay is </w:t>
+        <w:t>0 minute</w:t>
+      </w:r>
+      <w:proofErr w:type="gramEnd"/>
+      <w:r>
+        <w:rPr>
+          <w:b/>
+          <w:bCs/>
+          <w:i/>
+          <w:iCs/>
+          <w:color w:val="6F2F9F"/>
+          <w:spacing w:val="-10"/>
+          <w:w w:val="115"/>
+          <w:sz w:val="22"/>
+          <w:szCs w:val="22"/>
+        </w:rPr>
+        <w:t xml:space="preserve"> event with a 5-second delay is </w:t>
       </w:r>
       <w:r>
         <w:rPr>
@@ -2366,6 +2735,7 @@
         </w:rPr>
         <w:t>abbreviated as G/</w:t>
       </w:r>
+      <w:proofErr w:type="gramStart"/>
       <w:r>
         <w:rPr>
           <w:b/>
@@ -2392,7 +2762,22 @@
           <w:sz w:val="22"/>
           <w:szCs w:val="22"/>
         </w:rPr>
-        <w:t>0;d5.</w:t>
+        <w:t>0;d</w:t>
+      </w:r>
+      <w:proofErr w:type="gramEnd"/>
+      <w:r>
+        <w:rPr>
+          <w:b/>
+          <w:bCs/>
+          <w:i/>
+          <w:iCs/>
+          <w:color w:val="6F2F9F"/>
+          <w:spacing w:val="-12"/>
+          <w:w w:val="115"/>
+          <w:sz w:val="22"/>
+          <w:szCs w:val="22"/>
+        </w:rPr>
+        <w:t>5.</w:t>
       </w:r>
     </w:p>
     <w:p>
@@ -2671,6 +3056,21 @@
           <w:t>http://www.southwestchessclub.com/</w:t>
         </w:r>
       </w:hyperlink>
+    </w:p>
+    <w:p>
+      <w:pPr>
+        <w:spacing w:before="396"/>
+        <w:jc w:val="both"/>
+        <w:rPr>
+          <w:b/>
+          <w:bCs/>
+          <w:color w:val="974706"/>
+          <w:spacing w:val="-4"/>
+          <w:w w:val="105"/>
+          <w:sz w:val="22"/>
+          <w:szCs w:val="22"/>
+        </w:rPr>
+      </w:pPr>
     </w:p>
     <w:p>
       <w:pPr>
@@ -2977,113 +3377,263 @@
           <w:szCs w:val="22"/>
           <w:u w:val="single"/>
         </w:rPr>
+        <w:t xml:space="preserve">, </w:t>
+      </w:r>
+      <w:r>
+        <w:rPr>
+          <w:b/>
+          <w:sz w:val="22"/>
+          <w:szCs w:val="22"/>
+          <w:u w:val="single"/>
+        </w:rPr>
+        <w:t xml:space="preserve">August </w:t>
+      </w:r>
+      <w:r>
+        <w:rPr>
+          <w:b/>
+          <w:sz w:val="22"/>
+          <w:szCs w:val="22"/>
+          <w:u w:val="single"/>
+        </w:rPr>
+        <w:t xml:space="preserve">7, </w:t>
+      </w:r>
+      <w:r>
+        <w:rPr>
+          <w:b/>
+          <w:sz w:val="22"/>
+          <w:szCs w:val="22"/>
+          <w:u w:val="single"/>
+        </w:rPr>
+        <w:t xml:space="preserve">September </w:t>
+      </w:r>
+      <w:r>
+        <w:rPr>
+          <w:b/>
+          <w:sz w:val="22"/>
+          <w:szCs w:val="22"/>
+          <w:u w:val="single"/>
+        </w:rPr>
+        <w:t>18</w:t>
+      </w:r>
+      <w:r>
+        <w:rPr>
+          <w:b/>
+          <w:sz w:val="22"/>
+          <w:szCs w:val="22"/>
+          <w:u w:val="single"/>
+        </w:rPr>
+        <w:t xml:space="preserve">, </w:t>
+      </w:r>
+      <w:r>
+        <w:rPr>
+          <w:b/>
+          <w:sz w:val="22"/>
+          <w:szCs w:val="22"/>
+          <w:u w:val="single"/>
+        </w:rPr>
+        <w:t>25, &amp; October 2</w:t>
+      </w:r>
+    </w:p>
+    <w:p>
+      <w:pPr>
+        <w:rPr>
+          <w:b/>
+          <w:bCs/>
+          <w:sz w:val="22"/>
+          <w:szCs w:val="22"/>
+        </w:rPr>
+      </w:pPr>
+      <w:r>
+        <w:rPr>
+          <w:sz w:val="22"/>
+          <w:szCs w:val="22"/>
+        </w:rPr>
+        <w:t>6-Round Swiss in One Section. Game/</w:t>
+      </w:r>
+      <w:proofErr w:type="gramStart"/>
+      <w:r>
+        <w:rPr>
+          <w:sz w:val="22"/>
+          <w:szCs w:val="22"/>
+        </w:rPr>
+        <w:t>90;d</w:t>
+      </w:r>
+      <w:proofErr w:type="gramEnd"/>
+      <w:r>
+        <w:rPr>
+          <w:sz w:val="22"/>
+          <w:szCs w:val="22"/>
+        </w:rPr>
+        <w:t>5. USCF Rated. EF: $10.00 (must be a member to participate). SWCC membership $10 (can join prior to first round). (Two ½-point byes available in rounds 1 through 5, if requested at least 2-days in advance).  TD is Grochowski; ATD is Wainscott</w:t>
+      </w:r>
+      <w:proofErr w:type="gramStart"/>
+      <w:r>
+        <w:rPr>
+          <w:sz w:val="22"/>
+          <w:szCs w:val="22"/>
+        </w:rPr>
+        <w:t xml:space="preserve">  </w:t>
+      </w:r>
+      <w:r>
+        <w:rPr>
+          <w:color w:val="FF0000"/>
+          <w:sz w:val="22"/>
+          <w:szCs w:val="22"/>
+        </w:rPr>
         <w:t xml:space="preserve"> </w:t>
       </w:r>
       <w:r>
         <w:rPr>
           <w:b/>
-          <w:sz w:val="22"/>
-          <w:szCs w:val="22"/>
-          <w:u w:val="single"/>
-        </w:rPr>
-        <w:t>&amp; August 7, 14</w:t>
-      </w:r>
-      <w:r>
-        <w:rPr>
-          <w:b/>
-          <w:sz w:val="22"/>
-          <w:szCs w:val="22"/>
-          <w:u w:val="single"/>
-        </w:rPr>
-        <w:t>,</w:t>
-      </w:r>
-      <w:r>
-        <w:rPr>
-          <w:b/>
-          <w:sz w:val="22"/>
-          <w:szCs w:val="22"/>
-          <w:u w:val="single"/>
-        </w:rPr>
-        <w:t xml:space="preserve"> 21</w:t>
-      </w:r>
-      <w:r>
-        <w:rPr>
-          <w:b/>
-          <w:sz w:val="22"/>
-          <w:szCs w:val="22"/>
-          <w:u w:val="single"/>
-        </w:rPr>
-        <w:t>, &amp; 28</w:t>
-      </w:r>
-    </w:p>
-    <w:p>
-      <w:pPr>
-        <w:rPr>
-          <w:b/>
-          <w:bCs/>
-          <w:sz w:val="22"/>
-          <w:szCs w:val="22"/>
-        </w:rPr>
-      </w:pPr>
-      <w:r>
-        <w:rPr>
-          <w:sz w:val="22"/>
-          <w:szCs w:val="22"/>
-        </w:rPr>
-        <w:t xml:space="preserve">6-Round Swiss in One Section. Game/90;d5. USCF Rated. EF: $10.00 (must be a member to participate). SWCC membership $10 (can join prior to first round). (Two ½-point byes available in rounds 1 through 5, if requested at least 2-days in advance).  TD is Grochowski; ATD is Wainscott  </w:t>
-      </w:r>
-      <w:r>
-        <w:rPr>
+          <w:bCs/>
           <w:color w:val="FF0000"/>
           <w:sz w:val="22"/>
           <w:szCs w:val="22"/>
         </w:rPr>
+        <w:t>(</w:t>
+      </w:r>
+      <w:proofErr w:type="gramEnd"/>
+      <w:r>
+        <w:rPr>
+          <w:b/>
+          <w:bCs/>
+          <w:color w:val="FF0000"/>
+          <w:sz w:val="22"/>
+          <w:szCs w:val="22"/>
+        </w:rPr>
+        <w:t>NOTE: No Chess on July 31</w:t>
+      </w:r>
+      <w:r>
+        <w:rPr>
+          <w:b/>
+          <w:bCs/>
+          <w:color w:val="FF0000"/>
+          <w:sz w:val="22"/>
+          <w:szCs w:val="22"/>
+          <w:vertAlign w:val="superscript"/>
+        </w:rPr>
+        <w:t>st</w:t>
+      </w:r>
+      <w:r>
+        <w:rPr>
+          <w:b/>
+          <w:bCs/>
+          <w:color w:val="FF0000"/>
+          <w:sz w:val="22"/>
+          <w:szCs w:val="22"/>
+        </w:rPr>
+        <w:t>)</w:t>
+      </w:r>
+    </w:p>
+    <w:p>
+      <w:pPr>
+        <w:rPr>
+          <w:sz w:val="22"/>
+          <w:szCs w:val="22"/>
+        </w:rPr>
+      </w:pPr>
+    </w:p>
+    <w:p>
+      <w:pPr>
+        <w:rPr>
+          <w:bCs/>
+          <w:color w:val="0000FF"/>
+          <w:sz w:val="22"/>
+          <w:szCs w:val="22"/>
+        </w:rPr>
+      </w:pPr>
+      <w:r>
+        <w:rPr>
+          <w:b/>
+          <w:bCs/>
+          <w:color w:val="0000FF"/>
+          <w:sz w:val="22"/>
+          <w:szCs w:val="22"/>
+          <w:u w:val="single"/>
+        </w:rPr>
+        <w:t xml:space="preserve">Bugs Bunny Blunders a Bishop Swiss: </w:t>
+      </w:r>
+      <w:r>
+        <w:rPr>
+          <w:b/>
+          <w:bCs/>
+          <w:color w:val="0000FF"/>
+          <w:sz w:val="22"/>
+          <w:szCs w:val="22"/>
+          <w:u w:val="single"/>
+        </w:rPr>
+        <w:t xml:space="preserve">October </w:t>
+      </w:r>
+      <w:r>
+        <w:rPr>
+          <w:b/>
+          <w:bCs/>
+          <w:color w:val="0000FF"/>
+          <w:sz w:val="22"/>
+          <w:szCs w:val="22"/>
+          <w:u w:val="single"/>
+        </w:rPr>
+        <w:t>9</w:t>
+      </w:r>
+      <w:r>
+        <w:rPr>
+          <w:b/>
+          <w:bCs/>
+          <w:color w:val="0000FF"/>
+          <w:sz w:val="22"/>
+          <w:szCs w:val="22"/>
+          <w:u w:val="single"/>
+        </w:rPr>
+        <w:t xml:space="preserve">, </w:t>
+      </w:r>
+      <w:r>
+        <w:rPr>
+          <w:b/>
+          <w:bCs/>
+          <w:color w:val="0000FF"/>
+          <w:sz w:val="22"/>
+          <w:szCs w:val="22"/>
+          <w:u w:val="single"/>
+        </w:rPr>
+        <w:t xml:space="preserve">16, </w:t>
+      </w:r>
+      <w:r>
+        <w:rPr>
+          <w:b/>
+          <w:bCs/>
+          <w:color w:val="0000FF"/>
+          <w:sz w:val="22"/>
+          <w:szCs w:val="22"/>
+          <w:u w:val="single"/>
+        </w:rPr>
+        <w:t>2</w:t>
+      </w:r>
+      <w:r>
+        <w:rPr>
+          <w:b/>
+          <w:bCs/>
+          <w:color w:val="0000FF"/>
+          <w:sz w:val="22"/>
+          <w:szCs w:val="22"/>
+          <w:u w:val="single"/>
+        </w:rPr>
+        <w:t>3, 30</w:t>
+      </w:r>
+      <w:r>
+        <w:rPr>
+          <w:b/>
+          <w:bCs/>
+          <w:color w:val="0000FF"/>
+          <w:sz w:val="22"/>
+          <w:szCs w:val="22"/>
+          <w:u w:val="single"/>
+        </w:rPr>
         <w:t xml:space="preserve"> </w:t>
       </w:r>
-      <w:r>
-        <w:rPr>
-          <w:b/>
-          <w:bCs/>
-          <w:color w:val="FF0000"/>
-          <w:sz w:val="22"/>
-          <w:szCs w:val="22"/>
-        </w:rPr>
-        <w:t>(NOTE: No Chess on July 31</w:t>
-      </w:r>
-      <w:r>
-        <w:rPr>
-          <w:b/>
-          <w:bCs/>
-          <w:color w:val="FF0000"/>
-          <w:sz w:val="22"/>
-          <w:szCs w:val="22"/>
-          <w:vertAlign w:val="superscript"/>
-        </w:rPr>
-        <w:t>st</w:t>
-      </w:r>
-      <w:r>
-        <w:rPr>
-          <w:b/>
-          <w:bCs/>
-          <w:color w:val="FF0000"/>
-          <w:sz w:val="22"/>
-          <w:szCs w:val="22"/>
-        </w:rPr>
-        <w:t>)</w:t>
-      </w:r>
-    </w:p>
-    <w:p>
-      <w:pPr>
-        <w:rPr>
-          <w:sz w:val="22"/>
-          <w:szCs w:val="22"/>
-        </w:rPr>
-      </w:pPr>
-    </w:p>
-    <w:p>
-      <w:pPr>
-        <w:rPr>
-          <w:bCs/>
+    </w:p>
+    <w:p>
+      <w:pPr>
+        <w:rPr>
           <w:color w:val="0000FF"/>
           <w:sz w:val="22"/>
           <w:szCs w:val="22"/>
@@ -3091,77 +3641,29 @@
       </w:pPr>
       <w:r>
         <w:rPr>
-          <w:b/>
-          <w:bCs/>
           <w:color w:val="0000FF"/>
           <w:sz w:val="22"/>
           <w:szCs w:val="22"/>
-          <w:u w:val="single"/>
-        </w:rPr>
-        <w:t>Bugs Bunny Blunders a Bishop Swiss: September 4, 11, 18, 25</w:t>
-      </w:r>
-    </w:p>
-    <w:p>
-      <w:pPr>
+        </w:rPr>
+        <w:t>4-Round Swiss in Two Sections (Open and U1600).  Game/</w:t>
+      </w:r>
+      <w:proofErr w:type="gramStart"/>
+      <w:r>
         <w:rPr>
           <w:color w:val="0000FF"/>
           <w:sz w:val="22"/>
           <w:szCs w:val="22"/>
         </w:rPr>
-      </w:pPr>
+        <w:t>90;d</w:t>
+      </w:r>
+      <w:proofErr w:type="gramEnd"/>
       <w:r>
         <w:rPr>
           <w:color w:val="0000FF"/>
           <w:sz w:val="22"/>
           <w:szCs w:val="22"/>
         </w:rPr>
-        <w:t xml:space="preserve">4-Round Swiss in Two Sections (Open and U1600).  Game/90;d5.  USCF Rated.  EF:  $10.00.  (One ½-point bye available for any round (except round four) if requested at least 2-days prior to round).  TD is Wainscott; ATD is Grochowski  </w:t>
-      </w:r>
-    </w:p>
-    <w:p>
-      <w:pPr>
-        <w:rPr>
-          <w:sz w:val="22"/>
-          <w:szCs w:val="22"/>
-        </w:rPr>
-      </w:pPr>
-    </w:p>
-    <w:p>
-      <w:pPr>
-        <w:rPr>
-          <w:b/>
-          <w:color w:val="385623" w:themeColor="accent6" w:themeShade="80"/>
-          <w:sz w:val="22"/>
-          <w:szCs w:val="22"/>
-          <w:u w:val="single"/>
-        </w:rPr>
-      </w:pPr>
-      <w:r>
-        <w:rPr>
-          <w:b/>
-          <w:color w:val="385623" w:themeColor="accent6" w:themeShade="80"/>
-          <w:sz w:val="22"/>
-          <w:szCs w:val="22"/>
-          <w:u w:val="single"/>
-        </w:rPr>
-        <w:t>Speedy Gonzalez Action Swiss: October 2</w:t>
-      </w:r>
-    </w:p>
-    <w:p>
-      <w:pPr>
-        <w:rPr>
-          <w:color w:val="385623" w:themeColor="accent6" w:themeShade="80"/>
-          <w:sz w:val="22"/>
-          <w:szCs w:val="22"/>
-        </w:rPr>
-      </w:pPr>
-      <w:r>
-        <w:rPr>
-          <w:color w:val="385623" w:themeColor="accent6" w:themeShade="80"/>
-          <w:sz w:val="22"/>
-          <w:szCs w:val="22"/>
-        </w:rPr>
-        <w:t>3-round Swiss in two sections (G/25;d5 and G/24;d5). G25;d5 is dual-rated (regular and quick rated); G24;d5 is quick rated only.  EF: $5.00.  TD is Becker; ATC is Grochowski.</w:t>
+        <w:t xml:space="preserve">5.  USCF Rated.  EF:  $10.00.  (One ½-point bye available for any round (except round four) if requested at least 2-days prior to round).  TD is Wainscott; ATD is Grochowski  </w:t>
       </w:r>
     </w:p>
     <w:p>
@@ -3241,10 +3743,19 @@
       </w:pPr>
       <w:r>
         <w:rPr>
+          <w:b/>
+          <w:bCs/>
           <w:sz w:val="22"/>
           <w:szCs w:val="22"/>
         </w:rPr>
         <w:t>A Wisconsin Tour Event</w:t>
+      </w:r>
+      <w:r>
+        <w:rPr>
+          <w:sz w:val="22"/>
+          <w:szCs w:val="22"/>
+        </w:rPr>
+        <w:t xml:space="preserve"> </w:t>
       </w:r>
     </w:p>
     <w:p>
@@ -3328,7 +3839,23 @@
           <w:sz w:val="22"/>
           <w:szCs w:val="22"/>
         </w:rPr>
-        <w:t>ENTRY FEE:  $50 – Open;  $40 – Reserve</w:t>
+        <w:t xml:space="preserve">ENTRY FEE:  $50 – </w:t>
+      </w:r>
+      <w:proofErr w:type="gramStart"/>
+      <w:r>
+        <w:rPr>
+          <w:sz w:val="22"/>
+          <w:szCs w:val="22"/>
+        </w:rPr>
+        <w:t>Open;  $</w:t>
+      </w:r>
+      <w:proofErr w:type="gramEnd"/>
+      <w:r>
+        <w:rPr>
+          <w:sz w:val="22"/>
+          <w:szCs w:val="22"/>
+        </w:rPr>
+        <w:t>40 – Reserve</w:t>
       </w:r>
     </w:p>
     <w:p>
@@ -3437,38 +3964,34 @@
           <w:bottom w:val="single" w:sz="4" w:space="1" w:color="auto"/>
           <w:right w:val="single" w:sz="4" w:space="4" w:color="auto"/>
         </w:pBdr>
-        <w:rPr>
-          <w:b/>
-          <w:bCs/>
-          <w:sz w:val="22"/>
-          <w:szCs w:val="22"/>
-        </w:rPr>
-      </w:pPr>
-      <w:r>
-        <w:rPr>
-          <w:b/>
-          <w:bCs/>
-          <w:sz w:val="22"/>
-          <w:szCs w:val="22"/>
-        </w:rPr>
-        <w:t>More info, and to register:</w:t>
-      </w:r>
-    </w:p>
-    <w:p>
-      <w:pPr>
-        <w:pBdr>
-          <w:top w:val="single" w:sz="4" w:space="1" w:color="auto"/>
-          <w:left w:val="single" w:sz="4" w:space="4" w:color="auto"/>
-          <w:bottom w:val="single" w:sz="4" w:space="1" w:color="auto"/>
-          <w:right w:val="single" w:sz="4" w:space="4" w:color="auto"/>
-        </w:pBdr>
-        <w:rPr>
-          <w:b/>
-          <w:bCs/>
-          <w:sz w:val="22"/>
-          <w:szCs w:val="22"/>
-        </w:rPr>
-      </w:pPr>
+      </w:pPr>
+      <w:r>
+        <w:rPr>
+          <w:b/>
+          <w:bCs/>
+          <w:sz w:val="22"/>
+          <w:szCs w:val="22"/>
+        </w:rPr>
+        <w:t>Reg</w:t>
+      </w:r>
+      <w:r>
+        <w:rPr>
+          <w:b/>
+          <w:bCs/>
+          <w:sz w:val="22"/>
+          <w:szCs w:val="22"/>
+        </w:rPr>
+        <w:t>:</w:t>
+      </w:r>
+      <w:r>
+        <w:rPr>
+          <w:b/>
+          <w:bCs/>
+          <w:sz w:val="22"/>
+          <w:szCs w:val="22"/>
+        </w:rPr>
+        <w:t xml:space="preserve"> </w:t>
+      </w:r>
       <w:hyperlink r:id="rId7" w:history="1">
         <w:r>
           <w:rPr>
@@ -3484,6 +4007,46 @@
     </w:p>
     <w:p>
       <w:pPr>
+        <w:pBdr>
+          <w:top w:val="single" w:sz="4" w:space="1" w:color="auto"/>
+          <w:left w:val="single" w:sz="4" w:space="4" w:color="auto"/>
+          <w:bottom w:val="single" w:sz="4" w:space="1" w:color="auto"/>
+          <w:right w:val="single" w:sz="4" w:space="4" w:color="auto"/>
+        </w:pBdr>
+        <w:rPr>
+          <w:b/>
+          <w:bCs/>
+          <w:sz w:val="22"/>
+          <w:szCs w:val="22"/>
+        </w:rPr>
+      </w:pPr>
+    </w:p>
+    <w:p>
+      <w:pPr>
+        <w:rPr>
+          <w:b/>
+          <w:bCs/>
+          <w:color w:val="7030A0"/>
+          <w:sz w:val="22"/>
+          <w:szCs w:val="22"/>
+          <w:u w:val="single"/>
+        </w:rPr>
+      </w:pPr>
+    </w:p>
+    <w:p>
+      <w:pPr>
+        <w:rPr>
+          <w:b/>
+          <w:bCs/>
+          <w:color w:val="7030A0"/>
+          <w:sz w:val="22"/>
+          <w:szCs w:val="22"/>
+          <w:u w:val="single"/>
+        </w:rPr>
+      </w:pPr>
+    </w:p>
+    <w:p>
+      <w:pPr>
         <w:rPr>
           <w:b/>
           <w:bCs/>
@@ -3503,24 +4066,160 @@
           <w:u w:val="single"/>
         </w:rPr>
         <w:lastRenderedPageBreak/>
-        <w:t>Garfield Gambits a Pawn Swiss: October 9, 16, 23, 30 &amp; November 6</w:t>
-      </w:r>
-    </w:p>
-    <w:p>
-      <w:pPr>
-        <w:rPr>
-          <w:color w:val="7030A0"/>
-          <w:sz w:val="22"/>
-          <w:szCs w:val="22"/>
-        </w:rPr>
-      </w:pPr>
-      <w:r>
-        <w:rPr>
-          <w:color w:val="7030A0"/>
-          <w:sz w:val="22"/>
-          <w:szCs w:val="22"/>
-        </w:rPr>
-        <w:t xml:space="preserve">5-Round Swiss in Two Sections (Open and U1600).  Game/90;d5.  USCF Rated.  EF:  $10.00.  (One ½-point bye available for any round (except round five) if requested at least 2-days prior to round) TD is Grochowski; ATD is Wainscott  </w:t>
+        <w:t xml:space="preserve">Garfield Gambits a Pawn Swiss: </w:t>
+      </w:r>
+      <w:r>
+        <w:rPr>
+          <w:b/>
+          <w:bCs/>
+          <w:color w:val="7030A0"/>
+          <w:sz w:val="22"/>
+          <w:szCs w:val="22"/>
+          <w:u w:val="single"/>
+        </w:rPr>
+        <w:t xml:space="preserve">November </w:t>
+      </w:r>
+      <w:r>
+        <w:rPr>
+          <w:b/>
+          <w:bCs/>
+          <w:color w:val="7030A0"/>
+          <w:sz w:val="22"/>
+          <w:szCs w:val="22"/>
+          <w:u w:val="single"/>
+        </w:rPr>
+        <w:t>6</w:t>
+      </w:r>
+      <w:r>
+        <w:rPr>
+          <w:b/>
+          <w:bCs/>
+          <w:color w:val="7030A0"/>
+          <w:sz w:val="22"/>
+          <w:szCs w:val="22"/>
+          <w:u w:val="single"/>
+        </w:rPr>
+        <w:t xml:space="preserve">, </w:t>
+      </w:r>
+      <w:r>
+        <w:rPr>
+          <w:b/>
+          <w:bCs/>
+          <w:color w:val="7030A0"/>
+          <w:sz w:val="22"/>
+          <w:szCs w:val="22"/>
+          <w:u w:val="single"/>
+        </w:rPr>
+        <w:t>1</w:t>
+      </w:r>
+      <w:r>
+        <w:rPr>
+          <w:b/>
+          <w:bCs/>
+          <w:color w:val="7030A0"/>
+          <w:sz w:val="22"/>
+          <w:szCs w:val="22"/>
+          <w:u w:val="single"/>
+        </w:rPr>
+        <w:t>3</w:t>
+      </w:r>
+      <w:r>
+        <w:rPr>
+          <w:b/>
+          <w:bCs/>
+          <w:color w:val="7030A0"/>
+          <w:sz w:val="22"/>
+          <w:szCs w:val="22"/>
+          <w:u w:val="single"/>
+        </w:rPr>
+        <w:t>, 20</w:t>
+      </w:r>
+      <w:r>
+        <w:rPr>
+          <w:b/>
+          <w:bCs/>
+          <w:color w:val="7030A0"/>
+          <w:sz w:val="22"/>
+          <w:szCs w:val="22"/>
+          <w:u w:val="single"/>
+        </w:rPr>
+        <w:t xml:space="preserve"> &amp; </w:t>
+      </w:r>
+      <w:r>
+        <w:rPr>
+          <w:b/>
+          <w:bCs/>
+          <w:color w:val="7030A0"/>
+          <w:sz w:val="22"/>
+          <w:szCs w:val="22"/>
+          <w:u w:val="single"/>
+        </w:rPr>
+        <w:t>Dec</w:t>
+      </w:r>
+      <w:r>
+        <w:rPr>
+          <w:b/>
+          <w:bCs/>
+          <w:color w:val="7030A0"/>
+          <w:sz w:val="22"/>
+          <w:szCs w:val="22"/>
+          <w:u w:val="single"/>
+        </w:rPr>
+        <w:t xml:space="preserve">ember </w:t>
+      </w:r>
+      <w:r>
+        <w:rPr>
+          <w:b/>
+          <w:bCs/>
+          <w:color w:val="7030A0"/>
+          <w:sz w:val="22"/>
+          <w:szCs w:val="22"/>
+          <w:u w:val="single"/>
+        </w:rPr>
+        <w:t>4</w:t>
+      </w:r>
+    </w:p>
+    <w:p>
+      <w:pPr>
+        <w:rPr>
+          <w:color w:val="7030A0"/>
+          <w:sz w:val="22"/>
+          <w:szCs w:val="22"/>
+        </w:rPr>
+      </w:pPr>
+      <w:r>
+        <w:rPr>
+          <w:color w:val="7030A0"/>
+          <w:sz w:val="22"/>
+          <w:szCs w:val="22"/>
+        </w:rPr>
+        <w:t>4</w:t>
+      </w:r>
+      <w:r>
+        <w:rPr>
+          <w:color w:val="7030A0"/>
+          <w:sz w:val="22"/>
+          <w:szCs w:val="22"/>
+        </w:rPr>
+        <w:t>-Round Swiss in Two Sections (Open and U1600).  Game/</w:t>
+      </w:r>
+      <w:proofErr w:type="gramStart"/>
+      <w:r>
+        <w:rPr>
+          <w:color w:val="7030A0"/>
+          <w:sz w:val="22"/>
+          <w:szCs w:val="22"/>
+        </w:rPr>
+        <w:t>90;d</w:t>
+      </w:r>
+      <w:proofErr w:type="gramEnd"/>
+      <w:r>
+        <w:rPr>
+          <w:color w:val="7030A0"/>
+          <w:sz w:val="22"/>
+          <w:szCs w:val="22"/>
+        </w:rPr>
+        <w:t xml:space="preserve">5.  USCF Rated.  EF:  $10.00.  (One ½-point bye available for any round (except round five) if requested at least 2-days prior to round) TD is Grochowski; ATD is Wainscott  </w:t>
       </w:r>
     </w:p>
     <w:p>
@@ -3563,54 +4262,95 @@
           <w:szCs w:val="22"/>
           <w:u w:val="single"/>
         </w:rPr>
-        <w:t xml:space="preserve"> Swiss: November 13, 20</w:t>
-      </w:r>
-      <w:r>
-        <w:rPr>
-          <w:b/>
-          <w:bCs/>
+        <w:t xml:space="preserve"> Swiss: December 11, 18</w:t>
+      </w:r>
+      <w:r>
+        <w:rPr>
+          <w:b/>
+          <w:bCs/>
+          <w:color w:val="0000FF"/>
+          <w:sz w:val="22"/>
+          <w:szCs w:val="22"/>
+          <w:u w:val="single"/>
+        </w:rPr>
+        <w:t xml:space="preserve"> &amp; January 8, 15</w:t>
+      </w:r>
+    </w:p>
+    <w:p>
+      <w:pPr>
+        <w:rPr>
+          <w:color w:val="0000FF"/>
+          <w:sz w:val="22"/>
+          <w:szCs w:val="22"/>
+        </w:rPr>
+      </w:pPr>
+      <w:r>
+        <w:rPr>
+          <w:color w:val="0000FF"/>
+          <w:sz w:val="22"/>
+          <w:szCs w:val="22"/>
+        </w:rPr>
+        <w:t>4</w:t>
+      </w:r>
+      <w:r>
+        <w:rPr>
+          <w:color w:val="0000FF"/>
+          <w:sz w:val="22"/>
+          <w:szCs w:val="22"/>
+        </w:rPr>
+        <w:t>-Round Swiss in Two Sections (Open and U1600).  Game/</w:t>
+      </w:r>
+      <w:proofErr w:type="gramStart"/>
+      <w:r>
+        <w:rPr>
+          <w:color w:val="0000FF"/>
+          <w:sz w:val="22"/>
+          <w:szCs w:val="22"/>
+        </w:rPr>
+        <w:t>90;d</w:t>
+      </w:r>
+      <w:proofErr w:type="gramEnd"/>
+      <w:r>
+        <w:rPr>
+          <w:color w:val="0000FF"/>
+          <w:sz w:val="22"/>
+          <w:szCs w:val="22"/>
+        </w:rPr>
+        <w:t xml:space="preserve">5.  USCF Rated.  EF:  $10.00.  (One ½-point bye available for any round (except round five) if requested at least 2-days prior to round) TD is Wainscott; ATD is </w:t>
+      </w:r>
+      <w:proofErr w:type="gramStart"/>
+      <w:r>
+        <w:rPr>
+          <w:color w:val="0000FF"/>
+          <w:sz w:val="22"/>
+          <w:szCs w:val="22"/>
+        </w:rPr>
+        <w:t xml:space="preserve">Grochowski  </w:t>
+      </w:r>
+      <w:r>
+        <w:rPr>
           <w:color w:val="C00000"/>
           <w:sz w:val="22"/>
           <w:szCs w:val="22"/>
-          <w:u w:val="single"/>
+        </w:rPr>
+        <w:t>(</w:t>
+      </w:r>
+      <w:proofErr w:type="gramEnd"/>
+      <w:r>
+        <w:rPr>
+          <w:color w:val="C00000"/>
+          <w:sz w:val="22"/>
+          <w:szCs w:val="22"/>
         </w:rPr>
         <w:t>*</w:t>
       </w:r>
       <w:r>
         <w:rPr>
-          <w:b/>
-          <w:bCs/>
-          <w:color w:val="0000FF"/>
-          <w:sz w:val="22"/>
-          <w:szCs w:val="22"/>
-          <w:u w:val="single"/>
-        </w:rPr>
-        <w:t xml:space="preserve"> &amp; December 4, 11, 18</w:t>
-      </w:r>
-    </w:p>
-    <w:p>
-      <w:pPr>
-        <w:rPr>
-          <w:color w:val="0000FF"/>
-          <w:sz w:val="22"/>
-          <w:szCs w:val="22"/>
-        </w:rPr>
-      </w:pPr>
-      <w:r>
-        <w:rPr>
-          <w:color w:val="0000FF"/>
-          <w:sz w:val="22"/>
-          <w:szCs w:val="22"/>
-        </w:rPr>
-        <w:t xml:space="preserve">5-Round Swiss in Two Sections (Open and U1600).  Game/90;d5.  USCF Rated.  EF:  $10.00.  (One ½-point bye available for any round (except round five) if requested at least 2-days prior to round) TD is Wainscott; ATD is Grochowski  </w:t>
-      </w:r>
-      <w:r>
-        <w:rPr>
           <w:color w:val="C00000"/>
           <w:sz w:val="22"/>
           <w:szCs w:val="22"/>
         </w:rPr>
-        <w:t>(</w:t>
+        <w:t xml:space="preserve">no chess </w:t>
       </w:r>
       <w:r>
         <w:rPr>
@@ -3618,7 +4358,7 @@
           <w:sz w:val="22"/>
           <w:szCs w:val="22"/>
         </w:rPr>
-        <w:t>*</w:t>
+        <w:t>Dec</w:t>
       </w:r>
       <w:r>
         <w:rPr>
@@ -3626,39 +4366,35 @@
           <w:sz w:val="22"/>
           <w:szCs w:val="22"/>
         </w:rPr>
-        <w:t>no chess Nov. 27)</w:t>
-      </w:r>
-    </w:p>
-    <w:p>
-      <w:pPr>
-        <w:rPr>
-          <w:sz w:val="22"/>
-          <w:szCs w:val="22"/>
-        </w:rPr>
-      </w:pPr>
-    </w:p>
-    <w:p>
-      <w:pPr>
-        <w:rPr>
-          <w:b/>
-          <w:bCs/>
+        <w:t>. 2</w:t>
+      </w:r>
+      <w:r>
+        <w:rPr>
           <w:color w:val="C00000"/>
           <w:sz w:val="22"/>
           <w:szCs w:val="22"/>
         </w:rPr>
-      </w:pPr>
-    </w:p>
-    <w:p>
-      <w:pPr>
-        <w:rPr>
-          <w:b/>
-          <w:bCs/>
+        <w:t>5 or Jan. 1</w:t>
+      </w:r>
+      <w:r>
+        <w:rPr>
           <w:color w:val="C00000"/>
           <w:sz w:val="22"/>
           <w:szCs w:val="22"/>
         </w:rPr>
-      </w:pPr>
-      <w:r>
+        <w:t>)</w:t>
+      </w:r>
+    </w:p>
+    <w:p>
+      <w:pPr>
+        <w:rPr>
+          <w:sz w:val="22"/>
+          <w:szCs w:val="22"/>
+        </w:rPr>
+      </w:pPr>
+    </w:p>
+    <w:p>
+      <w:pPr>
         <w:rPr>
           <w:b/>
           <w:bCs/>
@@ -3666,6 +4402,26 @@
           <w:sz w:val="22"/>
           <w:szCs w:val="22"/>
         </w:rPr>
+      </w:pPr>
+    </w:p>
+    <w:p>
+      <w:pPr>
+        <w:rPr>
+          <w:b/>
+          <w:bCs/>
+          <w:color w:val="C00000"/>
+          <w:sz w:val="22"/>
+          <w:szCs w:val="22"/>
+        </w:rPr>
+      </w:pPr>
+      <w:r>
+        <w:rPr>
+          <w:b/>
+          <w:bCs/>
+          <w:color w:val="C00000"/>
+          <w:sz w:val="22"/>
+          <w:szCs w:val="22"/>
+        </w:rPr>
         <w:t>NO chess on Thanksgiving (November 27)</w:t>
       </w:r>
     </w:p>
@@ -3709,7 +4465,28 @@
           <w:sz w:val="22"/>
           <w:szCs w:val="22"/>
         </w:rPr>
-        <w:t>No chess on Christmas or New Years Day (December 25 &amp; January 1)</w:t>
+        <w:t xml:space="preserve">No chess on Christmas or New Years Day </w:t>
+      </w:r>
+    </w:p>
+    <w:p>
+      <w:pPr>
+        <w:rPr>
+          <w:b/>
+          <w:bCs/>
+          <w:color w:val="C00000"/>
+          <w:sz w:val="22"/>
+          <w:szCs w:val="22"/>
+        </w:rPr>
+      </w:pPr>
+      <w:r>
+        <w:rPr>
+          <w:b/>
+          <w:bCs/>
+          <w:color w:val="C00000"/>
+          <w:sz w:val="22"/>
+          <w:szCs w:val="22"/>
+        </w:rPr>
+        <w:t>(December 25 &amp; January 1)</w:t>
       </w:r>
     </w:p>
     <w:p>
@@ -4841,7 +5618,43 @@
           <w:sz w:val="20"/>
           <w:szCs w:val="20"/>
         </w:rPr>
-        <w:t>August 3</w:t>
+        <w:t>September</w:t>
+      </w:r>
+      <w:r>
+        <w:rPr>
+          <w:i/>
+          <w:iCs/>
+          <w:color w:val="205768"/>
+          <w:spacing w:val="-14"/>
+          <w:w w:val="115"/>
+          <w:sz w:val="20"/>
+          <w:szCs w:val="20"/>
+        </w:rPr>
+        <w:t xml:space="preserve"> </w:t>
+      </w:r>
+      <w:r>
+        <w:rPr>
+          <w:i/>
+          <w:iCs/>
+          <w:color w:val="205768"/>
+          <w:spacing w:val="-14"/>
+          <w:w w:val="115"/>
+          <w:sz w:val="20"/>
+          <w:szCs w:val="20"/>
+        </w:rPr>
+        <w:t>1</w:t>
+      </w:r>
+      <w:r>
+        <w:rPr>
+          <w:i/>
+          <w:iCs/>
+          <w:color w:val="205768"/>
+          <w:spacing w:val="-14"/>
+          <w:w w:val="115"/>
+          <w:sz w:val="20"/>
+          <w:szCs w:val="20"/>
+        </w:rPr>
+        <w:t>0</w:t>
       </w:r>
       <w:r>
         <w:rPr>
@@ -5241,6 +6054,120 @@
     </w:lvl>
   </w:abstractNum>
   <w:abstractNum w:abstractNumId="3" w15:restartNumberingAfterBreak="0">
+    <w:nsid w:val="47007C0D"/>
+    <w:multiLevelType w:val="hybridMultilevel"/>
+    <w:tmpl w:val="36A60A08"/>
+    <w:lvl w:ilvl="0" w:tplc="F5A8E754">
+      <w:start w:val="608"/>
+      <w:numFmt w:val="bullet"/>
+      <w:lvlText w:val=""/>
+      <w:lvlJc w:val="left"/>
+      <w:pPr>
+        <w:ind w:left="720" w:hanging="360"/>
+      </w:pPr>
+      <w:rPr>
+        <w:rFonts w:ascii="Wingdings" w:eastAsiaTheme="minorEastAsia" w:hAnsi="Wingdings" w:cs="Times New Roman" w:hint="default"/>
+        <w:color w:val="auto"/>
+      </w:rPr>
+    </w:lvl>
+    <w:lvl w:ilvl="1" w:tplc="04090003" w:tentative="1">
+      <w:start w:val="1"/>
+      <w:numFmt w:val="bullet"/>
+      <w:lvlText w:val="o"/>
+      <w:lvlJc w:val="left"/>
+      <w:pPr>
+        <w:ind w:left="1440" w:hanging="360"/>
+      </w:pPr>
+      <w:rPr>
+        <w:rFonts w:ascii="Courier New" w:hAnsi="Courier New" w:cs="Courier New" w:hint="default"/>
+      </w:rPr>
+    </w:lvl>
+    <w:lvl w:ilvl="2" w:tplc="04090005" w:tentative="1">
+      <w:start w:val="1"/>
+      <w:numFmt w:val="bullet"/>
+      <w:lvlText w:val=""/>
+      <w:lvlJc w:val="left"/>
+      <w:pPr>
+        <w:ind w:left="2160" w:hanging="360"/>
+      </w:pPr>
+      <w:rPr>
+        <w:rFonts w:ascii="Wingdings" w:hAnsi="Wingdings" w:hint="default"/>
+      </w:rPr>
+    </w:lvl>
+    <w:lvl w:ilvl="3" w:tplc="04090001" w:tentative="1">
+      <w:start w:val="1"/>
+      <w:numFmt w:val="bullet"/>
+      <w:lvlText w:val=""/>
+      <w:lvlJc w:val="left"/>
+      <w:pPr>
+        <w:ind w:left="2880" w:hanging="360"/>
+      </w:pPr>
+      <w:rPr>
+        <w:rFonts w:ascii="Symbol" w:hAnsi="Symbol" w:hint="default"/>
+      </w:rPr>
+    </w:lvl>
+    <w:lvl w:ilvl="4" w:tplc="04090003" w:tentative="1">
+      <w:start w:val="1"/>
+      <w:numFmt w:val="bullet"/>
+      <w:lvlText w:val="o"/>
+      <w:lvlJc w:val="left"/>
+      <w:pPr>
+        <w:ind w:left="3600" w:hanging="360"/>
+      </w:pPr>
+      <w:rPr>
+        <w:rFonts w:ascii="Courier New" w:hAnsi="Courier New" w:cs="Courier New" w:hint="default"/>
+      </w:rPr>
+    </w:lvl>
+    <w:lvl w:ilvl="5" w:tplc="04090005" w:tentative="1">
+      <w:start w:val="1"/>
+      <w:numFmt w:val="bullet"/>
+      <w:lvlText w:val=""/>
+      <w:lvlJc w:val="left"/>
+      <w:pPr>
+        <w:ind w:left="4320" w:hanging="360"/>
+      </w:pPr>
+      <w:rPr>
+        <w:rFonts w:ascii="Wingdings" w:hAnsi="Wingdings" w:hint="default"/>
+      </w:rPr>
+    </w:lvl>
+    <w:lvl w:ilvl="6" w:tplc="04090001" w:tentative="1">
+      <w:start w:val="1"/>
+      <w:numFmt w:val="bullet"/>
+      <w:lvlText w:val=""/>
+      <w:lvlJc w:val="left"/>
+      <w:pPr>
+        <w:ind w:left="5040" w:hanging="360"/>
+      </w:pPr>
+      <w:rPr>
+        <w:rFonts w:ascii="Symbol" w:hAnsi="Symbol" w:hint="default"/>
+      </w:rPr>
+    </w:lvl>
+    <w:lvl w:ilvl="7" w:tplc="04090003" w:tentative="1">
+      <w:start w:val="1"/>
+      <w:numFmt w:val="bullet"/>
+      <w:lvlText w:val="o"/>
+      <w:lvlJc w:val="left"/>
+      <w:pPr>
+        <w:ind w:left="5760" w:hanging="360"/>
+      </w:pPr>
+      <w:rPr>
+        <w:rFonts w:ascii="Courier New" w:hAnsi="Courier New" w:cs="Courier New" w:hint="default"/>
+      </w:rPr>
+    </w:lvl>
+    <w:lvl w:ilvl="8" w:tplc="04090005" w:tentative="1">
+      <w:start w:val="1"/>
+      <w:numFmt w:val="bullet"/>
+      <w:lvlText w:val=""/>
+      <w:lvlJc w:val="left"/>
+      <w:pPr>
+        <w:ind w:left="6480" w:hanging="360"/>
+      </w:pPr>
+      <w:rPr>
+        <w:rFonts w:ascii="Wingdings" w:hAnsi="Wingdings" w:hint="default"/>
+      </w:rPr>
+    </w:lvl>
+  </w:abstractNum>
+  <w:abstractNum w:abstractNumId="4" w15:restartNumberingAfterBreak="0">
     <w:nsid w:val="4707153A"/>
     <w:multiLevelType w:val="hybridMultilevel"/>
     <w:tmpl w:val="F14C7C40"/>
@@ -5353,7 +6280,7 @@
       </w:rPr>
     </w:lvl>
   </w:abstractNum>
-  <w:abstractNum w:abstractNumId="4" w15:restartNumberingAfterBreak="0">
+  <w:abstractNum w:abstractNumId="5" w15:restartNumberingAfterBreak="0">
     <w:nsid w:val="52677867"/>
     <w:multiLevelType w:val="hybridMultilevel"/>
     <w:tmpl w:val="1610A580"/>
@@ -5466,19 +6393,22 @@
     </w:lvl>
   </w:abstractNum>
   <w:num w:numId="1" w16cid:durableId="2118865315">
-    <w:abstractNumId w:val="3"/>
+    <w:abstractNumId w:val="4"/>
   </w:num>
   <w:num w:numId="2" w16cid:durableId="1162550045">
     <w:abstractNumId w:val="1"/>
   </w:num>
   <w:num w:numId="3" w16cid:durableId="1050304160">
-    <w:abstractNumId w:val="4"/>
+    <w:abstractNumId w:val="5"/>
   </w:num>
   <w:num w:numId="4" w16cid:durableId="2027368807">
     <w:abstractNumId w:val="2"/>
   </w:num>
   <w:num w:numId="5" w16cid:durableId="2094817255">
     <w:abstractNumId w:val="0"/>
+  </w:num>
+  <w:num w:numId="6" w16cid:durableId="1021204565">
+    <w:abstractNumId w:val="3"/>
   </w:num>
 </w:numbering>
 </file>
